--- a/Documentation/Formal/DOC-002 Technical Design.docx
+++ b/Documentation/Formal/DOC-002 Technical Design.docx
@@ -9,6 +9,10 @@
       </w:pPr>
       <w:r>
         <w:t>DOC-002</w:t>
+        <w:br/>
+        <w:t>Construction Analytics Solution</w:t>
+        <w:br/>
+        <w:t>Technical Design</w:t>
       </w:r>
     </w:p>
     <w:p>
@@ -18,20 +22,10 @@
       <w:r>
         <w:rPr>
           <w:b/>
-          <w:sz w:val="36"/>
         </w:rPr>
-        <w:t>Construction Analytics Solution</w:t>
-      </w:r>
-      <w:r>
-        <w:rPr>
-          <w:b/>
-          <w:sz w:val="32"/>
-        </w:rPr>
-        <w:br/>
-        <w:t>Technical Design Document</w:t>
-      </w:r>
-    </w:p>
-    <w:p/>
+        <w:t>Version 0.3 | Updated through SA-003</w:t>
+      </w:r>
+    </w:p>
     <w:tbl>
       <w:tblPr>
         <w:tblStyle w:val="TableGrid"/>
@@ -40,226 +34,161 @@
         <w:tblLook w:firstColumn="1" w:firstRow="1" w:lastColumn="0" w:lastRow="0" w:noHBand="0" w:noVBand="1" w:val="04A0"/>
       </w:tblPr>
       <w:tblGrid>
-        <w:gridCol w:w="4968"/>
-        <w:gridCol w:w="4968"/>
+        <w:gridCol w:w="5112"/>
+        <w:gridCol w:w="5112"/>
       </w:tblGrid>
       <w:tr>
-        <w:trPr>
-          <w:cantSplit/>
-          <w:tblHeader w:val="true"/>
-        </w:trPr>
         <w:tc>
           <w:tcPr>
-            <w:tcW w:type="dxa" w:w="4968"/>
+            <w:tcW w:type="dxa" w:w="5112"/>
             <w:vAlign w:val="center"/>
             <w:shd w:fill="D9EAF7"/>
           </w:tcPr>
           <w:p>
-            <w:pPr>
-              <w:spacing w:after="0"/>
-            </w:pPr>
-            <w:r/>
             <w:r>
-              <w:rPr>
-                <w:b/>
-              </w:rPr>
               <w:t>Document ID</w:t>
             </w:r>
           </w:p>
         </w:tc>
         <w:tc>
           <w:tcPr>
-            <w:tcW w:type="dxa" w:w="4968"/>
+            <w:tcW w:type="dxa" w:w="5112"/>
             <w:vAlign w:val="center"/>
           </w:tcPr>
           <w:p>
-            <w:pPr>
-              <w:spacing w:after="0"/>
-            </w:pPr>
-            <w:r/>
             <w:r>
-              <w:rPr>
-                <w:b w:val="0"/>
-              </w:rPr>
               <w:t>DOC-002</w:t>
             </w:r>
           </w:p>
         </w:tc>
       </w:tr>
       <w:tr>
-        <w:trPr>
-          <w:cantSplit/>
-        </w:trPr>
         <w:tc>
           <w:tcPr>
-            <w:tcW w:type="dxa" w:w="4968"/>
+            <w:tcW w:type="dxa" w:w="5112"/>
             <w:vAlign w:val="center"/>
             <w:shd w:fill="D9EAF7"/>
           </w:tcPr>
           <w:p>
-            <w:pPr>
-              <w:spacing w:after="0"/>
-            </w:pPr>
-            <w:r/>
             <w:r>
-              <w:rPr>
-                <w:b/>
-              </w:rPr>
               <w:t>Version</w:t>
             </w:r>
           </w:p>
         </w:tc>
         <w:tc>
           <w:tcPr>
-            <w:tcW w:type="dxa" w:w="4968"/>
+            <w:tcW w:type="dxa" w:w="5112"/>
             <w:vAlign w:val="center"/>
           </w:tcPr>
           <w:p>
-            <w:pPr>
-              <w:spacing w:after="0"/>
-            </w:pPr>
-            <w:r/>
             <w:r>
-              <w:rPr>
-                <w:b w:val="0"/>
-              </w:rPr>
-              <w:t>0.2</w:t>
+              <w:t>0.3</w:t>
             </w:r>
           </w:p>
         </w:tc>
       </w:tr>
       <w:tr>
-        <w:trPr>
-          <w:cantSplit/>
-        </w:trPr>
         <w:tc>
           <w:tcPr>
-            <w:tcW w:type="dxa" w:w="4968"/>
+            <w:tcW w:type="dxa" w:w="5112"/>
             <w:vAlign w:val="center"/>
             <w:shd w:fill="D9EAF7"/>
           </w:tcPr>
           <w:p>
-            <w:pPr>
-              <w:spacing w:after="0"/>
-            </w:pPr>
-            <w:r/>
             <w:r>
-              <w:rPr>
-                <w:b/>
-              </w:rPr>
-              <w:t>Author</w:t>
+              <w:t>Status</w:t>
             </w:r>
           </w:p>
         </w:tc>
         <w:tc>
           <w:tcPr>
-            <w:tcW w:type="dxa" w:w="4968"/>
+            <w:tcW w:type="dxa" w:w="5112"/>
             <w:vAlign w:val="center"/>
           </w:tcPr>
           <w:p>
-            <w:pPr>
-              <w:spacing w:after="0"/>
-            </w:pPr>
-            <w:r/>
             <w:r>
-              <w:rPr>
-                <w:b w:val="0"/>
-              </w:rPr>
+              <w:t>Draft</w:t>
+            </w:r>
+          </w:p>
+        </w:tc>
+      </w:tr>
+      <w:tr>
+        <w:tc>
+          <w:tcPr>
+            <w:tcW w:type="dxa" w:w="5112"/>
+            <w:vAlign w:val="center"/>
+            <w:shd w:fill="D9EAF7"/>
+          </w:tcPr>
+          <w:p>
+            <w:r>
+              <w:t>Owner</w:t>
+            </w:r>
+          </w:p>
+        </w:tc>
+        <w:tc>
+          <w:tcPr>
+            <w:tcW w:type="dxa" w:w="5112"/>
+            <w:vAlign w:val="center"/>
+          </w:tcPr>
+          <w:p>
+            <w:r>
               <w:t>Mark Vecchione</w:t>
             </w:r>
           </w:p>
         </w:tc>
       </w:tr>
       <w:tr>
-        <w:trPr>
-          <w:cantSplit/>
-        </w:trPr>
         <w:tc>
           <w:tcPr>
-            <w:tcW w:type="dxa" w:w="4968"/>
+            <w:tcW w:type="dxa" w:w="5112"/>
             <w:vAlign w:val="center"/>
             <w:shd w:fill="D9EAF7"/>
           </w:tcPr>
           <w:p>
-            <w:pPr>
-              <w:spacing w:after="0"/>
-            </w:pPr>
-            <w:r/>
             <w:r>
-              <w:rPr>
-                <w:b/>
-              </w:rPr>
-              <w:t>Status</w:t>
-            </w:r>
-          </w:p>
-        </w:tc>
-        <w:tc>
-          <w:tcPr>
-            <w:tcW w:type="dxa" w:w="4968"/>
-            <w:vAlign w:val="center"/>
-          </w:tcPr>
-          <w:p>
-            <w:pPr>
-              <w:spacing w:after="0"/>
-            </w:pPr>
-            <w:r/>
-            <w:r>
-              <w:rPr>
-                <w:b w:val="0"/>
-              </w:rPr>
-              <w:t>Draft</w:t>
-            </w:r>
-          </w:p>
-        </w:tc>
-      </w:tr>
-      <w:tr>
-        <w:trPr>
-          <w:cantSplit/>
-        </w:trPr>
-        <w:tc>
-          <w:tcPr>
-            <w:tcW w:type="dxa" w:w="4968"/>
-            <w:vAlign w:val="center"/>
-            <w:shd w:fill="D9EAF7"/>
-          </w:tcPr>
-          <w:p>
-            <w:pPr>
-              <w:spacing w:after="0"/>
-            </w:pPr>
-            <w:r/>
-            <w:r>
-              <w:rPr>
-                <w:b/>
-              </w:rPr>
               <w:t>Last Updated</w:t>
             </w:r>
           </w:p>
         </w:tc>
         <w:tc>
           <w:tcPr>
-            <w:tcW w:type="dxa" w:w="4968"/>
+            <w:tcW w:type="dxa" w:w="5112"/>
             <w:vAlign w:val="center"/>
           </w:tcPr>
           <w:p>
-            <w:pPr>
-              <w:spacing w:after="0"/>
-            </w:pPr>
-            <w:r/>
             <w:r>
-              <w:rPr>
-                <w:b w:val="0"/>
-              </w:rPr>
               <w:t>July 21, 2026</w:t>
             </w:r>
           </w:p>
         </w:tc>
       </w:tr>
+      <w:tr>
+        <w:tc>
+          <w:tcPr>
+            <w:tcW w:type="dxa" w:w="5112"/>
+            <w:vAlign w:val="center"/>
+            <w:shd w:fill="D9EAF7"/>
+          </w:tcPr>
+          <w:p>
+            <w:r>
+              <w:t>Scope</w:t>
+            </w:r>
+          </w:p>
+        </w:tc>
+        <w:tc>
+          <w:tcPr>
+            <w:tcW w:type="dxa" w:w="5112"/>
+            <w:vAlign w:val="center"/>
+          </w:tcPr>
+          <w:p>
+            <w:r>
+              <w:t>Updated through SA-003 – Logical Data Model and Subject Areas</w:t>
+            </w:r>
+          </w:p>
+        </w:tc>
+      </w:tr>
     </w:tbl>
-    <w:p>
-      <w:r>
-        <w:br w:type="page"/>
-      </w:r>
-    </w:p>
+    <w:p/>
     <w:p>
       <w:pPr>
         <w:pStyle w:val="Heading1"/>
@@ -269,85 +198,13 @@
       </w:r>
     </w:p>
     <w:p>
-      <w:pPr>
-        <w:pStyle w:val="Heading2"/>
-      </w:pPr>
-      <w:r>
-        <w:t>1.1 Document Purpose</w:t>
-      </w:r>
-    </w:p>
-    <w:p>
-      <w:r>
-        <w:t>This document defines the technical architecture of the Construction Analytics Solution. It describes the technology stack, logical architecture, data-design principles, business-rule placement, transaction grain, reporting architecture, development standards, and version-control approach used throughout the project.</w:t>
-      </w:r>
-    </w:p>
-    <w:p>
-      <w:r>
-        <w:t>The Technical Design Document serves as the implementation guide for the database, analytics layer, and visualization components. It complements DOC-001 – Functional Specification and incorporates the business entities and relationships approved during SA-001 and SA-002.</w:t>
-      </w:r>
-    </w:p>
-    <w:p>
-      <w:pPr>
-        <w:pStyle w:val="Heading2"/>
-      </w:pPr>
-      <w:r>
-        <w:t>1.2 Design Objectives</w:t>
-      </w:r>
-    </w:p>
-    <w:p>
-      <w:pPr>
-        <w:pStyle w:val="ListBullet"/>
-      </w:pPr>
-      <w:r>
-        <w:t>Create a portfolio-quality, end-to-end construction analytics solution.</w:t>
-      </w:r>
-    </w:p>
-    <w:p>
-      <w:pPr>
-        <w:pStyle w:val="ListBullet"/>
-      </w:pPr>
-      <w:r>
-        <w:t>Model the operational and financial processes of a high-volume specialty construction contractor.</w:t>
-      </w:r>
-    </w:p>
-    <w:p>
-      <w:pPr>
-        <w:pStyle w:val="ListBullet"/>
-      </w:pPr>
-      <w:r>
-        <w:t>Support same-day estimated job-cost reporting before weekly payroll and equipment posting is complete.</w:t>
-      </w:r>
-    </w:p>
-    <w:p>
-      <w:pPr>
-        <w:pStyle w:val="ListBullet"/>
-      </w:pPr>
-      <w:r>
-        <w:t>Preserve authoritative posted job cost while preventing estimated and final costs from being double-counted.</w:t>
-      </w:r>
-    </w:p>
-    <w:p>
-      <w:pPr>
-        <w:pStyle w:val="ListBullet"/>
-      </w:pPr>
-      <w:r>
-        <w:t>Centralize reusable business logic in SQL so Power BI and Tableau report consistent results.</w:t>
-      </w:r>
-    </w:p>
-    <w:p>
-      <w:pPr>
-        <w:pStyle w:val="ListBullet"/>
-      </w:pPr>
-      <w:r>
-        <w:t>Support executive, operational, project-management, estimating, finance, WIP, and closed-job analysis.</w:t>
-      </w:r>
-    </w:p>
-    <w:p>
-      <w:pPr>
-        <w:pStyle w:val="ListBullet"/>
-      </w:pPr>
-      <w:r>
-        <w:t>Use a scalable architecture that can later support additional subject areas without redesigning the core model.</w:t>
+      <w:r>
+        <w:t>This Technical Design document defines the logical and technical architecture for the Construction Analytics Solution. It translates the approved business discovery and solution-architecture decisions into a design that can guide database development, SQL reporting views, Power BI, Tableau, and future integration work.</w:t>
+      </w:r>
+    </w:p>
+    <w:p>
+      <w:r>
+        <w:t>The design is intentionally implementation-neutral at this stage. Physical table names, column data types, indexes, partitioning, and deployment details will be finalized during database design and development.</w:t>
       </w:r>
     </w:p>
     <w:p>
@@ -355,7 +212,63 @@
         <w:pStyle w:val="Heading1"/>
       </w:pPr>
       <w:r>
-        <w:t>2. Technology Stack</w:t>
+        <w:t>2. Solution Objectives</w:t>
+      </w:r>
+    </w:p>
+    <w:p>
+      <w:pPr>
+        <w:pStyle w:val="ListBullet"/>
+      </w:pPr>
+      <w:r>
+        <w:t>Provide same-day visibility into labor, equipment, materials, production, delays, and job performance.</w:t>
+      </w:r>
+    </w:p>
+    <w:p>
+      <w:pPr>
+        <w:pStyle w:val="ListBullet"/>
+      </w:pPr>
+      <w:r>
+        <w:t>Create a normalized analytics database that integrates external operational and financial source systems.</w:t>
+      </w:r>
+    </w:p>
+    <w:p>
+      <w:pPr>
+        <w:pStyle w:val="ListBullet"/>
+      </w:pPr>
+      <w:r>
+        <w:t>Preserve source-system lineage and support reconciliation to posted job cost.</w:t>
+      </w:r>
+    </w:p>
+    <w:p>
+      <w:pPr>
+        <w:pStyle w:val="ListBullet"/>
+      </w:pPr>
+      <w:r>
+        <w:t>Support parent-job WIP, forecasting, profitability, fade/gain, and operational performance reporting.</w:t>
+      </w:r>
+    </w:p>
+    <w:p>
+      <w:pPr>
+        <w:pStyle w:val="ListBullet"/>
+      </w:pPr>
+      <w:r>
+        <w:t>Provide reusable SQL views and analytical models for Power BI and Tableau.</w:t>
+      </w:r>
+    </w:p>
+    <w:p>
+      <w:pPr>
+        <w:pStyle w:val="ListBullet"/>
+      </w:pPr>
+      <w:r>
+        <w:t>Create a portfolio-quality solution that demonstrates construction, accounting, data-modeling, and business-intelligence expertise.</w:t>
+      </w:r>
+    </w:p>
+    <w:p>
+      <w:pPr>
+        <w:pStyle w:val="Heading1"/>
+      </w:pPr>
+      <w:r>
+        <w:t>3. Technology Stack</w:t>
       </w:r>
     </w:p>
     <w:tbl>
@@ -366,430 +279,398 @@
         <w:tblLook w:firstColumn="1" w:firstRow="1" w:lastColumn="0" w:lastRow="0" w:noHBand="0" w:noVBand="1" w:val="04A0"/>
       </w:tblPr>
       <w:tblGrid>
-        <w:gridCol w:w="4968"/>
-        <w:gridCol w:w="4968"/>
+        <w:gridCol w:w="5112"/>
+        <w:gridCol w:w="5112"/>
       </w:tblGrid>
       <w:tr>
         <w:trPr>
-          <w:cantSplit/>
           <w:tblHeader w:val="true"/>
         </w:trPr>
         <w:tc>
           <w:tcPr>
-            <w:tcW w:type="dxa" w:w="4968"/>
-            <w:vAlign w:val="center"/>
-            <w:shd w:fill="D9EAF7"/>
+            <w:tcW w:type="dxa" w:w="5112"/>
+            <w:shd w:fill="B4C6E7"/>
           </w:tcPr>
           <w:p>
-            <w:pPr>
-              <w:spacing w:after="0"/>
-            </w:pPr>
-            <w:r/>
             <w:r>
-              <w:rPr>
-                <w:b/>
-              </w:rPr>
-              <w:t>Component</w:t>
+              <w:t>Layer</w:t>
             </w:r>
           </w:p>
         </w:tc>
         <w:tc>
           <w:tcPr>
-            <w:tcW w:type="dxa" w:w="4968"/>
-            <w:vAlign w:val="center"/>
-            <w:shd w:fill="D9EAF7"/>
+            <w:tcW w:type="dxa" w:w="5112"/>
+            <w:shd w:fill="B4C6E7"/>
           </w:tcPr>
           <w:p>
-            <w:pPr>
-              <w:spacing w:after="0"/>
-            </w:pPr>
-            <w:r/>
             <w:r>
-              <w:rPr>
-                <w:b/>
-              </w:rPr>
-              <w:t>Technology</w:t>
+              <w:t>Planned Technology</w:t>
             </w:r>
           </w:p>
         </w:tc>
       </w:tr>
       <w:tr>
-        <w:trPr>
-          <w:cantSplit/>
-        </w:trPr>
         <w:tc>
           <w:tcPr>
-            <w:tcW w:type="dxa" w:w="4968"/>
-            <w:vAlign w:val="center"/>
+            <w:tcW w:type="dxa" w:w="5112"/>
           </w:tcPr>
           <w:p>
-            <w:pPr>
-              <w:spacing w:after="0"/>
-            </w:pPr>
-            <w:r/>
             <w:r>
-              <w:rPr>
-                <w:b w:val="0"/>
-              </w:rPr>
+              <w:t>Source Systems</w:t>
+            </w:r>
+          </w:p>
+        </w:tc>
+        <w:tc>
+          <w:tcPr>
+            <w:tcW w:type="dxa" w:w="5112"/>
+          </w:tcPr>
+          <w:p>
+            <w:r>
+              <w:t>Construction operational, payroll, accounting, purchasing, material, equipment, and billing systems</w:t>
+            </w:r>
+          </w:p>
+        </w:tc>
+      </w:tr>
+      <w:tr>
+        <w:tc>
+          <w:tcPr>
+            <w:tcW w:type="dxa" w:w="5112"/>
+          </w:tcPr>
+          <w:p>
+            <w:r>
+              <w:t>Data Integration</w:t>
+            </w:r>
+          </w:p>
+        </w:tc>
+        <w:tc>
+          <w:tcPr>
+            <w:tcW w:type="dxa" w:w="5112"/>
+          </w:tcPr>
+          <w:p>
+            <w:r>
+              <w:t>File-based imports, SQL extraction, and future API or scheduled ETL processes</w:t>
+            </w:r>
+          </w:p>
+        </w:tc>
+      </w:tr>
+      <w:tr>
+        <w:tc>
+          <w:tcPr>
+            <w:tcW w:type="dxa" w:w="5112"/>
+          </w:tcPr>
+          <w:p>
+            <w:r>
               <w:t>Database</w:t>
             </w:r>
           </w:p>
         </w:tc>
         <w:tc>
           <w:tcPr>
-            <w:tcW w:type="dxa" w:w="4968"/>
-            <w:vAlign w:val="center"/>
+            <w:tcW w:type="dxa" w:w="5112"/>
           </w:tcPr>
           <w:p>
-            <w:pPr>
-              <w:spacing w:after="0"/>
-            </w:pPr>
-            <w:r/>
             <w:r>
-              <w:rPr>
-                <w:b w:val="0"/>
-              </w:rPr>
               <w:t>MySQL</w:t>
             </w:r>
           </w:p>
         </w:tc>
       </w:tr>
       <w:tr>
-        <w:trPr>
-          <w:cantSplit/>
-        </w:trPr>
         <w:tc>
           <w:tcPr>
-            <w:tcW w:type="dxa" w:w="4968"/>
-            <w:vAlign w:val="center"/>
+            <w:tcW w:type="dxa" w:w="5112"/>
           </w:tcPr>
           <w:p>
-            <w:pPr>
-              <w:spacing w:after="0"/>
-            </w:pPr>
-            <w:r/>
             <w:r>
-              <w:rPr>
-                <w:b w:val="0"/>
-              </w:rPr>
-              <w:t>Database Design</w:t>
+              <w:t>Development</w:t>
             </w:r>
           </w:p>
         </w:tc>
         <w:tc>
           <w:tcPr>
-            <w:tcW w:type="dxa" w:w="4968"/>
-            <w:vAlign w:val="center"/>
+            <w:tcW w:type="dxa" w:w="5112"/>
           </w:tcPr>
           <w:p>
-            <w:pPr>
-              <w:spacing w:after="0"/>
-            </w:pPr>
-            <w:r/>
             <w:r>
-              <w:rPr>
-                <w:b w:val="0"/>
-              </w:rPr>
-              <w:t>MySQL Workbench</w:t>
+              <w:t>Visual Studio Code, SQL scripts, Git, and GitHub</w:t>
             </w:r>
           </w:p>
         </w:tc>
       </w:tr>
       <w:tr>
-        <w:trPr>
-          <w:cantSplit/>
-        </w:trPr>
         <w:tc>
           <w:tcPr>
-            <w:tcW w:type="dxa" w:w="4968"/>
-            <w:vAlign w:val="center"/>
+            <w:tcW w:type="dxa" w:w="5112"/>
           </w:tcPr>
           <w:p>
-            <w:pPr>
-              <w:spacing w:after="0"/>
-            </w:pPr>
-            <w:r/>
             <w:r>
-              <w:rPr>
-                <w:b w:val="0"/>
-              </w:rPr>
-              <w:t>SQL Development</w:t>
+              <w:t>Analytics</w:t>
             </w:r>
           </w:p>
         </w:tc>
         <w:tc>
           <w:tcPr>
-            <w:tcW w:type="dxa" w:w="4968"/>
-            <w:vAlign w:val="center"/>
+            <w:tcW w:type="dxa" w:w="5112"/>
           </w:tcPr>
           <w:p>
-            <w:pPr>
-              <w:spacing w:after="0"/>
-            </w:pPr>
-            <w:r/>
             <w:r>
-              <w:rPr>
-                <w:b w:val="0"/>
-              </w:rPr>
-              <w:t>SQL</w:t>
+              <w:t>SQL reporting views and star-schema analytical models</w:t>
             </w:r>
           </w:p>
         </w:tc>
       </w:tr>
       <w:tr>
-        <w:trPr>
-          <w:cantSplit/>
-        </w:trPr>
         <w:tc>
           <w:tcPr>
-            <w:tcW w:type="dxa" w:w="4968"/>
-            <w:vAlign w:val="center"/>
+            <w:tcW w:type="dxa" w:w="5112"/>
           </w:tcPr>
           <w:p>
-            <w:pPr>
-              <w:spacing w:after="0"/>
-            </w:pPr>
-            <w:r/>
             <w:r>
-              <w:rPr>
-                <w:b w:val="0"/>
-              </w:rPr>
-              <w:t>Data Visualization</w:t>
+              <w:t>Visualization</w:t>
             </w:r>
           </w:p>
         </w:tc>
         <w:tc>
           <w:tcPr>
-            <w:tcW w:type="dxa" w:w="4968"/>
-            <w:vAlign w:val="center"/>
+            <w:tcW w:type="dxa" w:w="5112"/>
           </w:tcPr>
           <w:p>
-            <w:pPr>
-              <w:spacing w:after="0"/>
-            </w:pPr>
-            <w:r/>
             <w:r>
-              <w:rPr>
-                <w:b w:val="0"/>
-              </w:rPr>
-              <w:t>Power BI</w:t>
+              <w:t>Power BI and Tableau</w:t>
             </w:r>
           </w:p>
         </w:tc>
       </w:tr>
       <w:tr>
-        <w:trPr>
-          <w:cantSplit/>
-        </w:trPr>
         <w:tc>
           <w:tcPr>
-            <w:tcW w:type="dxa" w:w="4968"/>
-            <w:vAlign w:val="center"/>
+            <w:tcW w:type="dxa" w:w="5112"/>
           </w:tcPr>
           <w:p>
-            <w:pPr>
-              <w:spacing w:after="0"/>
-            </w:pPr>
-            <w:r/>
             <w:r>
-              <w:rPr>
-                <w:b w:val="0"/>
-              </w:rPr>
-              <w:t>Data Visualization</w:t>
-            </w:r>
-          </w:p>
-        </w:tc>
-        <w:tc>
-          <w:tcPr>
-            <w:tcW w:type="dxa" w:w="4968"/>
-            <w:vAlign w:val="center"/>
-          </w:tcPr>
-          <w:p>
-            <w:pPr>
-              <w:spacing w:after="0"/>
-            </w:pPr>
-            <w:r/>
-            <w:r>
-              <w:rPr>
-                <w:b w:val="0"/>
-              </w:rPr>
-              <w:t>Tableau</w:t>
-            </w:r>
-          </w:p>
-        </w:tc>
-      </w:tr>
-      <w:tr>
-        <w:trPr>
-          <w:cantSplit/>
-        </w:trPr>
-        <w:tc>
-          <w:tcPr>
-            <w:tcW w:type="dxa" w:w="4968"/>
-            <w:vAlign w:val="center"/>
-          </w:tcPr>
-          <w:p>
-            <w:pPr>
-              <w:spacing w:after="0"/>
-            </w:pPr>
-            <w:r/>
-            <w:r>
-              <w:rPr>
-                <w:b w:val="0"/>
-              </w:rPr>
-              <w:t>Version Control</w:t>
-            </w:r>
-          </w:p>
-        </w:tc>
-        <w:tc>
-          <w:tcPr>
-            <w:tcW w:type="dxa" w:w="4968"/>
-            <w:vAlign w:val="center"/>
-          </w:tcPr>
-          <w:p>
-            <w:pPr>
-              <w:spacing w:after="0"/>
-            </w:pPr>
-            <w:r/>
-            <w:r>
-              <w:rPr>
-                <w:b w:val="0"/>
-              </w:rPr>
-              <w:t>Git</w:t>
-            </w:r>
-          </w:p>
-        </w:tc>
-      </w:tr>
-      <w:tr>
-        <w:trPr>
-          <w:cantSplit/>
-        </w:trPr>
-        <w:tc>
-          <w:tcPr>
-            <w:tcW w:type="dxa" w:w="4968"/>
-            <w:vAlign w:val="center"/>
-          </w:tcPr>
-          <w:p>
-            <w:pPr>
-              <w:spacing w:after="0"/>
-            </w:pPr>
-            <w:r/>
-            <w:r>
-              <w:rPr>
-                <w:b w:val="0"/>
-              </w:rPr>
-              <w:t>Source Repository</w:t>
-            </w:r>
-          </w:p>
-        </w:tc>
-        <w:tc>
-          <w:tcPr>
-            <w:tcW w:type="dxa" w:w="4968"/>
-            <w:vAlign w:val="center"/>
-          </w:tcPr>
-          <w:p>
-            <w:pPr>
-              <w:spacing w:after="0"/>
-            </w:pPr>
-            <w:r/>
-            <w:r>
-              <w:rPr>
-                <w:b w:val="0"/>
-              </w:rPr>
-              <w:t>GitHub</w:t>
-            </w:r>
-          </w:p>
-        </w:tc>
-      </w:tr>
-      <w:tr>
-        <w:trPr>
-          <w:cantSplit/>
-        </w:trPr>
-        <w:tc>
-          <w:tcPr>
-            <w:tcW w:type="dxa" w:w="4968"/>
-            <w:vAlign w:val="center"/>
-          </w:tcPr>
-          <w:p>
-            <w:pPr>
-              <w:spacing w:after="0"/>
-            </w:pPr>
-            <w:r/>
-            <w:r>
-              <w:rPr>
-                <w:b w:val="0"/>
-              </w:rPr>
               <w:t>Documentation</w:t>
             </w:r>
           </w:p>
         </w:tc>
         <w:tc>
           <w:tcPr>
-            <w:tcW w:type="dxa" w:w="4968"/>
-            <w:vAlign w:val="center"/>
+            <w:tcW w:type="dxa" w:w="5112"/>
           </w:tcPr>
           <w:p>
-            <w:pPr>
-              <w:spacing w:after="0"/>
-            </w:pPr>
-            <w:r/>
             <w:r>
-              <w:rPr>
-                <w:b w:val="0"/>
-              </w:rPr>
-              <w:t>Microsoft Word and Excel</w:t>
-            </w:r>
-          </w:p>
-        </w:tc>
-      </w:tr>
-      <w:tr>
-        <w:trPr>
-          <w:cantSplit/>
-        </w:trPr>
-        <w:tc>
-          <w:tcPr>
-            <w:tcW w:type="dxa" w:w="4968"/>
-            <w:vAlign w:val="center"/>
-          </w:tcPr>
-          <w:p>
-            <w:pPr>
-              <w:spacing w:after="0"/>
-            </w:pPr>
-            <w:r/>
-            <w:r>
-              <w:rPr>
-                <w:b w:val="0"/>
-              </w:rPr>
-              <w:t>Development Environment</w:t>
-            </w:r>
-          </w:p>
-        </w:tc>
-        <w:tc>
-          <w:tcPr>
-            <w:tcW w:type="dxa" w:w="4968"/>
-            <w:vAlign w:val="center"/>
-          </w:tcPr>
-          <w:p>
-            <w:pPr>
-              <w:spacing w:after="0"/>
-            </w:pPr>
-            <w:r/>
-            <w:r>
-              <w:rPr>
-                <w:b w:val="0"/>
-              </w:rPr>
-              <w:t>Visual Studio Code</w:t>
+              <w:t>Microsoft Word, Excel, and Markdown</w:t>
             </w:r>
           </w:p>
         </w:tc>
       </w:tr>
     </w:tbl>
-    <w:p/>
     <w:p>
       <w:pPr>
         <w:pStyle w:val="Heading1"/>
       </w:pPr>
       <w:r>
-        <w:t>3. Solution Architecture</w:t>
+        <w:t>4. High-Level Solution Architecture</w:t>
+      </w:r>
+    </w:p>
+    <w:p>
+      <w:pPr>
+        <w:spacing w:before="80" w:after="120"/>
+        <w:ind w:left="360" w:right="360"/>
+        <w:shd w:fill="F2F2F2"/>
+      </w:pPr>
+      <w:r>
+        <w:rPr>
+          <w:rFonts w:ascii="Consolas" w:hAnsi="Consolas"/>
+          <w:sz w:val="18"/>
+        </w:rPr>
+        <w:t>External Source Systems</w:t>
+        <w:br/>
+        <w:t xml:space="preserve">        ↓</w:t>
+        <w:br/>
+        <w:t>Staging and Validation</w:t>
+        <w:br/>
+        <w:t xml:space="preserve">        ↓</w:t>
+        <w:br/>
+        <w:t>Normalized Analytics Database</w:t>
+        <w:br/>
+        <w:t xml:space="preserve">        ↓</w:t>
+        <w:br/>
+        <w:t>SQL Reporting and Analytics Views</w:t>
+        <w:br/>
+        <w:t xml:space="preserve">        ↓</w:t>
+        <w:br/>
+        <w:t>Power BI and Tableau</w:t>
+      </w:r>
+    </w:p>
+    <w:p>
+      <w:r>
+        <w:t>The analytics solution initially operates as a reporting and decision-support platform rather than replacing operational source systems. Operational and financial records are imported, validated, normalized, matched, and exposed through controlled reporting views.</w:t>
+      </w:r>
+    </w:p>
+    <w:p>
+      <w:pPr>
+        <w:pStyle w:val="Heading1"/>
+      </w:pPr>
+      <w:r>
+        <w:t>5. Design Principles</w:t>
+      </w:r>
+    </w:p>
+    <w:p>
+      <w:pPr>
+        <w:pStyle w:val="ListBullet"/>
+      </w:pPr>
+      <w:r>
+        <w:t>Each entity has one primary subject-area owner.</w:t>
+      </w:r>
+    </w:p>
+    <w:p>
+      <w:pPr>
+        <w:pStyle w:val="ListBullet"/>
+      </w:pPr>
+      <w:r>
+        <w:t>Direct many-to-many relationships are resolved through bridge entities.</w:t>
+      </w:r>
+    </w:p>
+    <w:p>
+      <w:pPr>
+        <w:pStyle w:val="ListBullet"/>
+      </w:pPr>
+      <w:r>
+        <w:t>Operational activity remains separate from authoritative posted financial cost.</w:t>
+      </w:r>
+    </w:p>
+    <w:p>
+      <w:pPr>
+        <w:pStyle w:val="ListBullet"/>
+      </w:pPr>
+      <w:r>
+        <w:t>The Job is the primary post-award authority for the work being performed.</w:t>
+      </w:r>
+    </w:p>
+    <w:p>
+      <w:pPr>
+        <w:pStyle w:val="ListBullet"/>
+      </w:pPr>
+      <w:r>
+        <w:t>Parent-job reporting is the primary analytical grain for profitability, billing, WIP, and forecasting.</w:t>
+      </w:r>
+    </w:p>
+    <w:p>
+      <w:pPr>
+        <w:pStyle w:val="ListBullet"/>
+      </w:pPr>
+      <w:r>
+        <w:t>Base Contract, Change Order, and Warranty scope are preserved through Job Components and Component Budgets.</w:t>
+      </w:r>
+    </w:p>
+    <w:p>
+      <w:pPr>
+        <w:pStyle w:val="ListBullet"/>
+      </w:pPr>
+      <w:r>
+        <w:t>Actual Change Order cost is not artificially separated when field tracking cannot support reliable attribution.</w:t>
+      </w:r>
+    </w:p>
+    <w:p>
+      <w:pPr>
+        <w:pStyle w:val="ListBullet"/>
+      </w:pPr>
+      <w:r>
+        <w:t>Source-system identifiers and audit fields are retained for reconciliation.</w:t>
+      </w:r>
+    </w:p>
+    <w:p>
+      <w:pPr>
+        <w:pStyle w:val="ListBullet"/>
+      </w:pPr>
+      <w:r>
+        <w:t>Effective-dated rates and assignments do not permit overlapping effective periods.</w:t>
+      </w:r>
+    </w:p>
+    <w:p>
+      <w:pPr>
+        <w:pStyle w:val="ListBullet"/>
+      </w:pPr>
+      <w:r>
+        <w:t>The normalized model must support later dimensional and semantic models without duplicating uncontrolled business logic.</w:t>
+      </w:r>
+    </w:p>
+    <w:p>
+      <w:pPr>
+        <w:pStyle w:val="Heading1"/>
+      </w:pPr>
+      <w:r>
+        <w:t>6. Logical Subject Areas</w:t>
+      </w:r>
+    </w:p>
+    <w:p>
+      <w:r>
+        <w:t>The logical model is organized into thirteen approved subject areas:</w:t>
+      </w:r>
+    </w:p>
+    <w:p>
+      <w:r>
+        <w:t>1. Customer and Sales</w:t>
+      </w:r>
+    </w:p>
+    <w:p>
+      <w:r>
+        <w:t>2. Estimating and Bid Budget</w:t>
+      </w:r>
+    </w:p>
+    <w:p>
+      <w:r>
+        <w:t>3. Job and Scope</w:t>
+      </w:r>
+    </w:p>
+    <w:p>
+      <w:r>
+        <w:t>4. Budget and Cost Structure</w:t>
+      </w:r>
+    </w:p>
+    <w:p>
+      <w:r>
+        <w:t>5. Workforce and Responsibility</w:t>
+      </w:r>
+    </w:p>
+    <w:p>
+      <w:r>
+        <w:t>6. Field Activity</w:t>
+      </w:r>
+    </w:p>
+    <w:p>
+      <w:r>
+        <w:t>7. Equipment</w:t>
+      </w:r>
+    </w:p>
+    <w:p>
+      <w:r>
+        <w:t>8. Materials and Inventory</w:t>
+      </w:r>
+    </w:p>
+    <w:p>
+      <w:r>
+        <w:t>9. Purchasing and Commitments</w:t>
+      </w:r>
+    </w:p>
+    <w:p>
+      <w:r>
+        <w:t>10. Posted Job Cost</w:t>
+      </w:r>
+    </w:p>
+    <w:p>
+      <w:r>
+        <w:t>11. Billing and Revenue</w:t>
+      </w:r>
+    </w:p>
+    <w:p>
+      <w:r>
+        <w:t>12. WIP and Forecasting</w:t>
+      </w:r>
+    </w:p>
+    <w:p>
+      <w:r>
+        <w:t>13. Reference and Shared Master Data</w:t>
       </w:r>
     </w:p>
     <w:p>
@@ -797,89 +678,89 @@
         <w:pStyle w:val="Heading2"/>
       </w:pPr>
       <w:r>
-        <w:t>3.1 Layered Architecture</w:t>
-      </w:r>
-    </w:p>
-    <w:p>
-      <w:r>
-        <w:t>The solution is organized into five logical layers:</w:t>
-      </w:r>
-    </w:p>
-    <w:p>
-      <w:pPr>
-        <w:pStyle w:val="CodeBlock"/>
-      </w:pPr>
-      <w:r>
-        <w:t>Source / Operational Data</w:t>
-      </w:r>
-    </w:p>
-    <w:p>
-      <w:pPr>
-        <w:pStyle w:val="CodeBlock"/>
-      </w:pPr>
-      <w:r>
-        <w:t xml:space="preserve">        ↓</w:t>
-      </w:r>
-    </w:p>
-    <w:p>
-      <w:pPr>
-        <w:pStyle w:val="CodeBlock"/>
-      </w:pPr>
-      <w:r>
-        <w:t>Analytics Database</w:t>
-      </w:r>
-    </w:p>
-    <w:p>
-      <w:pPr>
-        <w:pStyle w:val="CodeBlock"/>
-      </w:pPr>
-      <w:r>
-        <w:t xml:space="preserve">        ↓</w:t>
-      </w:r>
-    </w:p>
-    <w:p>
-      <w:pPr>
-        <w:pStyle w:val="CodeBlock"/>
-      </w:pPr>
-      <w:r>
-        <w:t>SQL Reporting Views</w:t>
-      </w:r>
-    </w:p>
-    <w:p>
-      <w:pPr>
-        <w:pStyle w:val="CodeBlock"/>
-      </w:pPr>
-      <w:r>
-        <w:t xml:space="preserve">        ↓</w:t>
-      </w:r>
-    </w:p>
-    <w:p>
-      <w:pPr>
-        <w:pStyle w:val="CodeBlock"/>
-      </w:pPr>
-      <w:r>
-        <w:t>Analytics Data Model (Star Schema)</w:t>
-      </w:r>
-    </w:p>
-    <w:p>
-      <w:pPr>
-        <w:pStyle w:val="CodeBlock"/>
-      </w:pPr>
-      <w:r>
-        <w:t xml:space="preserve">        ↓</w:t>
-      </w:r>
-    </w:p>
-    <w:p>
-      <w:pPr>
-        <w:pStyle w:val="CodeBlock"/>
-      </w:pPr>
-      <w:r>
-        <w:t>Power BI and Tableau</w:t>
-      </w:r>
-    </w:p>
-    <w:p>
-      <w:r>
-        <w:t>Business logic is centralized in the analytics database and reusable SQL reporting views. Power BI and Tableau are responsible primarily for visualization, filtering, drill-through, and presentation rather than independently recalculating core business metrics.</w:t>
+        <w:t>6.1 Customer and Sales</w:t>
+      </w:r>
+    </w:p>
+    <w:p>
+      <w:r>
+        <w:t>Owned or shared entities:</w:t>
+      </w:r>
+    </w:p>
+    <w:p>
+      <w:pPr>
+        <w:pStyle w:val="ListBullet"/>
+      </w:pPr>
+      <w:r>
+        <w:t>Customer</w:t>
+      </w:r>
+    </w:p>
+    <w:p>
+      <w:pPr>
+        <w:pStyle w:val="ListBullet"/>
+      </w:pPr>
+      <w:r>
+        <w:t>Opportunity</w:t>
+      </w:r>
+    </w:p>
+    <w:p>
+      <w:pPr>
+        <w:pStyle w:val="ListBullet"/>
+      </w:pPr>
+      <w:r>
+        <w:t>Quote</w:t>
+      </w:r>
+    </w:p>
+    <w:p>
+      <w:pPr>
+        <w:pStyle w:val="ListBullet"/>
+      </w:pPr>
+      <w:r>
+        <w:t>Job Quote Source</w:t>
+      </w:r>
+    </w:p>
+    <w:p>
+      <w:pPr>
+        <w:pStyle w:val="ListBullet"/>
+      </w:pPr>
+      <w:r>
+        <w:t>Opportunity Site Information</w:t>
+      </w:r>
+    </w:p>
+    <w:p>
+      <w:r>
+        <w:t>Key design rules:</w:t>
+      </w:r>
+    </w:p>
+    <w:p>
+      <w:pPr>
+        <w:pStyle w:val="ListBullet"/>
+      </w:pPr>
+      <w:r>
+        <w:t>Quote is the authoritative customer-facing proposal.</w:t>
+      </w:r>
+    </w:p>
+    <w:p>
+      <w:pPr>
+        <w:pStyle w:val="ListBullet"/>
+      </w:pPr>
+      <w:r>
+        <w:t>Opportunity site information is authoritative before award.</w:t>
+      </w:r>
+    </w:p>
+    <w:p>
+      <w:pPr>
+        <w:pStyle w:val="ListBullet"/>
+      </w:pPr>
+      <w:r>
+        <w:t>Accepted quote lineage is retained through Job Quote Source.</w:t>
+      </w:r>
+    </w:p>
+    <w:p>
+      <w:pPr>
+        <w:pStyle w:val="ListBullet"/>
+      </w:pPr>
+      <w:r>
+        <w:t>After award, Job becomes authoritative for the work being performed.</w:t>
       </w:r>
     </w:p>
     <w:p>
@@ -887,79 +768,1191 @@
         <w:pStyle w:val="Heading2"/>
       </w:pPr>
       <w:r>
-        <w:t>3.2 Processing Model</w:t>
-      </w:r>
-    </w:p>
-    <w:p>
-      <w:pPr>
-        <w:pStyle w:val="CodeBlock"/>
-      </w:pPr>
-      <w:r>
-        <w:t>Operational Activity → Estimated Same-Day Cost</w:t>
-      </w:r>
-    </w:p>
-    <w:p>
-      <w:pPr>
-        <w:pStyle w:val="CodeBlock"/>
-      </w:pPr>
-      <w:r>
-        <w:t>Final Payroll / Equipment / AP Processing → Posted Job Cost</w:t>
-      </w:r>
-    </w:p>
-    <w:p>
-      <w:pPr>
-        <w:pStyle w:val="CodeBlock"/>
-      </w:pPr>
-      <w:r>
-        <w:t>Reporting Uses Estimate Until Final Cost Exists</w:t>
-      </w:r>
-    </w:p>
-    <w:p>
-      <w:pPr>
-        <w:pStyle w:val="CodeBlock"/>
-      </w:pPr>
-      <w:r>
-        <w:t>Final Posted Cost Replaces Estimate</w:t>
-      </w:r>
-    </w:p>
-    <w:p>
-      <w:pPr>
-        <w:pStyle w:val="ListBullet"/>
-      </w:pPr>
-      <w:r>
-        <w:t>Operational activity remains separate from posted financial job cost.</w:t>
-      </w:r>
-    </w:p>
-    <w:p>
-      <w:pPr>
-        <w:pStyle w:val="ListBullet"/>
-      </w:pPr>
-      <w:r>
-        <w:t>Estimated and final costs are never added together.</w:t>
-      </w:r>
-    </w:p>
-    <w:p>
-      <w:pPr>
-        <w:pStyle w:val="ListBullet"/>
-      </w:pPr>
-      <w:r>
-        <w:t>A job may contain both estimated and final activity while processing is incomplete.</w:t>
-      </w:r>
-    </w:p>
-    <w:p>
-      <w:pPr>
-        <w:pStyle w:val="ListBullet"/>
-      </w:pPr>
-      <w:r>
-        <w:t>Posted job cost becomes authoritative once available.</w:t>
-      </w:r>
-    </w:p>
-    <w:p>
-      <w:pPr>
-        <w:pStyle w:val="ListBullet"/>
-      </w:pPr>
-      <w:r>
-        <w:t>Source identifiers should support reconciliation between operational activity and final posting.</w:t>
+        <w:t>6.2 Estimating and Bid Budget</w:t>
+      </w:r>
+    </w:p>
+    <w:p>
+      <w:r>
+        <w:t>Owned or shared entities:</w:t>
+      </w:r>
+    </w:p>
+    <w:p>
+      <w:pPr>
+        <w:pStyle w:val="ListBullet"/>
+      </w:pPr>
+      <w:r>
+        <w:t>Bid Budget Revision</w:t>
+      </w:r>
+    </w:p>
+    <w:p>
+      <w:pPr>
+        <w:pStyle w:val="ListBullet"/>
+      </w:pPr>
+      <w:r>
+        <w:t>Bid Budget Detail</w:t>
+      </w:r>
+    </w:p>
+    <w:p>
+      <w:pPr>
+        <w:pStyle w:val="ListBullet"/>
+      </w:pPr>
+      <w:r>
+        <w:t>Estimate Production Assumption</w:t>
+      </w:r>
+    </w:p>
+    <w:p>
+      <w:pPr>
+        <w:pStyle w:val="ListBullet"/>
+      </w:pPr>
+      <w:r>
+        <w:t>Estimate Crew Template</w:t>
+      </w:r>
+    </w:p>
+    <w:p>
+      <w:pPr>
+        <w:pStyle w:val="ListBullet"/>
+      </w:pPr>
+      <w:r>
+        <w:t>Estimate Material Assumption</w:t>
+      </w:r>
+    </w:p>
+    <w:p>
+      <w:pPr>
+        <w:pStyle w:val="ListBullet"/>
+      </w:pPr>
+      <w:r>
+        <w:t>Estimate Equipment Assumption</w:t>
+      </w:r>
+    </w:p>
+    <w:p>
+      <w:r>
+        <w:t>Key design rules:</w:t>
+      </w:r>
+    </w:p>
+    <w:p>
+      <w:pPr>
+        <w:pStyle w:val="ListBullet"/>
+      </w:pPr>
+      <w:r>
+        <w:t>The final Bid Budget Revision is the authoritative internal estimate supporting the submitted Quote.</w:t>
+      </w:r>
+    </w:p>
+    <w:p>
+      <w:pPr>
+        <w:pStyle w:val="ListBullet"/>
+      </w:pPr>
+      <w:r>
+        <w:t>Original quote budgets remain unchanged as historical estimating records.</w:t>
+      </w:r>
+    </w:p>
+    <w:p>
+      <w:pPr>
+        <w:pStyle w:val="ListBullet"/>
+      </w:pPr>
+      <w:r>
+        <w:t>When multiple accepted Quotes contribute to one Job, the quote budgets are not combined.</w:t>
+      </w:r>
+    </w:p>
+    <w:p>
+      <w:pPr>
+        <w:pStyle w:val="ListBullet"/>
+      </w:pPr>
+      <w:r>
+        <w:t>A new final Job Budget is created for the awarded work.</w:t>
+      </w:r>
+    </w:p>
+    <w:p>
+      <w:pPr>
+        <w:pStyle w:val="Heading2"/>
+      </w:pPr>
+      <w:r>
+        <w:t>6.3 Job and Scope</w:t>
+      </w:r>
+    </w:p>
+    <w:p>
+      <w:r>
+        <w:t>Owned or shared entities:</w:t>
+      </w:r>
+    </w:p>
+    <w:p>
+      <w:pPr>
+        <w:pStyle w:val="ListBullet"/>
+      </w:pPr>
+      <w:r>
+        <w:t>Job</w:t>
+      </w:r>
+    </w:p>
+    <w:p>
+      <w:pPr>
+        <w:pStyle w:val="ListBullet"/>
+      </w:pPr>
+      <w:r>
+        <w:t>Job Component</w:t>
+      </w:r>
+    </w:p>
+    <w:p>
+      <w:pPr>
+        <w:pStyle w:val="ListBullet"/>
+      </w:pPr>
+      <w:r>
+        <w:t>Reopen Event</w:t>
+      </w:r>
+    </w:p>
+    <w:p>
+      <w:r>
+        <w:t>Key design rules:</w:t>
+      </w:r>
+    </w:p>
+    <w:p>
+      <w:pPr>
+        <w:pStyle w:val="ListBullet"/>
+      </w:pPr>
+      <w:r>
+        <w:t>Job is authoritative for the awarded work.</w:t>
+      </w:r>
+    </w:p>
+    <w:p>
+      <w:pPr>
+        <w:pStyle w:val="ListBullet"/>
+      </w:pPr>
+      <w:r>
+        <w:t>Job Component remains separate from Component Budget.</w:t>
+      </w:r>
+    </w:p>
+    <w:p>
+      <w:pPr>
+        <w:pStyle w:val="ListBullet"/>
+      </w:pPr>
+      <w:r>
+        <w:t>Current Project Manager, Superintendent, Sales Representative, Estimator, and Coordinator are stored directly on Job.</w:t>
+      </w:r>
+    </w:p>
+    <w:p>
+      <w:pPr>
+        <w:pStyle w:val="ListBullet"/>
+      </w:pPr>
+      <w:r>
+        <w:t>Job-role assignment history is not required.</w:t>
+      </w:r>
+    </w:p>
+    <w:p>
+      <w:pPr>
+        <w:pStyle w:val="ListBullet"/>
+      </w:pPr>
+      <w:r>
+        <w:t>Parent-job status controls posting eligibility; component status controls component lifecycle.</w:t>
+      </w:r>
+    </w:p>
+    <w:p>
+      <w:pPr>
+        <w:pStyle w:val="Heading2"/>
+      </w:pPr>
+      <w:r>
+        <w:t>6.4 Budget and Cost Structure</w:t>
+      </w:r>
+    </w:p>
+    <w:p>
+      <w:r>
+        <w:t>Owned or shared entities:</w:t>
+      </w:r>
+    </w:p>
+    <w:p>
+      <w:pPr>
+        <w:pStyle w:val="ListBullet"/>
+      </w:pPr>
+      <w:r>
+        <w:t>Component Budget</w:t>
+      </w:r>
+    </w:p>
+    <w:p>
+      <w:pPr>
+        <w:pStyle w:val="ListBullet"/>
+      </w:pPr>
+      <w:r>
+        <w:t>Budget Detail</w:t>
+      </w:r>
+    </w:p>
+    <w:p>
+      <w:pPr>
+        <w:pStyle w:val="ListBullet"/>
+      </w:pPr>
+      <w:r>
+        <w:t>Budget Adjustment</w:t>
+      </w:r>
+    </w:p>
+    <w:p>
+      <w:pPr>
+        <w:pStyle w:val="ListBullet"/>
+      </w:pPr>
+      <w:r>
+        <w:t>Job Cost Code</w:t>
+      </w:r>
+    </w:p>
+    <w:p>
+      <w:pPr>
+        <w:pStyle w:val="ListBullet"/>
+      </w:pPr>
+      <w:r>
+        <w:t>Job Cost-Code Phase</w:t>
+      </w:r>
+    </w:p>
+    <w:p>
+      <w:r>
+        <w:t>Key design rules:</w:t>
+      </w:r>
+    </w:p>
+    <w:p>
+      <w:pPr>
+        <w:pStyle w:val="ListBullet"/>
+      </w:pPr>
+      <w:r>
+        <w:t>The Base Contract Component Budget is the authoritative original Job Budget.</w:t>
+      </w:r>
+    </w:p>
+    <w:p>
+      <w:pPr>
+        <w:pStyle w:val="ListBullet"/>
+      </w:pPr>
+      <w:r>
+        <w:t>Approved Change Order budgets affect revised budget and revenue.</w:t>
+      </w:r>
+    </w:p>
+    <w:p>
+      <w:pPr>
+        <w:pStyle w:val="ListBullet"/>
+      </w:pPr>
+      <w:r>
+        <w:t>Warranty budgets affect the cost side of WIP and add no revenue.</w:t>
+      </w:r>
+    </w:p>
+    <w:p>
+      <w:pPr>
+        <w:pStyle w:val="ListBullet"/>
+      </w:pPr>
+      <w:r>
+        <w:t>Budget adjustments do not change revenue.</w:t>
+      </w:r>
+    </w:p>
+    <w:p>
+      <w:pPr>
+        <w:pStyle w:val="ListBullet"/>
+      </w:pPr>
+      <w:r>
+        <w:t>Job Cost Code and Job Cost-Code Phase define valid posting combinations.</w:t>
+      </w:r>
+    </w:p>
+    <w:p>
+      <w:pPr>
+        <w:pStyle w:val="Heading2"/>
+      </w:pPr>
+      <w:r>
+        <w:t>6.5 Workforce and Responsibility</w:t>
+      </w:r>
+    </w:p>
+    <w:p>
+      <w:r>
+        <w:t>Owned or shared entities:</w:t>
+      </w:r>
+    </w:p>
+    <w:p>
+      <w:pPr>
+        <w:pStyle w:val="ListBullet"/>
+      </w:pPr>
+      <w:r>
+        <w:t>Employee</w:t>
+      </w:r>
+    </w:p>
+    <w:p>
+      <w:pPr>
+        <w:pStyle w:val="ListBullet"/>
+      </w:pPr>
+      <w:r>
+        <w:t>Crew</w:t>
+      </w:r>
+    </w:p>
+    <w:p>
+      <w:pPr>
+        <w:pStyle w:val="ListBullet"/>
+      </w:pPr>
+      <w:r>
+        <w:t>Foreman Responsibility</w:t>
+      </w:r>
+    </w:p>
+    <w:p>
+      <w:pPr>
+        <w:pStyle w:val="ListBullet"/>
+      </w:pPr>
+      <w:r>
+        <w:t>Employee Labor Rate History</w:t>
+      </w:r>
+    </w:p>
+    <w:p>
+      <w:pPr>
+        <w:pStyle w:val="ListBullet"/>
+      </w:pPr>
+      <w:r>
+        <w:t>Employee Crew History</w:t>
+      </w:r>
+    </w:p>
+    <w:p>
+      <w:r>
+        <w:t>Key design rules:</w:t>
+      </w:r>
+    </w:p>
+    <w:p>
+      <w:pPr>
+        <w:pStyle w:val="ListBullet"/>
+      </w:pPr>
+      <w:r>
+        <w:t>Responsible Foreman is assigned by Job plus Cost Code.</w:t>
+      </w:r>
+    </w:p>
+    <w:p>
+      <w:pPr>
+        <w:pStyle w:val="ListBullet"/>
+      </w:pPr>
+      <w:r>
+        <w:t>Responsible Foreman supports incentive, profitability, fade/gain, and long-term performance analysis.</w:t>
+      </w:r>
+    </w:p>
+    <w:p>
+      <w:pPr>
+        <w:pStyle w:val="ListBullet"/>
+      </w:pPr>
+      <w:r>
+        <w:t>Daily Foreman identifies actual task supervision.</w:t>
+      </w:r>
+    </w:p>
+    <w:p>
+      <w:pPr>
+        <w:pStyle w:val="ListBullet"/>
+      </w:pPr>
+      <w:r>
+        <w:t>Employees may work under multiple foremen in one day.</w:t>
+      </w:r>
+    </w:p>
+    <w:p>
+      <w:pPr>
+        <w:pStyle w:val="ListBullet"/>
+      </w:pPr>
+      <w:r>
+        <w:t>Labor rates and primary crew assignments retain non-overlapping effective-dated history.</w:t>
+      </w:r>
+    </w:p>
+    <w:p>
+      <w:pPr>
+        <w:pStyle w:val="Heading2"/>
+      </w:pPr>
+      <w:r>
+        <w:t>6.6 Field Activity</w:t>
+      </w:r>
+    </w:p>
+    <w:p>
+      <w:r>
+        <w:t>Owned or shared entities:</w:t>
+      </w:r>
+    </w:p>
+    <w:p>
+      <w:pPr>
+        <w:pStyle w:val="ListBullet"/>
+      </w:pPr>
+      <w:r>
+        <w:t>Employee Time Entry</w:t>
+      </w:r>
+    </w:p>
+    <w:p>
+      <w:pPr>
+        <w:pStyle w:val="ListBullet"/>
+      </w:pPr>
+      <w:r>
+        <w:t>Derived Daily Work Group</w:t>
+      </w:r>
+    </w:p>
+    <w:p>
+      <w:pPr>
+        <w:pStyle w:val="ListBullet"/>
+      </w:pPr>
+      <w:r>
+        <w:t>Daily Work Assignment</w:t>
+      </w:r>
+    </w:p>
+    <w:p>
+      <w:pPr>
+        <w:pStyle w:val="ListBullet"/>
+      </w:pPr>
+      <w:r>
+        <w:t>Daily Production</w:t>
+      </w:r>
+    </w:p>
+    <w:p>
+      <w:pPr>
+        <w:pStyle w:val="ListBullet"/>
+      </w:pPr>
+      <w:r>
+        <w:t>Daily Job Status</w:t>
+      </w:r>
+    </w:p>
+    <w:p>
+      <w:pPr>
+        <w:pStyle w:val="ListBullet"/>
+      </w:pPr>
+      <w:r>
+        <w:t>Operational Delay</w:t>
+      </w:r>
+    </w:p>
+    <w:p>
+      <w:pPr>
+        <w:pStyle w:val="ListBullet"/>
+      </w:pPr>
+      <w:r>
+        <w:t>Field Note</w:t>
+      </w:r>
+    </w:p>
+    <w:p>
+      <w:pPr>
+        <w:pStyle w:val="ListBullet"/>
+      </w:pPr>
+      <w:r>
+        <w:t>Equipment Usage</w:t>
+      </w:r>
+    </w:p>
+    <w:p>
+      <w:r>
+        <w:t>Key design rules:</w:t>
+      </w:r>
+    </w:p>
+    <w:p>
+      <w:pPr>
+        <w:pStyle w:val="ListBullet"/>
+      </w:pPr>
+      <w:r>
+        <w:t>Daily Work Groups are derived from imported labor records by Job, Work Date, and Foreman.</w:t>
+      </w:r>
+    </w:p>
+    <w:p>
+      <w:pPr>
+        <w:pStyle w:val="ListBullet"/>
+      </w:pPr>
+      <w:r>
+        <w:t>One work group may use multiple Cost Codes in the same day.</w:t>
+      </w:r>
+    </w:p>
+    <w:p>
+      <w:pPr>
+        <w:pStyle w:val="ListBullet"/>
+      </w:pPr>
+      <w:r>
+        <w:t>Daily Production attaches to Daily Foreman and Cost Code.</w:t>
+      </w:r>
+    </w:p>
+    <w:p>
+      <w:pPr>
+        <w:pStyle w:val="ListBullet"/>
+      </w:pPr>
+      <w:r>
+        <w:t>Operational Delay stores entered delay hours and may reference work group, assignment, Cost Code, Equipment Unit, or Employee.</w:t>
+      </w:r>
+    </w:p>
+    <w:p>
+      <w:pPr>
+        <w:pStyle w:val="ListBullet"/>
+      </w:pPr>
+      <w:r>
+        <w:t>Operational records remain authoritative for hours, quantities, assignments, and production.</w:t>
+      </w:r>
+    </w:p>
+    <w:p>
+      <w:pPr>
+        <w:pStyle w:val="Heading2"/>
+      </w:pPr>
+      <w:r>
+        <w:t>6.7 Equipment</w:t>
+      </w:r>
+    </w:p>
+    <w:p>
+      <w:r>
+        <w:t>Owned or shared entities:</w:t>
+      </w:r>
+    </w:p>
+    <w:p>
+      <w:pPr>
+        <w:pStyle w:val="ListBullet"/>
+      </w:pPr>
+      <w:r>
+        <w:t>Equipment Unit</w:t>
+      </w:r>
+    </w:p>
+    <w:p>
+      <w:pPr>
+        <w:pStyle w:val="ListBullet"/>
+      </w:pPr>
+      <w:r>
+        <w:t>Equipment Rate History</w:t>
+      </w:r>
+    </w:p>
+    <w:p>
+      <w:pPr>
+        <w:pStyle w:val="ListBullet"/>
+      </w:pPr>
+      <w:r>
+        <w:t>Equipment Type</w:t>
+      </w:r>
+    </w:p>
+    <w:p>
+      <w:pPr>
+        <w:pStyle w:val="ListBullet"/>
+      </w:pPr>
+      <w:r>
+        <w:t>Equipment Status</w:t>
+      </w:r>
+    </w:p>
+    <w:p>
+      <w:r>
+        <w:t>Key design rules:</w:t>
+      </w:r>
+    </w:p>
+    <w:p>
+      <w:pPr>
+        <w:pStyle w:val="ListBullet"/>
+      </w:pPr>
+      <w:r>
+        <w:t>Equipment Usage belongs to Field Activity.</w:t>
+      </w:r>
+    </w:p>
+    <w:p>
+      <w:pPr>
+        <w:pStyle w:val="ListBullet"/>
+      </w:pPr>
+      <w:r>
+        <w:t>Equipment master data and effective-dated rates remain in Equipment.</w:t>
+      </w:r>
+    </w:p>
+    <w:p>
+      <w:pPr>
+        <w:pStyle w:val="ListBullet"/>
+      </w:pPr>
+      <w:r>
+        <w:t>Overlapping equipment-rate periods are prohibited.</w:t>
+      </w:r>
+    </w:p>
+    <w:p>
+      <w:pPr>
+        <w:pStyle w:val="ListBullet"/>
+      </w:pPr>
+      <w:r>
+        <w:t>Stored transaction cost is not recalculated when master rates change.</w:t>
+      </w:r>
+    </w:p>
+    <w:p>
+      <w:pPr>
+        <w:pStyle w:val="Heading2"/>
+      </w:pPr>
+      <w:r>
+        <w:t>6.8 Materials and Inventory</w:t>
+      </w:r>
+    </w:p>
+    <w:p>
+      <w:r>
+        <w:t>Owned or shared entities:</w:t>
+      </w:r>
+    </w:p>
+    <w:p>
+      <w:pPr>
+        <w:pStyle w:val="ListBullet"/>
+      </w:pPr>
+      <w:r>
+        <w:t>Material Item</w:t>
+      </w:r>
+    </w:p>
+    <w:p>
+      <w:pPr>
+        <w:pStyle w:val="ListBullet"/>
+      </w:pPr>
+      <w:r>
+        <w:t>Material Transaction</w:t>
+      </w:r>
+    </w:p>
+    <w:p>
+      <w:pPr>
+        <w:pStyle w:val="ListBullet"/>
+      </w:pPr>
+      <w:r>
+        <w:t>Inventory Transaction</w:t>
+      </w:r>
+    </w:p>
+    <w:p>
+      <w:pPr>
+        <w:pStyle w:val="ListBullet"/>
+      </w:pPr>
+      <w:r>
+        <w:t>Inventory Location</w:t>
+      </w:r>
+    </w:p>
+    <w:p>
+      <w:pPr>
+        <w:pStyle w:val="ListBullet"/>
+      </w:pPr>
+      <w:r>
+        <w:t>Material Standard Cost History</w:t>
+      </w:r>
+    </w:p>
+    <w:p>
+      <w:r>
+        <w:t>Key design rules:</w:t>
+      </w:r>
+    </w:p>
+    <w:p>
+      <w:pPr>
+        <w:pStyle w:val="ListBullet"/>
+      </w:pPr>
+      <w:r>
+        <w:t>Material Transaction is authoritative for job-level material quantity and applied cost.</w:t>
+      </w:r>
+    </w:p>
+    <w:p>
+      <w:pPr>
+        <w:pStyle w:val="ListBullet"/>
+      </w:pPr>
+      <w:r>
+        <w:t>Material Transaction and Supplier Ticket Line are imported independently and reconciled.</w:t>
+      </w:r>
+    </w:p>
+    <w:p>
+      <w:pPr>
+        <w:pStyle w:val="ListBullet"/>
+      </w:pPr>
+      <w:r>
+        <w:t>Material standard costs retain non-overlapping effective-dated history.</w:t>
+      </w:r>
+    </w:p>
+    <w:p>
+      <w:pPr>
+        <w:pStyle w:val="ListBullet"/>
+      </w:pPr>
+      <w:r>
+        <w:t>Historical applied unit cost remains on the transaction.</w:t>
+      </w:r>
+    </w:p>
+    <w:p>
+      <w:pPr>
+        <w:pStyle w:val="Heading2"/>
+      </w:pPr>
+      <w:r>
+        <w:t>6.9 Purchasing and Commitments</w:t>
+      </w:r>
+    </w:p>
+    <w:p>
+      <w:r>
+        <w:t>Owned or shared entities:</w:t>
+      </w:r>
+    </w:p>
+    <w:p>
+      <w:pPr>
+        <w:pStyle w:val="ListBullet"/>
+      </w:pPr>
+      <w:r>
+        <w:t>Vendor</w:t>
+      </w:r>
+    </w:p>
+    <w:p>
+      <w:pPr>
+        <w:pStyle w:val="ListBullet"/>
+      </w:pPr>
+      <w:r>
+        <w:t>Purchase Order</w:t>
+      </w:r>
+    </w:p>
+    <w:p>
+      <w:pPr>
+        <w:pStyle w:val="ListBullet"/>
+      </w:pPr>
+      <w:r>
+        <w:t>Purchase Order Line</w:t>
+      </w:r>
+    </w:p>
+    <w:p>
+      <w:pPr>
+        <w:pStyle w:val="ListBullet"/>
+      </w:pPr>
+      <w:r>
+        <w:t>Supplier Ticket</w:t>
+      </w:r>
+    </w:p>
+    <w:p>
+      <w:pPr>
+        <w:pStyle w:val="ListBullet"/>
+      </w:pPr>
+      <w:r>
+        <w:t>Supplier Ticket Line</w:t>
+      </w:r>
+    </w:p>
+    <w:p>
+      <w:pPr>
+        <w:pStyle w:val="ListBullet"/>
+      </w:pPr>
+      <w:r>
+        <w:t>Supplier Invoice</w:t>
+      </w:r>
+    </w:p>
+    <w:p>
+      <w:pPr>
+        <w:pStyle w:val="ListBullet"/>
+      </w:pPr>
+      <w:r>
+        <w:t>Supplier Invoice Line</w:t>
+      </w:r>
+    </w:p>
+    <w:p>
+      <w:r>
+        <w:t>Key design rules:</w:t>
+      </w:r>
+    </w:p>
+    <w:p>
+      <w:pPr>
+        <w:pStyle w:val="ListBullet"/>
+      </w:pPr>
+      <w:r>
+        <w:t>Purchase Order Line is authoritative for commitment.</w:t>
+      </w:r>
+    </w:p>
+    <w:p>
+      <w:pPr>
+        <w:pStyle w:val="ListBullet"/>
+      </w:pPr>
+      <w:r>
+        <w:t>Supplier Ticket Line is authoritative for delivered quantity.</w:t>
+      </w:r>
+    </w:p>
+    <w:p>
+      <w:pPr>
+        <w:pStyle w:val="ListBullet"/>
+      </w:pPr>
+      <w:r>
+        <w:t>Supplier Invoice Line is authoritative for invoiced quantity and cost.</w:t>
+      </w:r>
+    </w:p>
+    <w:p>
+      <w:pPr>
+        <w:pStyle w:val="ListBullet"/>
+      </w:pPr>
+      <w:r>
+        <w:t>Open commitment equals committed amount less invoiced amount.</w:t>
+      </w:r>
+    </w:p>
+    <w:p>
+      <w:pPr>
+        <w:pStyle w:val="Heading2"/>
+      </w:pPr>
+      <w:r>
+        <w:t>6.10 Posted Job Cost</w:t>
+      </w:r>
+    </w:p>
+    <w:p>
+      <w:r>
+        <w:t>Owned or shared entities:</w:t>
+      </w:r>
+    </w:p>
+    <w:p>
+      <w:pPr>
+        <w:pStyle w:val="ListBullet"/>
+      </w:pPr>
+      <w:r>
+        <w:t>Posted Job Cost</w:t>
+      </w:r>
+    </w:p>
+    <w:p>
+      <w:pPr>
+        <w:pStyle w:val="ListBullet"/>
+      </w:pPr>
+      <w:r>
+        <w:t>Operational Cost Match</w:t>
+      </w:r>
+    </w:p>
+    <w:p>
+      <w:r>
+        <w:t>Key design rules:</w:t>
+      </w:r>
+    </w:p>
+    <w:p>
+      <w:pPr>
+        <w:pStyle w:val="ListBullet"/>
+      </w:pPr>
+      <w:r>
+        <w:t>Posted Job Cost is authoritative for final financial cost.</w:t>
+      </w:r>
+    </w:p>
+    <w:p>
+      <w:pPr>
+        <w:pStyle w:val="ListBullet"/>
+      </w:pPr>
+      <w:r>
+        <w:t>Direct source-record linkage is preferred.</w:t>
+      </w:r>
+    </w:p>
+    <w:p>
+      <w:pPr>
+        <w:pStyle w:val="ListBullet"/>
+      </w:pPr>
+      <w:r>
+        <w:t>Controlled rule-based matching may be used when direct linkage is unavailable.</w:t>
+      </w:r>
+    </w:p>
+    <w:p>
+      <w:pPr>
+        <w:pStyle w:val="ListBullet"/>
+      </w:pPr>
+      <w:r>
+        <w:t>Estimated operational cost is removed only after a sufficiently reliable final-cost match.</w:t>
+      </w:r>
+    </w:p>
+    <w:p>
+      <w:pPr>
+        <w:pStyle w:val="ListBullet"/>
+      </w:pPr>
+      <w:r>
+        <w:t>Imported operational corrections update the existing record with audit fields; posted reversals and repostings remain preserved.</w:t>
+      </w:r>
+    </w:p>
+    <w:p>
+      <w:pPr>
+        <w:pStyle w:val="Heading2"/>
+      </w:pPr>
+      <w:r>
+        <w:t>6.11 Billing and Revenue</w:t>
+      </w:r>
+    </w:p>
+    <w:p>
+      <w:r>
+        <w:t>Owned or shared entities:</w:t>
+      </w:r>
+    </w:p>
+    <w:p>
+      <w:pPr>
+        <w:pStyle w:val="ListBullet"/>
+      </w:pPr>
+      <w:r>
+        <w:t>Customer Invoice</w:t>
+      </w:r>
+    </w:p>
+    <w:p>
+      <w:pPr>
+        <w:pStyle w:val="ListBullet"/>
+      </w:pPr>
+      <w:r>
+        <w:t>Customer Invoice Line</w:t>
+      </w:r>
+    </w:p>
+    <w:p>
+      <w:pPr>
+        <w:pStyle w:val="ListBullet"/>
+      </w:pPr>
+      <w:r>
+        <w:t>Revenue Adjustment</w:t>
+      </w:r>
+    </w:p>
+    <w:p>
+      <w:r>
+        <w:t>Key design rules:</w:t>
+      </w:r>
+    </w:p>
+    <w:p>
+      <w:pPr>
+        <w:pStyle w:val="ListBullet"/>
+      </w:pPr>
+      <w:r>
+        <w:t>Customer Invoice is authoritative for billed revenue.</w:t>
+      </w:r>
+    </w:p>
+    <w:p>
+      <w:pPr>
+        <w:pStyle w:val="ListBullet"/>
+      </w:pPr>
+      <w:r>
+        <w:t>Billing remains separate from WIP and Forecasting.</w:t>
+      </w:r>
+    </w:p>
+    <w:p>
+      <w:pPr>
+        <w:pStyle w:val="ListBullet"/>
+      </w:pPr>
+      <w:r>
+        <w:t>Billing analysis is performed at the parent-job level.</w:t>
+      </w:r>
+    </w:p>
+    <w:p>
+      <w:pPr>
+        <w:pStyle w:val="ListBullet"/>
+      </w:pPr>
+      <w:r>
+        <w:t>Revised revenue equals Base Contract revenue plus approved Change Order revenue.</w:t>
+      </w:r>
+    </w:p>
+    <w:p>
+      <w:pPr>
+        <w:pStyle w:val="ListBullet"/>
+      </w:pPr>
+      <w:r>
+        <w:t>Warranty adds no revenue.</w:t>
+      </w:r>
+    </w:p>
+    <w:p>
+      <w:pPr>
+        <w:pStyle w:val="Heading2"/>
+      </w:pPr>
+      <w:r>
+        <w:t>6.12 WIP and Forecasting</w:t>
+      </w:r>
+    </w:p>
+    <w:p>
+      <w:r>
+        <w:t>Owned or shared entities:</w:t>
+      </w:r>
+    </w:p>
+    <w:p>
+      <w:pPr>
+        <w:pStyle w:val="ListBullet"/>
+      </w:pPr>
+      <w:r>
+        <w:t>Current Forecast</w:t>
+      </w:r>
+    </w:p>
+    <w:p>
+      <w:pPr>
+        <w:pStyle w:val="ListBullet"/>
+      </w:pPr>
+      <w:r>
+        <w:t>Forecast Detail</w:t>
+      </w:r>
+    </w:p>
+    <w:p>
+      <w:pPr>
+        <w:pStyle w:val="ListBullet"/>
+      </w:pPr>
+      <w:r>
+        <w:t>Current WIP View</w:t>
+      </w:r>
+    </w:p>
+    <w:p>
+      <w:pPr>
+        <w:pStyle w:val="ListBullet"/>
+      </w:pPr>
+      <w:r>
+        <w:t>WIP Snapshot</w:t>
+      </w:r>
+    </w:p>
+    <w:p>
+      <w:pPr>
+        <w:pStyle w:val="ListBullet"/>
+      </w:pPr>
+      <w:r>
+        <w:t>Job Profitability View</w:t>
+      </w:r>
+    </w:p>
+    <w:p>
+      <w:r>
+        <w:t>Key design rules:</w:t>
+      </w:r>
+    </w:p>
+    <w:p>
+      <w:pPr>
+        <w:pStyle w:val="ListBullet"/>
+      </w:pPr>
+      <w:r>
+        <w:t>Current WIP is dynamically calculated.</w:t>
+      </w:r>
+    </w:p>
+    <w:p>
+      <w:pPr>
+        <w:pStyle w:val="ListBullet"/>
+      </w:pPr>
+      <w:r>
+        <w:t>Weekly and month-end WIP snapshots are standard.</w:t>
+      </w:r>
+    </w:p>
+    <w:p>
+      <w:pPr>
+        <w:pStyle w:val="ListBullet"/>
+      </w:pPr>
+      <w:r>
+        <w:t>Weekly snapshots use a globally configured fixed week-ending day.</w:t>
+      </w:r>
+    </w:p>
+    <w:p>
+      <w:pPr>
+        <w:pStyle w:val="ListBullet"/>
+      </w:pPr>
+      <w:r>
+        <w:t>Prior snapshots are retained and not overwritten.</w:t>
+      </w:r>
+    </w:p>
+    <w:p>
+      <w:pPr>
+        <w:pStyle w:val="ListBullet"/>
+      </w:pPr>
+      <w:r>
+        <w:t>One current editable forecast is retained; historical forecast values are preserved through WIP snapshots.</w:t>
+      </w:r>
+    </w:p>
+    <w:p>
+      <w:pPr>
+        <w:pStyle w:val="Heading2"/>
+      </w:pPr>
+      <w:r>
+        <w:t>6.13 Reference and Shared Master Data</w:t>
+      </w:r>
+    </w:p>
+    <w:p>
+      <w:r>
+        <w:t>Owned or shared entities:</w:t>
+      </w:r>
+    </w:p>
+    <w:p>
+      <w:pPr>
+        <w:pStyle w:val="ListBullet"/>
+      </w:pPr>
+      <w:r>
+        <w:t>Division</w:t>
+      </w:r>
+    </w:p>
+    <w:p>
+      <w:pPr>
+        <w:pStyle w:val="ListBullet"/>
+      </w:pPr>
+      <w:r>
+        <w:t>Cost Code</w:t>
+      </w:r>
+    </w:p>
+    <w:p>
+      <w:pPr>
+        <w:pStyle w:val="ListBullet"/>
+      </w:pPr>
+      <w:r>
+        <w:t>Phase</w:t>
+      </w:r>
+    </w:p>
+    <w:p>
+      <w:pPr>
+        <w:pStyle w:val="ListBullet"/>
+      </w:pPr>
+      <w:r>
+        <w:t>Cost Type</w:t>
+      </w:r>
+    </w:p>
+    <w:p>
+      <w:pPr>
+        <w:pStyle w:val="ListBullet"/>
+      </w:pPr>
+      <w:r>
+        <w:t>Unit of Measure</w:t>
+      </w:r>
+    </w:p>
+    <w:p>
+      <w:pPr>
+        <w:pStyle w:val="ListBullet"/>
+      </w:pPr>
+      <w:r>
+        <w:t>Labor Code</w:t>
+      </w:r>
+    </w:p>
+    <w:p>
+      <w:pPr>
+        <w:pStyle w:val="ListBullet"/>
+      </w:pPr>
+      <w:r>
+        <w:t>Status values</w:t>
+      </w:r>
+    </w:p>
+    <w:p>
+      <w:pPr>
+        <w:pStyle w:val="ListBullet"/>
+      </w:pPr>
+      <w:r>
+        <w:t>Equipment Type</w:t>
+      </w:r>
+    </w:p>
+    <w:p>
+      <w:pPr>
+        <w:pStyle w:val="ListBullet"/>
+      </w:pPr>
+      <w:r>
+        <w:t>Material Source Type</w:t>
+      </w:r>
+    </w:p>
+    <w:p>
+      <w:pPr>
+        <w:pStyle w:val="ListBullet"/>
+      </w:pPr>
+      <w:r>
+        <w:t>Department</w:t>
+      </w:r>
+    </w:p>
+    <w:p>
+      <w:pPr>
+        <w:pStyle w:val="ListBullet"/>
+      </w:pPr>
+      <w:r>
+        <w:t>Position</w:t>
+      </w:r>
+    </w:p>
+    <w:p>
+      <w:pPr>
+        <w:pStyle w:val="ListBullet"/>
+      </w:pPr>
+      <w:r>
+        <w:t>State</w:t>
+      </w:r>
+    </w:p>
+    <w:p>
+      <w:pPr>
+        <w:pStyle w:val="ListBullet"/>
+      </w:pPr>
+      <w:r>
+        <w:t>Matching Status</w:t>
+      </w:r>
+    </w:p>
+    <w:p>
+      <w:pPr>
+        <w:pStyle w:val="ListBullet"/>
+      </w:pPr>
+      <w:r>
+        <w:t>Snapshot Type</w:t>
+      </w:r>
+    </w:p>
+    <w:p>
+      <w:pPr>
+        <w:pStyle w:val="ListBullet"/>
+      </w:pPr>
+      <w:r>
+        <w:t>Global Configuration</w:t>
+      </w:r>
+    </w:p>
+    <w:p>
+      <w:r>
+        <w:t>Key design rules:</w:t>
+      </w:r>
+    </w:p>
+    <w:p>
+      <w:pPr>
+        <w:pStyle w:val="ListBullet"/>
+      </w:pPr>
+      <w:r>
+        <w:t>Reference values are centrally maintained.</w:t>
+      </w:r>
+    </w:p>
+    <w:p>
+      <w:pPr>
+        <w:pStyle w:val="ListBullet"/>
+      </w:pPr>
+      <w:r>
+        <w:t>Uncontrolled text values should not be duplicated in transaction records.</w:t>
+      </w:r>
+    </w:p>
+    <w:p>
+      <w:pPr>
+        <w:pStyle w:val="ListBullet"/>
+      </w:pPr>
+      <w:r>
+        <w:t>Inactive reference values remain available when historical transactions depend on them.</w:t>
       </w:r>
     </w:p>
     <w:p>
@@ -967,84 +1960,153 @@
         <w:pStyle w:val="Heading1"/>
       </w:pPr>
       <w:r>
-        <w:t>4. Database Design Philosophy</w:t>
-      </w:r>
-    </w:p>
-    <w:p>
-      <w:r>
-        <w:t>The database is designed for analytics and reporting rather than to replicate the complete functionality of an ERP system.</w:t>
-      </w:r>
-    </w:p>
-    <w:p>
-      <w:pPr>
-        <w:pStyle w:val="ListBullet"/>
-      </w:pPr>
-      <w:r>
-        <w:t>Maintain normalized master and transaction structures in the operational analytics database.</w:t>
-      </w:r>
-    </w:p>
-    <w:p>
-      <w:pPr>
-        <w:pStyle w:val="ListBullet"/>
-      </w:pPr>
-      <w:r>
-        <w:t>Use explicit transaction grain for labor, equipment, materials, purchasing, billing, and job cost.</w:t>
-      </w:r>
-    </w:p>
-    <w:p>
-      <w:pPr>
-        <w:pStyle w:val="ListBullet"/>
-      </w:pPr>
-      <w:r>
-        <w:t>Minimize redundant data while preserving historical applied rates and transaction values.</w:t>
-      </w:r>
-    </w:p>
-    <w:p>
-      <w:pPr>
-        <w:pStyle w:val="ListBullet"/>
-      </w:pPr>
-      <w:r>
-        <w:t>Centralize business rules whenever practical.</w:t>
-      </w:r>
-    </w:p>
-    <w:p>
-      <w:pPr>
-        <w:pStyle w:val="ListBullet"/>
-      </w:pPr>
-      <w:r>
-        <w:t>Use bridge entities to resolve many-to-many relationships.</w:t>
-      </w:r>
-    </w:p>
-    <w:p>
-      <w:pPr>
-        <w:pStyle w:val="ListBullet"/>
-      </w:pPr>
-      <w:r>
-        <w:t>Preserve source-system lineage for audit and reconciliation.</w:t>
-      </w:r>
-    </w:p>
-    <w:p>
-      <w:pPr>
-        <w:pStyle w:val="ListBullet"/>
-      </w:pPr>
-      <w:r>
-        <w:t>Separate master data, operational activity, posted financial transactions, and reporting logic.</w:t>
-      </w:r>
-    </w:p>
-    <w:p>
-      <w:pPr>
-        <w:pStyle w:val="ListBullet"/>
-      </w:pPr>
-      <w:r>
-        <w:t>Optimize analytics through reusable views and star-schema models.</w:t>
-      </w:r>
-    </w:p>
-    <w:p>
-      <w:pPr>
-        <w:pStyle w:val="ListBullet"/>
-      </w:pPr>
-      <w:r>
-        <w:t>Avoid false precision when change-order actual costs cannot be operationally separated.</w:t>
+        <w:t>7. Core Logical Relationships</w:t>
+      </w:r>
+    </w:p>
+    <w:p>
+      <w:pPr>
+        <w:spacing w:before="80" w:after="120"/>
+        <w:ind w:left="360" w:right="360"/>
+        <w:shd w:fill="F2F2F2"/>
+      </w:pPr>
+      <w:r>
+        <w:rPr>
+          <w:rFonts w:ascii="Consolas" w:hAnsi="Consolas"/>
+          <w:sz w:val="18"/>
+        </w:rPr>
+        <w:t>Customer 1:M Opportunity</w:t>
+        <w:br/>
+        <w:t>Opportunity 1:M Quote</w:t>
+        <w:br/>
+        <w:t>Quote 1:M Bid Budget Revision</w:t>
+        <w:br/>
+        <w:t>Job 1:M Job Quote Source</w:t>
+        <w:br/>
+        <w:t>Quote 1:0..1 Job Quote Source</w:t>
+      </w:r>
+    </w:p>
+    <w:p>
+      <w:pPr>
+        <w:spacing w:before="80" w:after="120"/>
+        <w:ind w:left="360" w:right="360"/>
+        <w:shd w:fill="F2F2F2"/>
+      </w:pPr>
+      <w:r>
+        <w:rPr>
+          <w:rFonts w:ascii="Consolas" w:hAnsi="Consolas"/>
+          <w:sz w:val="18"/>
+        </w:rPr>
+        <w:t>Job 1:M Job Component</w:t>
+        <w:br/>
+        <w:t>Job Component 1:0..1 Component Budget</w:t>
+        <w:br/>
+        <w:t>Component Budget 1:M Budget Detail</w:t>
+        <w:br/>
+        <w:t>Component Budget 1:M Budget Adjustment</w:t>
+      </w:r>
+    </w:p>
+    <w:p>
+      <w:pPr>
+        <w:spacing w:before="80" w:after="120"/>
+        <w:ind w:left="360" w:right="360"/>
+        <w:shd w:fill="F2F2F2"/>
+      </w:pPr>
+      <w:r>
+        <w:rPr>
+          <w:rFonts w:ascii="Consolas" w:hAnsi="Consolas"/>
+          <w:sz w:val="18"/>
+        </w:rPr>
+        <w:t>Job 1:M Job Cost Code</w:t>
+        <w:br/>
+        <w:t>Job Cost Code 1:M Job Cost-Code Phase</w:t>
+        <w:br/>
+        <w:t>Job Cost Code 1:M Foreman Responsibility</w:t>
+      </w:r>
+    </w:p>
+    <w:p>
+      <w:pPr>
+        <w:spacing w:before="80" w:after="120"/>
+        <w:ind w:left="360" w:right="360"/>
+        <w:shd w:fill="F2F2F2"/>
+      </w:pPr>
+      <w:r>
+        <w:rPr>
+          <w:rFonts w:ascii="Consolas" w:hAnsi="Consolas"/>
+          <w:sz w:val="18"/>
+        </w:rPr>
+        <w:t>Imported Employee Time Entry</w:t>
+        <w:br/>
+        <w:t>→ Derived Daily Work Group</w:t>
+        <w:br/>
+        <w:t>→ Daily Work Assignment</w:t>
+        <w:br/>
+        <w:t>→ Daily Production / Operational Delay</w:t>
+      </w:r>
+    </w:p>
+    <w:p>
+      <w:pPr>
+        <w:spacing w:before="80" w:after="120"/>
+        <w:ind w:left="360" w:right="360"/>
+        <w:shd w:fill="F2F2F2"/>
+      </w:pPr>
+      <w:r>
+        <w:rPr>
+          <w:rFonts w:ascii="Consolas" w:hAnsi="Consolas"/>
+          <w:sz w:val="18"/>
+        </w:rPr>
+        <w:t>Equipment Unit 1:M Equipment Rate History</w:t>
+        <w:br/>
+        <w:t>Equipment Unit 1:M Equipment Usage</w:t>
+      </w:r>
+    </w:p>
+    <w:p>
+      <w:pPr>
+        <w:spacing w:before="80" w:after="120"/>
+        <w:ind w:left="360" w:right="360"/>
+        <w:shd w:fill="F2F2F2"/>
+      </w:pPr>
+      <w:r>
+        <w:rPr>
+          <w:rFonts w:ascii="Consolas" w:hAnsi="Consolas"/>
+          <w:sz w:val="18"/>
+        </w:rPr>
+        <w:t>Material Item 1:M Material Transaction</w:t>
+        <w:br/>
+        <w:t>Supplier Ticket Line ↔ Reconciliation ↔ Material Transaction</w:t>
+      </w:r>
+    </w:p>
+    <w:p>
+      <w:pPr>
+        <w:spacing w:before="80" w:after="120"/>
+        <w:ind w:left="360" w:right="360"/>
+        <w:shd w:fill="F2F2F2"/>
+      </w:pPr>
+      <w:r>
+        <w:rPr>
+          <w:rFonts w:ascii="Consolas" w:hAnsi="Consolas"/>
+          <w:sz w:val="18"/>
+        </w:rPr>
+        <w:t>Job 1:M Posted Job Cost</w:t>
+        <w:br/>
+        <w:t>Operational Record ↔ Operational Cost Match ↔ Posted Job Cost</w:t>
+      </w:r>
+    </w:p>
+    <w:p>
+      <w:pPr>
+        <w:spacing w:before="80" w:after="120"/>
+        <w:ind w:left="360" w:right="360"/>
+        <w:shd w:fill="F2F2F2"/>
+      </w:pPr>
+      <w:r>
+        <w:rPr>
+          <w:rFonts w:ascii="Consolas" w:hAnsi="Consolas"/>
+          <w:sz w:val="18"/>
+        </w:rPr>
+        <w:t>Job 1:M Customer Invoice</w:t>
+        <w:br/>
+        <w:t>Job 1:1 Current Forecast</w:t>
+        <w:br/>
+        <w:t>Job 1:M WIP Snapshot</w:t>
       </w:r>
     </w:p>
     <w:p>
@@ -1052,7 +2114,1146 @@
         <w:pStyle w:val="Heading1"/>
       </w:pPr>
       <w:r>
-        <w:t>5. Logical Subject Areas</w:t>
+        <w:t>8. Budget Architecture</w:t>
+      </w:r>
+    </w:p>
+    <w:p>
+      <w:r>
+        <w:t>The post-award budget is organized through Job Components. The Base Contract Component Budget is a newly created operating baseline. It is informed by accepted Quotes and final Bid Budget Revisions but is not produced by mathematically combining quote budgets.</w:t>
+      </w:r>
+    </w:p>
+    <w:p>
+      <w:pPr>
+        <w:spacing w:before="80" w:after="120"/>
+        <w:ind w:left="360" w:right="360"/>
+        <w:shd w:fill="F2F2F2"/>
+      </w:pPr>
+      <w:r>
+        <w:rPr>
+          <w:rFonts w:ascii="Consolas" w:hAnsi="Consolas"/>
+          <w:sz w:val="18"/>
+        </w:rPr>
+        <w:t>Job</w:t>
+        <w:br/>
+        <w:t>└── Job Component</w:t>
+        <w:br/>
+        <w:t xml:space="preserve">    └── Component Budget</w:t>
+        <w:br/>
+        <w:t xml:space="preserve">        └── Cost Code</w:t>
+        <w:br/>
+        <w:t xml:space="preserve">            └── Phase</w:t>
+        <w:br/>
+        <w:t xml:space="preserve">                └── Cost Type</w:t>
+      </w:r>
+    </w:p>
+    <w:p>
+      <w:pPr>
+        <w:pStyle w:val="ListBullet"/>
+      </w:pPr>
+      <w:r>
+        <w:t>Base Contract components carry original revenue and budget.</w:t>
+      </w:r>
+    </w:p>
+    <w:p>
+      <w:pPr>
+        <w:pStyle w:val="ListBullet"/>
+      </w:pPr>
+      <w:r>
+        <w:t>Approved Change Order components add revised revenue and budget.</w:t>
+      </w:r>
+    </w:p>
+    <w:p>
+      <w:pPr>
+        <w:pStyle w:val="ListBullet"/>
+      </w:pPr>
+      <w:r>
+        <w:t>Warranty components carry budget and actual cost but no revenue.</w:t>
+      </w:r>
+    </w:p>
+    <w:p>
+      <w:pPr>
+        <w:pStyle w:val="ListBullet"/>
+      </w:pPr>
+      <w:r>
+        <w:t>Budget Adjustments may affect budget quantity or cost but do not change revenue.</w:t>
+      </w:r>
+    </w:p>
+    <w:p>
+      <w:pPr>
+        <w:pStyle w:val="ListBullet"/>
+      </w:pPr>
+      <w:r>
+        <w:t>Job Cost Codes are activated at the parent-job level.</w:t>
+      </w:r>
+    </w:p>
+    <w:p>
+      <w:pPr>
+        <w:pStyle w:val="Heading1"/>
+      </w:pPr>
+      <w:r>
+        <w:t>9. Operational Transaction Grain</w:t>
+      </w:r>
+    </w:p>
+    <w:p>
+      <w:pPr>
+        <w:pStyle w:val="Heading2"/>
+      </w:pPr>
+      <w:r>
+        <w:t>9.1 Employee Time Entry</w:t>
+      </w:r>
+    </w:p>
+    <w:p>
+      <w:pPr>
+        <w:spacing w:before="80" w:after="120"/>
+        <w:ind w:left="360" w:right="360"/>
+        <w:shd w:fill="F2F2F2"/>
+      </w:pPr>
+      <w:r>
+        <w:rPr>
+          <w:rFonts w:ascii="Consolas" w:hAnsi="Consolas"/>
+          <w:sz w:val="18"/>
+        </w:rPr>
+        <w:t>Employee</w:t>
+        <w:br/>
+        <w:t>+ Work Date</w:t>
+        <w:br/>
+        <w:t>+ Job</w:t>
+        <w:br/>
+        <w:t>+ Cost Code</w:t>
+        <w:br/>
+        <w:t>+ Phase</w:t>
+        <w:br/>
+        <w:t>+ Labor Code</w:t>
+        <w:br/>
+        <w:t>+ Start Time</w:t>
+        <w:br/>
+        <w:t>+ End Time</w:t>
+      </w:r>
+    </w:p>
+    <w:p>
+      <w:pPr>
+        <w:pStyle w:val="Heading2"/>
+      </w:pPr>
+      <w:r>
+        <w:t>9.2 Derived Daily Work Group</w:t>
+      </w:r>
+    </w:p>
+    <w:p>
+      <w:pPr>
+        <w:spacing w:before="80" w:after="120"/>
+        <w:ind w:left="360" w:right="360"/>
+        <w:shd w:fill="F2F2F2"/>
+      </w:pPr>
+      <w:r>
+        <w:rPr>
+          <w:rFonts w:ascii="Consolas" w:hAnsi="Consolas"/>
+          <w:sz w:val="18"/>
+        </w:rPr>
+        <w:t>Job</w:t>
+        <w:br/>
+        <w:t>+ Work Date</w:t>
+        <w:br/>
+        <w:t>+ Foreman</w:t>
+      </w:r>
+    </w:p>
+    <w:p>
+      <w:pPr>
+        <w:pStyle w:val="Heading2"/>
+      </w:pPr>
+      <w:r>
+        <w:t>9.3 Daily Work Assignment</w:t>
+      </w:r>
+    </w:p>
+    <w:p>
+      <w:pPr>
+        <w:spacing w:before="80" w:after="120"/>
+        <w:ind w:left="360" w:right="360"/>
+        <w:shd w:fill="F2F2F2"/>
+      </w:pPr>
+      <w:r>
+        <w:rPr>
+          <w:rFonts w:ascii="Consolas" w:hAnsi="Consolas"/>
+          <w:sz w:val="18"/>
+        </w:rPr>
+        <w:t>Daily Work Group</w:t>
+        <w:br/>
+        <w:t>+ Employee</w:t>
+        <w:br/>
+        <w:t>+ Cost Code</w:t>
+        <w:br/>
+        <w:t>+ Phase</w:t>
+        <w:br/>
+        <w:t>+ Labor Segment</w:t>
+      </w:r>
+    </w:p>
+    <w:p>
+      <w:pPr>
+        <w:pStyle w:val="Heading2"/>
+      </w:pPr>
+      <w:r>
+        <w:t>9.4 Daily Production</w:t>
+      </w:r>
+    </w:p>
+    <w:p>
+      <w:pPr>
+        <w:spacing w:before="80" w:after="120"/>
+        <w:ind w:left="360" w:right="360"/>
+        <w:shd w:fill="F2F2F2"/>
+      </w:pPr>
+      <w:r>
+        <w:rPr>
+          <w:rFonts w:ascii="Consolas" w:hAnsi="Consolas"/>
+          <w:sz w:val="18"/>
+        </w:rPr>
+        <w:t>Work Date</w:t>
+        <w:br/>
+        <w:t>+ Job</w:t>
+        <w:br/>
+        <w:t>+ Daily Foreman</w:t>
+        <w:br/>
+        <w:t>+ Cost Code</w:t>
+        <w:br/>
+        <w:t>+ Production Measure</w:t>
+        <w:br/>
+        <w:t>+ Source Record or Sequence</w:t>
+      </w:r>
+    </w:p>
+    <w:p>
+      <w:pPr>
+        <w:pStyle w:val="Heading2"/>
+      </w:pPr>
+      <w:r>
+        <w:t>9.5 Equipment Usage</w:t>
+      </w:r>
+    </w:p>
+    <w:p>
+      <w:pPr>
+        <w:spacing w:before="80" w:after="120"/>
+        <w:ind w:left="360" w:right="360"/>
+        <w:shd w:fill="F2F2F2"/>
+      </w:pPr>
+      <w:r>
+        <w:rPr>
+          <w:rFonts w:ascii="Consolas" w:hAnsi="Consolas"/>
+          <w:sz w:val="18"/>
+        </w:rPr>
+        <w:t>Work Date</w:t>
+        <w:br/>
+        <w:t>+ Equipment Unit</w:t>
+        <w:br/>
+        <w:t>+ Job</w:t>
+        <w:br/>
+        <w:t>+ Cost Code</w:t>
+        <w:br/>
+        <w:t>+ Phase</w:t>
+        <w:br/>
+        <w:t>+ Usage Hours</w:t>
+      </w:r>
+    </w:p>
+    <w:p>
+      <w:pPr>
+        <w:pStyle w:val="Heading2"/>
+      </w:pPr>
+      <w:r>
+        <w:t>9.6 Material Transaction</w:t>
+      </w:r>
+    </w:p>
+    <w:p>
+      <w:pPr>
+        <w:spacing w:before="80" w:after="120"/>
+        <w:ind w:left="360" w:right="360"/>
+        <w:shd w:fill="F2F2F2"/>
+      </w:pPr>
+      <w:r>
+        <w:rPr>
+          <w:rFonts w:ascii="Consolas" w:hAnsi="Consolas"/>
+          <w:sz w:val="18"/>
+        </w:rPr>
+        <w:t>Work Date</w:t>
+        <w:br/>
+        <w:t>+ Job</w:t>
+        <w:br/>
+        <w:t>+ Cost Code</w:t>
+        <w:br/>
+        <w:t>+ Phase</w:t>
+        <w:br/>
+        <w:t>+ Material Item</w:t>
+        <w:br/>
+        <w:t>+ Quantity</w:t>
+        <w:br/>
+        <w:t>+ Unit of Measure</w:t>
+        <w:br/>
+        <w:t>+ Applied Unit Cost</w:t>
+        <w:br/>
+        <w:t>+ Source Type</w:t>
+      </w:r>
+    </w:p>
+    <w:p>
+      <w:pPr>
+        <w:pStyle w:val="Heading2"/>
+      </w:pPr>
+      <w:r>
+        <w:t>9.7 Posted Job Cost</w:t>
+      </w:r>
+    </w:p>
+    <w:p>
+      <w:pPr>
+        <w:spacing w:before="80" w:after="120"/>
+        <w:ind w:left="360" w:right="360"/>
+        <w:shd w:fill="F2F2F2"/>
+      </w:pPr>
+      <w:r>
+        <w:rPr>
+          <w:rFonts w:ascii="Consolas" w:hAnsi="Consolas"/>
+          <w:sz w:val="18"/>
+        </w:rPr>
+        <w:t>Posting Date</w:t>
+        <w:br/>
+        <w:t>+ Work or Usage Date</w:t>
+        <w:br/>
+        <w:t>+ Job</w:t>
+        <w:br/>
+        <w:t>+ Cost Code</w:t>
+        <w:br/>
+        <w:t>+ Phase</w:t>
+        <w:br/>
+        <w:t>+ Cost Type</w:t>
+        <w:br/>
+        <w:t>+ Source Transaction</w:t>
+      </w:r>
+    </w:p>
+    <w:p>
+      <w:pPr>
+        <w:pStyle w:val="Heading2"/>
+      </w:pPr>
+      <w:r>
+        <w:t>9.8 WIP Snapshot</w:t>
+      </w:r>
+    </w:p>
+    <w:p>
+      <w:pPr>
+        <w:spacing w:before="80" w:after="120"/>
+        <w:ind w:left="360" w:right="360"/>
+        <w:shd w:fill="F2F2F2"/>
+      </w:pPr>
+      <w:r>
+        <w:rPr>
+          <w:rFonts w:ascii="Consolas" w:hAnsi="Consolas"/>
+          <w:sz w:val="18"/>
+        </w:rPr>
+        <w:t>Job</w:t>
+        <w:br/>
+        <w:t>+ Reporting Date</w:t>
+      </w:r>
+    </w:p>
+    <w:p>
+      <w:pPr>
+        <w:pStyle w:val="Heading1"/>
+      </w:pPr>
+      <w:r>
+        <w:t>10. Source-System Boundary and Import Architecture</w:t>
+      </w:r>
+    </w:p>
+    <w:p>
+      <w:r>
+        <w:t>Operational and financial activity is imported from external source systems. The analytics database standardizes and integrates those records while retaining source ownership and audit lineage.</w:t>
+      </w:r>
+    </w:p>
+    <w:p>
+      <w:pPr>
+        <w:pStyle w:val="ListBullet"/>
+      </w:pPr>
+      <w:r>
+        <w:t>Source system</w:t>
+      </w:r>
+    </w:p>
+    <w:p>
+      <w:pPr>
+        <w:pStyle w:val="ListBullet"/>
+      </w:pPr>
+      <w:r>
+        <w:t>Source record identifier</w:t>
+      </w:r>
+    </w:p>
+    <w:p>
+      <w:pPr>
+        <w:pStyle w:val="ListBullet"/>
+      </w:pPr>
+      <w:r>
+        <w:t>Source created date</w:t>
+      </w:r>
+    </w:p>
+    <w:p>
+      <w:pPr>
+        <w:pStyle w:val="ListBullet"/>
+      </w:pPr>
+      <w:r>
+        <w:t>Source modified date</w:t>
+      </w:r>
+    </w:p>
+    <w:p>
+      <w:pPr>
+        <w:pStyle w:val="ListBullet"/>
+      </w:pPr>
+      <w:r>
+        <w:t>First imported date</w:t>
+      </w:r>
+    </w:p>
+    <w:p>
+      <w:pPr>
+        <w:pStyle w:val="ListBullet"/>
+      </w:pPr>
+      <w:r>
+        <w:t>Last imported date</w:t>
+      </w:r>
+    </w:p>
+    <w:p>
+      <w:pPr>
+        <w:pStyle w:val="ListBullet"/>
+      </w:pPr>
+      <w:r>
+        <w:t>Import batch</w:t>
+      </w:r>
+    </w:p>
+    <w:p>
+      <w:pPr>
+        <w:pStyle w:val="ListBullet"/>
+      </w:pPr>
+      <w:r>
+        <w:t>Record version</w:t>
+      </w:r>
+    </w:p>
+    <w:p>
+      <w:pPr>
+        <w:pStyle w:val="ListBullet"/>
+      </w:pPr>
+      <w:r>
+        <w:t>Matching or reconciliation status where applicable</w:t>
+      </w:r>
+    </w:p>
+    <w:p>
+      <w:r>
+        <w:t>Corrected operational records update the existing imported record while preserving audit information. Posted financial corrections remain represented through reversal and reposting when that is how the source system records the correction.</w:t>
+      </w:r>
+    </w:p>
+    <w:p>
+      <w:pPr>
+        <w:pStyle w:val="Heading1"/>
+      </w:pPr>
+      <w:r>
+        <w:t>11. Operational-to-Final Cost Matching</w:t>
+      </w:r>
+    </w:p>
+    <w:p>
+      <w:r>
+        <w:t>The solution must prevent estimated operational cost and final posted cost from being counted together. Direct source-record linkage is preferred whenever available.</w:t>
+      </w:r>
+    </w:p>
+    <w:p>
+      <w:pPr>
+        <w:spacing w:before="80" w:after="120"/>
+        <w:ind w:left="360" w:right="360"/>
+        <w:shd w:fill="F2F2F2"/>
+      </w:pPr>
+      <w:r>
+        <w:rPr>
+          <w:rFonts w:ascii="Consolas" w:hAnsi="Consolas"/>
+          <w:sz w:val="18"/>
+        </w:rPr>
+        <w:t>Employee Time Entry → Payroll Posted Job Cost</w:t>
+      </w:r>
+    </w:p>
+    <w:p>
+      <w:pPr>
+        <w:spacing w:before="80" w:after="120"/>
+        <w:ind w:left="360" w:right="360"/>
+        <w:shd w:fill="F2F2F2"/>
+      </w:pPr>
+      <w:r>
+        <w:rPr>
+          <w:rFonts w:ascii="Consolas" w:hAnsi="Consolas"/>
+          <w:sz w:val="18"/>
+        </w:rPr>
+        <w:t>Equipment Usage → Equipment Posted Job Cost</w:t>
+      </w:r>
+    </w:p>
+    <w:p>
+      <w:pPr>
+        <w:spacing w:before="80" w:after="120"/>
+        <w:ind w:left="360" w:right="360"/>
+        <w:shd w:fill="F2F2F2"/>
+      </w:pPr>
+      <w:r>
+        <w:rPr>
+          <w:rFonts w:ascii="Consolas" w:hAnsi="Consolas"/>
+          <w:sz w:val="18"/>
+        </w:rPr>
+        <w:t>Supplier Invoice Line → Accounts Payable Posted Job Cost</w:t>
+      </w:r>
+    </w:p>
+    <w:p>
+      <w:pPr>
+        <w:spacing w:before="80" w:after="120"/>
+        <w:ind w:left="360" w:right="360"/>
+        <w:shd w:fill="F2F2F2"/>
+      </w:pPr>
+      <w:r>
+        <w:rPr>
+          <w:rFonts w:ascii="Consolas" w:hAnsi="Consolas"/>
+          <w:sz w:val="18"/>
+        </w:rPr>
+        <w:t>Inventory Transaction → Inventory Posted Job Cost</w:t>
+      </w:r>
+    </w:p>
+    <w:p>
+      <w:r>
+        <w:t>When direct linkage is unavailable, controlled rule-based matching may use:</w:t>
+      </w:r>
+    </w:p>
+    <w:p>
+      <w:pPr>
+        <w:pStyle w:val="ListBullet"/>
+      </w:pPr>
+      <w:r>
+        <w:t>Job</w:t>
+      </w:r>
+    </w:p>
+    <w:p>
+      <w:pPr>
+        <w:pStyle w:val="ListBullet"/>
+      </w:pPr>
+      <w:r>
+        <w:t>Work or usage date</w:t>
+      </w:r>
+    </w:p>
+    <w:p>
+      <w:pPr>
+        <w:pStyle w:val="ListBullet"/>
+      </w:pPr>
+      <w:r>
+        <w:t>Cost Code</w:t>
+      </w:r>
+    </w:p>
+    <w:p>
+      <w:pPr>
+        <w:pStyle w:val="ListBullet"/>
+      </w:pPr>
+      <w:r>
+        <w:t>Phase</w:t>
+      </w:r>
+    </w:p>
+    <w:p>
+      <w:pPr>
+        <w:pStyle w:val="ListBullet"/>
+      </w:pPr>
+      <w:r>
+        <w:t>Cost Type</w:t>
+      </w:r>
+    </w:p>
+    <w:p>
+      <w:pPr>
+        <w:pStyle w:val="ListBullet"/>
+      </w:pPr>
+      <w:r>
+        <w:t>Source type</w:t>
+      </w:r>
+    </w:p>
+    <w:p>
+      <w:pPr>
+        <w:pStyle w:val="ListBullet"/>
+      </w:pPr>
+      <w:r>
+        <w:t>Employee, Equipment Unit, Material Item, or Vendor</w:t>
+      </w:r>
+    </w:p>
+    <w:p>
+      <w:pPr>
+        <w:pStyle w:val="ListBullet"/>
+      </w:pPr>
+      <w:r>
+        <w:t>Hours or quantity</w:t>
+      </w:r>
+    </w:p>
+    <w:p>
+      <w:pPr>
+        <w:pStyle w:val="ListBullet"/>
+      </w:pPr>
+      <w:r>
+        <w:t>Source batch or transaction number</w:t>
+      </w:r>
+    </w:p>
+    <w:p>
+      <w:r>
+        <w:t>Supported matching statuses:</w:t>
+      </w:r>
+    </w:p>
+    <w:p>
+      <w:pPr>
+        <w:pStyle w:val="ListBullet"/>
+      </w:pPr>
+      <w:r>
+        <w:t>Direct Match</w:t>
+      </w:r>
+    </w:p>
+    <w:p>
+      <w:pPr>
+        <w:pStyle w:val="ListBullet"/>
+      </w:pPr>
+      <w:r>
+        <w:t>Rule-Based Match</w:t>
+      </w:r>
+    </w:p>
+    <w:p>
+      <w:pPr>
+        <w:pStyle w:val="ListBullet"/>
+      </w:pPr>
+      <w:r>
+        <w:t>Ambiguous Match</w:t>
+      </w:r>
+    </w:p>
+    <w:p>
+      <w:pPr>
+        <w:pStyle w:val="ListBullet"/>
+      </w:pPr>
+      <w:r>
+        <w:t>Unmatched</w:t>
+      </w:r>
+    </w:p>
+    <w:p>
+      <w:pPr>
+        <w:pStyle w:val="ListBullet"/>
+      </w:pPr>
+      <w:r>
+        <w:t>Not Applicable</w:t>
+      </w:r>
+    </w:p>
+    <w:p>
+      <w:pPr>
+        <w:pStyle w:val="Heading1"/>
+      </w:pPr>
+      <w:r>
+        <w:t>12. Purchasing and Commitment Logic</w:t>
+      </w:r>
+    </w:p>
+    <w:p>
+      <w:pPr>
+        <w:pStyle w:val="ListBullet"/>
+      </w:pPr>
+      <w:r>
+        <w:t>Each Purchase Order belongs to one Job and one Vendor.</w:t>
+      </w:r>
+    </w:p>
+    <w:p>
+      <w:pPr>
+        <w:pStyle w:val="ListBullet"/>
+      </w:pPr>
+      <w:r>
+        <w:t>A Purchase Order contains one or more Purchase Order Lines.</w:t>
+      </w:r>
+    </w:p>
+    <w:p>
+      <w:pPr>
+        <w:pStyle w:val="ListBullet"/>
+      </w:pPr>
+      <w:r>
+        <w:t>Supplier Ticket Lines and Material Transactions are imported independently.</w:t>
+      </w:r>
+    </w:p>
+    <w:p>
+      <w:pPr>
+        <w:pStyle w:val="ListBullet"/>
+      </w:pPr>
+      <w:r>
+        <w:t>Supplier Ticket Lines may be reconciled to one or more Material Transactions.</w:t>
+      </w:r>
+    </w:p>
+    <w:p>
+      <w:pPr>
+        <w:pStyle w:val="ListBullet"/>
+      </w:pPr>
+      <w:r>
+        <w:t>Supplier Invoice Lines provide invoiced quantity and cost.</w:t>
+      </w:r>
+    </w:p>
+    <w:p>
+      <w:pPr>
+        <w:pStyle w:val="ListBullet"/>
+      </w:pPr>
+      <w:r>
+        <w:t>Open commitment equals committed amount less invoiced amount.</w:t>
+      </w:r>
+    </w:p>
+    <w:p>
+      <w:pPr>
+        <w:pStyle w:val="Heading1"/>
+      </w:pPr>
+      <w:r>
+        <w:t>13. Posted Job Cost and Corrections</w:t>
+      </w:r>
+    </w:p>
+    <w:p>
+      <w:pPr>
+        <w:pStyle w:val="ListBullet"/>
+      </w:pPr>
+      <w:r>
+        <w:t>Posted Job Cost is authoritative for final financial cost.</w:t>
+      </w:r>
+    </w:p>
+    <w:p>
+      <w:pPr>
+        <w:pStyle w:val="ListBullet"/>
+      </w:pPr>
+      <w:r>
+        <w:t>Original transactions remain available.</w:t>
+      </w:r>
+    </w:p>
+    <w:p>
+      <w:pPr>
+        <w:pStyle w:val="ListBullet"/>
+      </w:pPr>
+      <w:r>
+        <w:t>Accounting corrections are retained through reversal and reposting.</w:t>
+      </w:r>
+    </w:p>
+    <w:p>
+      <w:pPr>
+        <w:pStyle w:val="ListBullet"/>
+      </w:pPr>
+      <w:r>
+        <w:t>Base and Change Order actual costs normally remain combined.</w:t>
+      </w:r>
+    </w:p>
+    <w:p>
+      <w:pPr>
+        <w:pStyle w:val="ListBullet"/>
+      </w:pPr>
+      <w:r>
+        <w:t>Warranty activity is identified through phases 950 and 955.</w:t>
+      </w:r>
+    </w:p>
+    <w:p>
+      <w:pPr>
+        <w:pStyle w:val="ListBullet"/>
+      </w:pPr>
+      <w:r>
+        <w:t>Closed Jobs block additional posting until formally reopened.</w:t>
+      </w:r>
+    </w:p>
+    <w:p>
+      <w:pPr>
+        <w:pStyle w:val="Heading1"/>
+      </w:pPr>
+      <w:r>
+        <w:t>14. Billing and Revenue</w:t>
+      </w:r>
+    </w:p>
+    <w:p>
+      <w:pPr>
+        <w:pStyle w:val="ListBullet"/>
+      </w:pPr>
+      <w:r>
+        <w:t>Each Customer Invoice belongs to one Job.</w:t>
+      </w:r>
+    </w:p>
+    <w:p>
+      <w:pPr>
+        <w:pStyle w:val="ListBullet"/>
+      </w:pPr>
+      <w:r>
+        <w:t>Customer Invoice is authoritative for billed revenue.</w:t>
+      </w:r>
+    </w:p>
+    <w:p>
+      <w:pPr>
+        <w:pStyle w:val="ListBullet"/>
+      </w:pPr>
+      <w:r>
+        <w:t>Billing analysis is performed at the parent-job level.</w:t>
+      </w:r>
+    </w:p>
+    <w:p>
+      <w:pPr>
+        <w:pStyle w:val="ListBullet"/>
+      </w:pPr>
+      <w:r>
+        <w:t>Revised revenue equals Base Contract revenue plus approved Change Order revenue.</w:t>
+      </w:r>
+    </w:p>
+    <w:p>
+      <w:pPr>
+        <w:pStyle w:val="ListBullet"/>
+      </w:pPr>
+      <w:r>
+        <w:t>Warranty adds no revenue.</w:t>
+      </w:r>
+    </w:p>
+    <w:p>
+      <w:pPr>
+        <w:pStyle w:val="Heading1"/>
+      </w:pPr>
+      <w:r>
+        <w:t>15. WIP, Forecasting, and Historical Snapshots</w:t>
+      </w:r>
+    </w:p>
+    <w:p>
+      <w:r>
+        <w:t>WIP is calculated at the parent-job level using:</w:t>
+      </w:r>
+    </w:p>
+    <w:p>
+      <w:pPr>
+        <w:pStyle w:val="ListBullet"/>
+      </w:pPr>
+      <w:r>
+        <w:t>Base Contract budget</w:t>
+      </w:r>
+    </w:p>
+    <w:p>
+      <w:pPr>
+        <w:pStyle w:val="ListBullet"/>
+      </w:pPr>
+      <w:r>
+        <w:t>Approved Change Order budget</w:t>
+      </w:r>
+    </w:p>
+    <w:p>
+      <w:pPr>
+        <w:pStyle w:val="ListBullet"/>
+      </w:pPr>
+      <w:r>
+        <w:t>Warranty budget</w:t>
+      </w:r>
+    </w:p>
+    <w:p>
+      <w:pPr>
+        <w:pStyle w:val="ListBullet"/>
+      </w:pPr>
+      <w:r>
+        <w:t>Budget adjustments</w:t>
+      </w:r>
+    </w:p>
+    <w:p>
+      <w:pPr>
+        <w:pStyle w:val="ListBullet"/>
+      </w:pPr>
+      <w:r>
+        <w:t>Posted Job Cost</w:t>
+      </w:r>
+    </w:p>
+    <w:p>
+      <w:pPr>
+        <w:pStyle w:val="ListBullet"/>
+      </w:pPr>
+      <w:r>
+        <w:t>Estimated unposted cost</w:t>
+      </w:r>
+    </w:p>
+    <w:p>
+      <w:pPr>
+        <w:pStyle w:val="ListBullet"/>
+      </w:pPr>
+      <w:r>
+        <w:t>Open commitments</w:t>
+      </w:r>
+    </w:p>
+    <w:p>
+      <w:pPr>
+        <w:pStyle w:val="ListBullet"/>
+      </w:pPr>
+      <w:r>
+        <w:t>Billed revenue</w:t>
+      </w:r>
+    </w:p>
+    <w:p>
+      <w:pPr>
+        <w:pStyle w:val="ListBullet"/>
+      </w:pPr>
+      <w:r>
+        <w:t>Current forecast</w:t>
+      </w:r>
+    </w:p>
+    <w:p>
+      <w:r>
+        <w:t>Current WIP is dynamically calculated through a Current WIP View. Historical reporting is supported through WIP Snapshot.</w:t>
+      </w:r>
+    </w:p>
+    <w:p>
+      <w:pPr>
+        <w:pStyle w:val="ListBullet"/>
+      </w:pPr>
+      <w:r>
+        <w:t>Weekly and month-end snapshots are standard.</w:t>
+      </w:r>
+    </w:p>
+    <w:p>
+      <w:pPr>
+        <w:pStyle w:val="ListBullet"/>
+      </w:pPr>
+      <w:r>
+        <w:t>Weekly snapshots use a company-wide fixed week-ending day stored in Global Configuration.</w:t>
+      </w:r>
+    </w:p>
+    <w:p>
+      <w:pPr>
+        <w:pStyle w:val="ListBullet"/>
+      </w:pPr>
+      <w:r>
+        <w:t>Month-end snapshots use the accounting month-end date.</w:t>
+      </w:r>
+    </w:p>
+    <w:p>
+      <w:pPr>
+        <w:pStyle w:val="ListBullet"/>
+      </w:pPr>
+      <w:r>
+        <w:t>A snapshot may be weekly, month-end, or both.</w:t>
+      </w:r>
+    </w:p>
+    <w:p>
+      <w:pPr>
+        <w:pStyle w:val="ListBullet"/>
+      </w:pPr>
+      <w:r>
+        <w:t>Prior snapshots are retained and not overwritten.</w:t>
+      </w:r>
+    </w:p>
+    <w:p>
+      <w:pPr>
+        <w:pStyle w:val="ListBullet"/>
+      </w:pPr>
+      <w:r>
+        <w:t>Period-over-period deltas are calculated from consecutive snapshots.</w:t>
+      </w:r>
+    </w:p>
+    <w:p>
+      <w:pPr>
+        <w:pStyle w:val="ListBullet"/>
+      </w:pPr>
+      <w:r>
+        <w:t>Forecast values used at each cutoff are preserved in the snapshot.</w:t>
+      </w:r>
+    </w:p>
+    <w:p>
+      <w:pPr>
+        <w:pStyle w:val="Heading1"/>
+      </w:pPr>
+      <w:r>
+        <w:t>16. Effective-Dated Master Data</w:t>
+      </w:r>
+    </w:p>
+    <w:p>
+      <w:r>
+        <w:t>Effective-dated history is required for:</w:t>
+      </w:r>
+    </w:p>
+    <w:p>
+      <w:pPr>
+        <w:pStyle w:val="ListBullet"/>
+      </w:pPr>
+      <w:r>
+        <w:t>Employee labor rates</w:t>
+      </w:r>
+    </w:p>
+    <w:p>
+      <w:pPr>
+        <w:pStyle w:val="ListBullet"/>
+      </w:pPr>
+      <w:r>
+        <w:t>Equipment rates</w:t>
+      </w:r>
+    </w:p>
+    <w:p>
+      <w:pPr>
+        <w:pStyle w:val="ListBullet"/>
+      </w:pPr>
+      <w:r>
+        <w:t>Material standard costs</w:t>
+      </w:r>
+    </w:p>
+    <w:p>
+      <w:pPr>
+        <w:pStyle w:val="ListBullet"/>
+      </w:pPr>
+      <w:r>
+        <w:t>Employee primary crew assignments</w:t>
+      </w:r>
+    </w:p>
+    <w:p>
+      <w:pPr>
+        <w:pStyle w:val="ListBullet"/>
+      </w:pPr>
+      <w:r>
+        <w:t>Each record includes Effective Start Date and Effective End Date.</w:t>
+      </w:r>
+    </w:p>
+    <w:p>
+      <w:pPr>
+        <w:pStyle w:val="ListBullet"/>
+      </w:pPr>
+      <w:r>
+        <w:t>Overlapping effective periods are prohibited for the same entity and rate or assignment type.</w:t>
+      </w:r>
+    </w:p>
+    <w:p>
+      <w:pPr>
+        <w:pStyle w:val="ListBullet"/>
+      </w:pPr>
+      <w:r>
+        <w:t>Only one effective record may apply to a transaction date.</w:t>
+      </w:r>
+    </w:p>
+    <w:p>
+      <w:pPr>
+        <w:pStyle w:val="ListBullet"/>
+      </w:pPr>
+      <w:r>
+        <w:t>Stored applied rates and costs are not recalculated when master values change.</w:t>
+      </w:r>
+    </w:p>
+    <w:p>
+      <w:pPr>
+        <w:pStyle w:val="ListBullet"/>
+      </w:pPr>
+      <w:r>
+        <w:t>Job-role assignment history is not required.</w:t>
+      </w:r>
+    </w:p>
+    <w:p>
+      <w:pPr>
+        <w:pStyle w:val="Heading1"/>
+      </w:pPr>
+      <w:r>
+        <w:t>17. Global Configuration</w:t>
+      </w:r>
+    </w:p>
+    <w:p>
+      <w:r>
+        <w:t>Global Configuration stores company-wide settings used by reporting and processing logic.</w:t>
+      </w:r>
+    </w:p>
+    <w:p>
+      <w:pPr>
+        <w:pStyle w:val="ListBullet"/>
+      </w:pPr>
+      <w:r>
+        <w:t>WIP week-ending day</w:t>
+      </w:r>
+    </w:p>
+    <w:p>
+      <w:pPr>
+        <w:pStyle w:val="ListBullet"/>
+      </w:pPr>
+      <w:r>
+        <w:t>Fiscal year-end</w:t>
+      </w:r>
+    </w:p>
+    <w:p>
+      <w:pPr>
+        <w:pStyle w:val="ListBullet"/>
+      </w:pPr>
+      <w:r>
+        <w:t>Standard workweek</w:t>
+      </w:r>
+    </w:p>
+    <w:p>
+      <w:pPr>
+        <w:pStyle w:val="ListBullet"/>
+      </w:pPr>
+      <w:r>
+        <w:t>Weekly WIP snapshot requirement</w:t>
+      </w:r>
+    </w:p>
+    <w:p>
+      <w:pPr>
+        <w:pStyle w:val="ListBullet"/>
+      </w:pPr>
+      <w:r>
+        <w:t>Month-end WIP snapshot requirement</w:t>
+      </w:r>
+    </w:p>
+    <w:p>
+      <w:pPr>
+        <w:pStyle w:val="ListBullet"/>
+      </w:pPr>
+      <w:r>
+        <w:t>Material-variance tolerance</w:t>
+      </w:r>
+    </w:p>
+    <w:p>
+      <w:pPr>
+        <w:pStyle w:val="ListBullet"/>
+      </w:pPr>
+      <w:r>
+        <w:t>Cost-variance thresholds</w:t>
+      </w:r>
+    </w:p>
+    <w:p>
+      <w:pPr>
+        <w:pStyle w:val="ListBullet"/>
+      </w:pPr>
+      <w:r>
+        <w:t>Closed-job posting rules</w:t>
+      </w:r>
+    </w:p>
+    <w:p>
+      <w:pPr>
+        <w:pStyle w:val="ListBullet"/>
+      </w:pPr>
+      <w:r>
+        <w:t>Default Production and Travel phases</w:t>
+      </w:r>
+    </w:p>
+    <w:p>
+      <w:pPr>
+        <w:pStyle w:val="ListBullet"/>
+      </w:pPr>
+      <w:r>
+        <w:t>Default Warranty Production and Warranty Travel phases</w:t>
+      </w:r>
+    </w:p>
+    <w:p>
+      <w:pPr>
+        <w:pStyle w:val="ListBullet"/>
+      </w:pPr>
+      <w:r>
+        <w:t>Reporting currency</w:t>
+      </w:r>
+    </w:p>
+    <w:p>
+      <w:pPr>
+        <w:pStyle w:val="ListBullet"/>
+      </w:pPr>
+      <w:r>
+        <w:t>Default reporting time zone</w:t>
+      </w:r>
+    </w:p>
+    <w:p>
+      <w:pPr>
+        <w:pStyle w:val="ListBullet"/>
+      </w:pPr>
+      <w:r>
+        <w:t>WIP calculation options</w:t>
+      </w:r>
+    </w:p>
+    <w:p>
+      <w:pPr>
+        <w:pStyle w:val="ListBullet"/>
+      </w:pPr>
+      <w:r>
+        <w:t>Forecast calculation options</w:t>
+      </w:r>
+    </w:p>
+    <w:p>
+      <w:r>
+        <w:t>Settings that affect historical comparability should be locked after implementation or changed only through a controlled conversion process.</w:t>
+      </w:r>
+    </w:p>
+    <w:p>
+      <w:pPr>
+        <w:pStyle w:val="Heading1"/>
+      </w:pPr>
+      <w:r>
+        <w:t>18. Authoritative Record Summary</w:t>
       </w:r>
     </w:p>
     <w:tbl>
@@ -1063,612 +3264,395 @@
         <w:tblLook w:firstColumn="1" w:firstRow="1" w:lastColumn="0" w:lastRow="0" w:noHBand="0" w:noVBand="1" w:val="04A0"/>
       </w:tblPr>
       <w:tblGrid>
-        <w:gridCol w:w="3312"/>
-        <w:gridCol w:w="3312"/>
-        <w:gridCol w:w="3312"/>
+        <w:gridCol w:w="5112"/>
+        <w:gridCol w:w="5112"/>
       </w:tblGrid>
       <w:tr>
         <w:trPr>
-          <w:cantSplit/>
           <w:tblHeader w:val="true"/>
         </w:trPr>
         <w:tc>
           <w:tcPr>
-            <w:tcW w:type="dxa" w:w="3312"/>
-            <w:vAlign w:val="center"/>
-            <w:shd w:fill="D9EAF7"/>
+            <w:tcW w:type="dxa" w:w="5112"/>
+            <w:shd w:fill="B4C6E7"/>
           </w:tcPr>
           <w:p>
-            <w:pPr>
-              <w:spacing w:after="0"/>
-            </w:pPr>
-            <w:r/>
             <w:r>
-              <w:rPr>
-                <w:b/>
-              </w:rPr>
-              <w:t>Subject Area</w:t>
+              <w:t>Business Information</w:t>
             </w:r>
           </w:p>
         </w:tc>
         <w:tc>
           <w:tcPr>
-            <w:tcW w:type="dxa" w:w="3312"/>
-            <w:vAlign w:val="center"/>
-            <w:shd w:fill="D9EAF7"/>
+            <w:tcW w:type="dxa" w:w="5112"/>
+            <w:shd w:fill="B4C6E7"/>
           </w:tcPr>
           <w:p>
-            <w:pPr>
-              <w:spacing w:after="0"/>
-            </w:pPr>
-            <w:r/>
             <w:r>
-              <w:rPr>
-                <w:b/>
-              </w:rPr>
-              <w:t>Primary Purpose</w:t>
+              <w:t>Authoritative Record</w:t>
+            </w:r>
+          </w:p>
+        </w:tc>
+      </w:tr>
+      <w:tr>
+        <w:tc>
+          <w:tcPr>
+            <w:tcW w:type="dxa" w:w="5112"/>
+          </w:tcPr>
+          <w:p>
+            <w:r>
+              <w:t>Pre-award customer-facing proposal</w:t>
             </w:r>
           </w:p>
         </w:tc>
         <w:tc>
           <w:tcPr>
-            <w:tcW w:type="dxa" w:w="3312"/>
-            <w:vAlign w:val="center"/>
-            <w:shd w:fill="D9EAF7"/>
+            <w:tcW w:type="dxa" w:w="5112"/>
           </w:tcPr>
           <w:p>
-            <w:pPr>
-              <w:spacing w:after="0"/>
-            </w:pPr>
-            <w:r/>
             <w:r>
-              <w:rPr>
-                <w:b/>
-              </w:rPr>
-              <w:t>Representative Entities</w:t>
+              <w:t>Quote</w:t>
             </w:r>
           </w:p>
         </w:tc>
       </w:tr>
       <w:tr>
-        <w:trPr>
-          <w:cantSplit/>
-        </w:trPr>
         <w:tc>
           <w:tcPr>
-            <w:tcW w:type="dxa" w:w="3312"/>
-            <w:vAlign w:val="center"/>
+            <w:tcW w:type="dxa" w:w="5112"/>
           </w:tcPr>
           <w:p>
-            <w:pPr>
-              <w:spacing w:after="0"/>
-            </w:pPr>
-            <w:r/>
             <w:r>
-              <w:rPr>
-                <w:b w:val="0"/>
-              </w:rPr>
-              <w:t>Customer and Sales</w:t>
+              <w:t>Internal pre-award estimate</w:t>
             </w:r>
           </w:p>
         </w:tc>
         <w:tc>
           <w:tcPr>
-            <w:tcW w:type="dxa" w:w="3312"/>
-            <w:vAlign w:val="center"/>
+            <w:tcW w:type="dxa" w:w="5112"/>
           </w:tcPr>
           <w:p>
-            <w:pPr>
-              <w:spacing w:after="0"/>
-            </w:pPr>
-            <w:r/>
             <w:r>
-              <w:rPr>
-                <w:b w:val="0"/>
-              </w:rPr>
-              <w:t>Track customer opportunities, quotes, and accepted-source lineage.</w:t>
+              <w:t>Final Bid Budget Revision</w:t>
+            </w:r>
+          </w:p>
+        </w:tc>
+      </w:tr>
+      <w:tr>
+        <w:tc>
+          <w:tcPr>
+            <w:tcW w:type="dxa" w:w="5112"/>
+          </w:tcPr>
+          <w:p>
+            <w:r>
+              <w:t>Awarded work</w:t>
             </w:r>
           </w:p>
         </w:tc>
         <w:tc>
           <w:tcPr>
-            <w:tcW w:type="dxa" w:w="3312"/>
-            <w:vAlign w:val="center"/>
+            <w:tcW w:type="dxa" w:w="5112"/>
           </w:tcPr>
           <w:p>
-            <w:pPr>
-              <w:spacing w:after="0"/>
-            </w:pPr>
-            <w:r/>
             <w:r>
-              <w:rPr>
-                <w:b w:val="0"/>
-              </w:rPr>
-              <w:t>Customer, Opportunity, Quote, Bid Budget Revision, Job Quote Source</w:t>
+              <w:t>Job</w:t>
             </w:r>
           </w:p>
         </w:tc>
       </w:tr>
       <w:tr>
-        <w:trPr>
-          <w:cantSplit/>
-        </w:trPr>
         <w:tc>
           <w:tcPr>
-            <w:tcW w:type="dxa" w:w="3312"/>
-            <w:vAlign w:val="center"/>
+            <w:tcW w:type="dxa" w:w="5112"/>
           </w:tcPr>
           <w:p>
-            <w:pPr>
-              <w:spacing w:after="0"/>
-            </w:pPr>
-            <w:r/>
             <w:r>
-              <w:rPr>
-                <w:b w:val="0"/>
-              </w:rPr>
-              <w:t>Job and Scope</w:t>
+              <w:t>Original operating budget</w:t>
             </w:r>
           </w:p>
         </w:tc>
         <w:tc>
           <w:tcPr>
-            <w:tcW w:type="dxa" w:w="3312"/>
-            <w:vAlign w:val="center"/>
+            <w:tcW w:type="dxa" w:w="5112"/>
           </w:tcPr>
           <w:p>
-            <w:pPr>
-              <w:spacing w:after="0"/>
-            </w:pPr>
-            <w:r/>
             <w:r>
-              <w:rPr>
-                <w:b w:val="0"/>
-              </w:rPr>
-              <w:t>Represent the parent job and its base, change-order, and warranty components.</w:t>
+              <w:t>Base Contract Component Budget</w:t>
+            </w:r>
+          </w:p>
+        </w:tc>
+      </w:tr>
+      <w:tr>
+        <w:tc>
+          <w:tcPr>
+            <w:tcW w:type="dxa" w:w="5112"/>
+          </w:tcPr>
+          <w:p>
+            <w:r>
+              <w:t>Current job roles</w:t>
             </w:r>
           </w:p>
         </w:tc>
         <w:tc>
           <w:tcPr>
-            <w:tcW w:type="dxa" w:w="3312"/>
-            <w:vAlign w:val="center"/>
+            <w:tcW w:type="dxa" w:w="5112"/>
           </w:tcPr>
           <w:p>
-            <w:pPr>
-              <w:spacing w:after="0"/>
-            </w:pPr>
-            <w:r/>
             <w:r>
-              <w:rPr>
-                <w:b w:val="0"/>
-              </w:rPr>
-              <w:t>Job, Job Component, Component Type, Component Status</w:t>
+              <w:t>Job</w:t>
             </w:r>
           </w:p>
         </w:tc>
       </w:tr>
       <w:tr>
-        <w:trPr>
-          <w:cantSplit/>
-        </w:trPr>
         <w:tc>
           <w:tcPr>
-            <w:tcW w:type="dxa" w:w="3312"/>
-            <w:vAlign w:val="center"/>
+            <w:tcW w:type="dxa" w:w="5112"/>
           </w:tcPr>
           <w:p>
-            <w:pPr>
-              <w:spacing w:after="0"/>
-            </w:pPr>
-            <w:r/>
             <w:r>
-              <w:rPr>
-                <w:b w:val="0"/>
-              </w:rPr>
-              <w:t>Budgeting</w:t>
+              <w:t>Responsible foreman accountability</w:t>
             </w:r>
           </w:p>
         </w:tc>
         <w:tc>
           <w:tcPr>
-            <w:tcW w:type="dxa" w:w="3312"/>
-            <w:vAlign w:val="center"/>
+            <w:tcW w:type="dxa" w:w="5112"/>
           </w:tcPr>
           <w:p>
-            <w:pPr>
-              <w:spacing w:after="0"/>
-            </w:pPr>
-            <w:r/>
             <w:r>
-              <w:rPr>
-                <w:b w:val="0"/>
-              </w:rPr>
-              <w:t>Track component budgets, detailed cost hierarchy, and adjustments.</w:t>
+              <w:t>Foreman Responsibility</w:t>
+            </w:r>
+          </w:p>
+        </w:tc>
+      </w:tr>
+      <w:tr>
+        <w:tc>
+          <w:tcPr>
+            <w:tcW w:type="dxa" w:w="5112"/>
+          </w:tcPr>
+          <w:p>
+            <w:r>
+              <w:t>Labor hours and assignments</w:t>
             </w:r>
           </w:p>
         </w:tc>
         <w:tc>
           <w:tcPr>
-            <w:tcW w:type="dxa" w:w="3312"/>
-            <w:vAlign w:val="center"/>
+            <w:tcW w:type="dxa" w:w="5112"/>
           </w:tcPr>
           <w:p>
-            <w:pPr>
-              <w:spacing w:after="0"/>
-            </w:pPr>
-            <w:r/>
             <w:r>
-              <w:rPr>
-                <w:b w:val="0"/>
-              </w:rPr>
-              <w:t>Component Budget, Budget Detail, Budget Adjustment</w:t>
+              <w:t>Employee Time Entry</w:t>
             </w:r>
           </w:p>
         </w:tc>
       </w:tr>
       <w:tr>
-        <w:trPr>
-          <w:cantSplit/>
-        </w:trPr>
         <w:tc>
           <w:tcPr>
-            <w:tcW w:type="dxa" w:w="3312"/>
-            <w:vAlign w:val="center"/>
+            <w:tcW w:type="dxa" w:w="5112"/>
           </w:tcPr>
           <w:p>
-            <w:pPr>
-              <w:spacing w:after="0"/>
-            </w:pPr>
-            <w:r/>
             <w:r>
-              <w:rPr>
-                <w:b w:val="0"/>
-              </w:rPr>
-              <w:t>Field Activity</w:t>
+              <w:t>Equipment usage hours</w:t>
             </w:r>
           </w:p>
         </w:tc>
         <w:tc>
           <w:tcPr>
-            <w:tcW w:type="dxa" w:w="3312"/>
-            <w:vAlign w:val="center"/>
+            <w:tcW w:type="dxa" w:w="5112"/>
           </w:tcPr>
           <w:p>
-            <w:pPr>
-              <w:spacing w:after="0"/>
-            </w:pPr>
-            <w:r/>
             <w:r>
-              <w:rPr>
-                <w:b w:val="0"/>
-              </w:rPr>
-              <w:t>Capture labor, equipment, and material activity before final posting.</w:t>
+              <w:t>Equipment Usage</w:t>
+            </w:r>
+          </w:p>
+        </w:tc>
+      </w:tr>
+      <w:tr>
+        <w:tc>
+          <w:tcPr>
+            <w:tcW w:type="dxa" w:w="5112"/>
+          </w:tcPr>
+          <w:p>
+            <w:r>
+              <w:t>Material job quantity and applied cost</w:t>
             </w:r>
           </w:p>
         </w:tc>
         <w:tc>
           <w:tcPr>
-            <w:tcW w:type="dxa" w:w="3312"/>
-            <w:vAlign w:val="center"/>
+            <w:tcW w:type="dxa" w:w="5112"/>
           </w:tcPr>
           <w:p>
-            <w:pPr>
-              <w:spacing w:after="0"/>
-            </w:pPr>
-            <w:r/>
             <w:r>
-              <w:rPr>
-                <w:b w:val="0"/>
-              </w:rPr>
-              <w:t>Employee Time Entry, Equipment Usage, Material Transaction</w:t>
+              <w:t>Material Transaction</w:t>
             </w:r>
           </w:p>
         </w:tc>
       </w:tr>
       <w:tr>
-        <w:trPr>
-          <w:cantSplit/>
-        </w:trPr>
         <w:tc>
           <w:tcPr>
-            <w:tcW w:type="dxa" w:w="3312"/>
-            <w:vAlign w:val="center"/>
+            <w:tcW w:type="dxa" w:w="5112"/>
           </w:tcPr>
           <w:p>
-            <w:pPr>
-              <w:spacing w:after="0"/>
-            </w:pPr>
-            <w:r/>
             <w:r>
-              <w:rPr>
-                <w:b w:val="0"/>
-              </w:rPr>
-              <w:t>Purchasing</w:t>
+              <w:t>Delivered supplier quantity</w:t>
             </w:r>
           </w:p>
         </w:tc>
         <w:tc>
           <w:tcPr>
-            <w:tcW w:type="dxa" w:w="3312"/>
-            <w:vAlign w:val="center"/>
+            <w:tcW w:type="dxa" w:w="5112"/>
           </w:tcPr>
           <w:p>
-            <w:pPr>
-              <w:spacing w:after="0"/>
-            </w:pPr>
-            <w:r/>
             <w:r>
-              <w:rPr>
-                <w:b w:val="0"/>
-              </w:rPr>
-              <w:t>Track committed costs, PO lines, supplier tickets, and open commitments.</w:t>
+              <w:t>Supplier Ticket Line</w:t>
+            </w:r>
+          </w:p>
+        </w:tc>
+      </w:tr>
+      <w:tr>
+        <w:tc>
+          <w:tcPr>
+            <w:tcW w:type="dxa" w:w="5112"/>
+          </w:tcPr>
+          <w:p>
+            <w:r>
+              <w:t>Invoiced supplier quantity and cost</w:t>
             </w:r>
           </w:p>
         </w:tc>
         <w:tc>
           <w:tcPr>
-            <w:tcW w:type="dxa" w:w="3312"/>
-            <w:vAlign w:val="center"/>
+            <w:tcW w:type="dxa" w:w="5112"/>
           </w:tcPr>
           <w:p>
-            <w:pPr>
-              <w:spacing w:after="0"/>
-            </w:pPr>
-            <w:r/>
             <w:r>
-              <w:rPr>
-                <w:b w:val="0"/>
-              </w:rPr>
-              <w:t>Purchase Order, PO Line, Supplier Ticket, Supplier Ticket Line</w:t>
+              <w:t>Supplier Invoice Line</w:t>
             </w:r>
           </w:p>
         </w:tc>
       </w:tr>
       <w:tr>
-        <w:trPr>
-          <w:cantSplit/>
-        </w:trPr>
         <w:tc>
           <w:tcPr>
-            <w:tcW w:type="dxa" w:w="3312"/>
-            <w:vAlign w:val="center"/>
+            <w:tcW w:type="dxa" w:w="5112"/>
           </w:tcPr>
           <w:p>
-            <w:pPr>
-              <w:spacing w:after="0"/>
-            </w:pPr>
-            <w:r/>
             <w:r>
-              <w:rPr>
-                <w:b w:val="0"/>
-              </w:rPr>
-              <w:t>Posted Job Cost</w:t>
+              <w:t>Final financial cost</w:t>
             </w:r>
           </w:p>
         </w:tc>
         <w:tc>
           <w:tcPr>
-            <w:tcW w:type="dxa" w:w="3312"/>
-            <w:vAlign w:val="center"/>
+            <w:tcW w:type="dxa" w:w="5112"/>
           </w:tcPr>
           <w:p>
-            <w:pPr>
-              <w:spacing w:after="0"/>
-            </w:pPr>
-            <w:r/>
             <w:r>
-              <w:rPr>
-                <w:b w:val="0"/>
-              </w:rPr>
-              <w:t>Store authoritative final job-cost transactions and corrections.</w:t>
+              <w:t>Posted Job Cost</w:t>
+            </w:r>
+          </w:p>
+        </w:tc>
+      </w:tr>
+      <w:tr>
+        <w:tc>
+          <w:tcPr>
+            <w:tcW w:type="dxa" w:w="5112"/>
+          </w:tcPr>
+          <w:p>
+            <w:r>
+              <w:t>Billed revenue</w:t>
             </w:r>
           </w:p>
         </w:tc>
         <w:tc>
           <w:tcPr>
-            <w:tcW w:type="dxa" w:w="3312"/>
-            <w:vAlign w:val="center"/>
+            <w:tcW w:type="dxa" w:w="5112"/>
           </w:tcPr>
           <w:p>
-            <w:pPr>
-              <w:spacing w:after="0"/>
-            </w:pPr>
-            <w:r/>
             <w:r>
-              <w:rPr>
-                <w:b w:val="0"/>
-              </w:rPr>
-              <w:t>Posted Job Cost, Reversal/Correction Lineage</w:t>
+              <w:t>Customer Invoice</w:t>
             </w:r>
           </w:p>
         </w:tc>
       </w:tr>
       <w:tr>
-        <w:trPr>
-          <w:cantSplit/>
-        </w:trPr>
         <w:tc>
           <w:tcPr>
-            <w:tcW w:type="dxa" w:w="3312"/>
-            <w:vAlign w:val="center"/>
+            <w:tcW w:type="dxa" w:w="5112"/>
           </w:tcPr>
           <w:p>
-            <w:pPr>
-              <w:spacing w:after="0"/>
-            </w:pPr>
-            <w:r/>
             <w:r>
-              <w:rPr>
-                <w:b w:val="0"/>
-              </w:rPr>
-              <w:t>Billing and WIP</w:t>
+              <w:t>Current remaining-cost estimate</w:t>
             </w:r>
           </w:p>
         </w:tc>
         <w:tc>
           <w:tcPr>
-            <w:tcW w:type="dxa" w:w="3312"/>
-            <w:vAlign w:val="center"/>
+            <w:tcW w:type="dxa" w:w="5112"/>
           </w:tcPr>
           <w:p>
-            <w:pPr>
-              <w:spacing w:after="0"/>
-            </w:pPr>
-            <w:r/>
             <w:r>
-              <w:rPr>
-                <w:b w:val="0"/>
-              </w:rPr>
-              <w:t>Track invoices, percent complete, earned revenue, and over/under billing.</w:t>
+              <w:t>Current Forecast</w:t>
+            </w:r>
+          </w:p>
+        </w:tc>
+      </w:tr>
+      <w:tr>
+        <w:tc>
+          <w:tcPr>
+            <w:tcW w:type="dxa" w:w="5112"/>
+          </w:tcPr>
+          <w:p>
+            <w:r>
+              <w:t>Current calculated WIP</w:t>
             </w:r>
           </w:p>
         </w:tc>
         <w:tc>
           <w:tcPr>
-            <w:tcW w:type="dxa" w:w="3312"/>
-            <w:vAlign w:val="center"/>
+            <w:tcW w:type="dxa" w:w="5112"/>
           </w:tcPr>
           <w:p>
-            <w:pPr>
-              <w:spacing w:after="0"/>
-            </w:pPr>
-            <w:r/>
             <w:r>
-              <w:rPr>
-                <w:b w:val="0"/>
-              </w:rPr>
-              <w:t>Customer Invoice, Invoice Line, WIP View</w:t>
+              <w:t>Current WIP View</w:t>
             </w:r>
           </w:p>
         </w:tc>
       </w:tr>
       <w:tr>
-        <w:trPr>
-          <w:cantSplit/>
-        </w:trPr>
         <w:tc>
           <w:tcPr>
-            <w:tcW w:type="dxa" w:w="3312"/>
-            <w:vAlign w:val="center"/>
+            <w:tcW w:type="dxa" w:w="5112"/>
           </w:tcPr>
           <w:p>
-            <w:pPr>
-              <w:spacing w:after="0"/>
-            </w:pPr>
-            <w:r/>
             <w:r>
-              <w:rPr>
-                <w:b w:val="0"/>
-              </w:rPr>
-              <w:t>Forecasting</w:t>
+              <w:t>Historical WIP</w:t>
             </w:r>
           </w:p>
         </w:tc>
         <w:tc>
           <w:tcPr>
-            <w:tcW w:type="dxa" w:w="3312"/>
-            <w:vAlign w:val="center"/>
+            <w:tcW w:type="dxa" w:w="5112"/>
           </w:tcPr>
           <w:p>
-            <w:pPr>
-              <w:spacing w:after="0"/>
-            </w:pPr>
-            <w:r/>
             <w:r>
-              <w:rPr>
-                <w:b w:val="0"/>
-              </w:rPr>
-              <w:t>Maintain one current job forecast and remaining cost to complete.</w:t>
-            </w:r>
-          </w:p>
-        </w:tc>
-        <w:tc>
-          <w:tcPr>
-            <w:tcW w:type="dxa" w:w="3312"/>
-            <w:vAlign w:val="center"/>
-          </w:tcPr>
-          <w:p>
-            <w:pPr>
-              <w:spacing w:after="0"/>
-            </w:pPr>
-            <w:r/>
-            <w:r>
-              <w:rPr>
-                <w:b w:val="0"/>
-              </w:rPr>
-              <w:t>Current Forecast, Forecast Detail</w:t>
-            </w:r>
-          </w:p>
-        </w:tc>
-      </w:tr>
-      <w:tr>
-        <w:trPr>
-          <w:cantSplit/>
-        </w:trPr>
-        <w:tc>
-          <w:tcPr>
-            <w:tcW w:type="dxa" w:w="3312"/>
-            <w:vAlign w:val="center"/>
-          </w:tcPr>
-          <w:p>
-            <w:pPr>
-              <w:spacing w:after="0"/>
-            </w:pPr>
-            <w:r/>
-            <w:r>
-              <w:rPr>
-                <w:b w:val="0"/>
-              </w:rPr>
-              <w:t>Workforce and Responsibility</w:t>
-            </w:r>
-          </w:p>
-        </w:tc>
-        <w:tc>
-          <w:tcPr>
-            <w:tcW w:type="dxa" w:w="3312"/>
-            <w:vAlign w:val="center"/>
-          </w:tcPr>
-          <w:p>
-            <w:pPr>
-              <w:spacing w:after="0"/>
-            </w:pPr>
-            <w:r/>
-            <w:r>
-              <w:rPr>
-                <w:b w:val="0"/>
-              </w:rPr>
-              <w:t>Track current job roles, crews, and foreman accountability.</w:t>
-            </w:r>
-          </w:p>
-        </w:tc>
-        <w:tc>
-          <w:tcPr>
-            <w:tcW w:type="dxa" w:w="3312"/>
-            <w:vAlign w:val="center"/>
-          </w:tcPr>
-          <w:p>
-            <w:pPr>
-              <w:spacing w:after="0"/>
-            </w:pPr>
-            <w:r/>
-            <w:r>
-              <w:rPr>
-                <w:b w:val="0"/>
-              </w:rPr>
-              <w:t>Employee, Crew, Foreman Responsibility</w:t>
+              <w:t>WIP Snapshot</w:t>
             </w:r>
           </w:p>
         </w:tc>
       </w:tr>
     </w:tbl>
-    <w:p/>
     <w:p>
       <w:pPr>
         <w:pStyle w:val="Heading1"/>
       </w:pPr>
       <w:r>
-        <w:t>6. Core Entity Relationships</w:t>
+        <w:t>19. Planned Database Architecture</w:t>
       </w:r>
     </w:p>
     <w:p>
@@ -1676,87 +3660,39 @@
         <w:pStyle w:val="Heading2"/>
       </w:pPr>
       <w:r>
-        <w:t>6.1 Customer-to-Job Lineage</w:t>
-      </w:r>
-    </w:p>
-    <w:p>
-      <w:pPr>
-        <w:pStyle w:val="CodeBlock"/>
-      </w:pPr>
-      <w:r>
-        <w:t>Customer 1:M Opportunity</w:t>
-      </w:r>
-    </w:p>
-    <w:p>
-      <w:pPr>
-        <w:pStyle w:val="CodeBlock"/>
-      </w:pPr>
-      <w:r>
-        <w:t>Opportunity 1:M Quote</w:t>
-      </w:r>
-    </w:p>
-    <w:p>
-      <w:pPr>
-        <w:pStyle w:val="CodeBlock"/>
-      </w:pPr>
-      <w:r>
-        <w:t>Quote 1:M Bid Budget Revision</w:t>
-      </w:r>
-    </w:p>
-    <w:p>
-      <w:pPr>
-        <w:pStyle w:val="CodeBlock"/>
-      </w:pPr>
-      <w:r>
-        <w:t>Job 1:M Job Quote Source</w:t>
-      </w:r>
-    </w:p>
-    <w:p>
-      <w:pPr>
-        <w:pStyle w:val="CodeBlock"/>
-      </w:pPr>
-      <w:r>
-        <w:t>Quote 1:0..1 Job Quote Source</w:t>
-      </w:r>
-    </w:p>
-    <w:p>
-      <w:pPr>
-        <w:pStyle w:val="ListBullet"/>
-      </w:pPr>
-      <w:r>
-        <w:t>Each opportunity requires one customer and represents one site.</w:t>
-      </w:r>
-    </w:p>
-    <w:p>
-      <w:pPr>
-        <w:pStyle w:val="ListBullet"/>
-      </w:pPr>
-      <w:r>
-        <w:t>Site information is stored on the Opportunity and copied to the Job when awarded.</w:t>
-      </w:r>
-    </w:p>
-    <w:p>
-      <w:pPr>
-        <w:pStyle w:val="ListBullet"/>
-      </w:pPr>
-      <w:r>
-        <w:t>A separate Property entity is not included in the initial solution.</w:t>
-      </w:r>
-    </w:p>
-    <w:p>
-      <w:pPr>
-        <w:pStyle w:val="ListBullet"/>
-      </w:pPr>
-      <w:r>
-        <w:t>One job may originate from multiple accepted quotes.</w:t>
-      </w:r>
-    </w:p>
-    <w:p>
-      <w:pPr>
-        <w:pStyle w:val="ListBullet"/>
-      </w:pPr>
-      <w:r>
-        <w:t>The Job Quote Source bridge preserves accepted quote and final bid-budget lineage.</w:t>
+        <w:t>19.1 Staging Layer</w:t>
+      </w:r>
+    </w:p>
+    <w:p>
+      <w:pPr>
+        <w:pStyle w:val="ListBullet"/>
+      </w:pPr>
+      <w:r>
+        <w:t>Raw imported source records</w:t>
+      </w:r>
+    </w:p>
+    <w:p>
+      <w:pPr>
+        <w:pStyle w:val="ListBullet"/>
+      </w:pPr>
+      <w:r>
+        <w:t>Source identifiers</w:t>
+      </w:r>
+    </w:p>
+    <w:p>
+      <w:pPr>
+        <w:pStyle w:val="ListBullet"/>
+      </w:pPr>
+      <w:r>
+        <w:t>Import batches</w:t>
+      </w:r>
+    </w:p>
+    <w:p>
+      <w:pPr>
+        <w:pStyle w:val="ListBullet"/>
+      </w:pPr>
+      <w:r>
+        <w:t>Source timestamps</w:t>
       </w:r>
     </w:p>
     <w:p>
@@ -1764,79 +3700,47 @@
         <w:pStyle w:val="Heading2"/>
       </w:pPr>
       <w:r>
-        <w:t>6.2 Parent Job and Job Components</w:t>
-      </w:r>
-    </w:p>
-    <w:p>
-      <w:pPr>
-        <w:pStyle w:val="CodeBlock"/>
-      </w:pPr>
-      <w:r>
-        <w:t>Job 1:M Job Component</w:t>
-      </w:r>
-    </w:p>
-    <w:p>
-      <w:pPr>
-        <w:pStyle w:val="CodeBlock"/>
-      </w:pPr>
-      <w:r>
-        <w:t>Job Component Type: Base Contract | Change Order | Warranty</w:t>
-      </w:r>
-    </w:p>
-    <w:p>
-      <w:pPr>
-        <w:pStyle w:val="CodeBlock"/>
-      </w:pPr>
-      <w:r>
-        <w:t>Job Component 1:0..1 Component Budget</w:t>
-      </w:r>
-    </w:p>
-    <w:p>
-      <w:pPr>
-        <w:pStyle w:val="ListBullet"/>
-      </w:pPr>
-      <w:r>
-        <w:t>Each job automatically receives a Base Contract component using suffix 000.</w:t>
-      </w:r>
-    </w:p>
-    <w:p>
-      <w:pPr>
-        <w:pStyle w:val="ListBullet"/>
-      </w:pPr>
-      <w:r>
-        <w:t>Change-order components receive sequential numeric suffixes when created.</w:t>
-      </w:r>
-    </w:p>
-    <w:p>
-      <w:pPr>
-        <w:pStyle w:val="ListBullet"/>
-      </w:pPr>
-      <w:r>
-        <w:t>Warranty components use W01, W02, and subsequent suffixes.</w:t>
-      </w:r>
-    </w:p>
-    <w:p>
-      <w:pPr>
-        <w:pStyle w:val="ListBullet"/>
-      </w:pPr>
-      <w:r>
-        <w:t>Component Type and Component Status are stored separately.</w:t>
-      </w:r>
-    </w:p>
-    <w:p>
-      <w:pPr>
-        <w:pStyle w:val="ListBullet"/>
-      </w:pPr>
-      <w:r>
-        <w:t>The parent job owns customer, site, division, billing, and overall status.</w:t>
-      </w:r>
-    </w:p>
-    <w:p>
-      <w:pPr>
-        <w:pStyle w:val="ListBullet"/>
-      </w:pPr>
-      <w:r>
-        <w:t>The parent job division remains fixed for the entire lifecycle, including warranty.</w:t>
+        <w:t>19.2 Normalized Core Layer</w:t>
+      </w:r>
+    </w:p>
+    <w:p>
+      <w:pPr>
+        <w:pStyle w:val="ListBullet"/>
+      </w:pPr>
+      <w:r>
+        <w:t>Master entities</w:t>
+      </w:r>
+    </w:p>
+    <w:p>
+      <w:pPr>
+        <w:pStyle w:val="ListBullet"/>
+      </w:pPr>
+      <w:r>
+        <w:t>Transaction entities</w:t>
+      </w:r>
+    </w:p>
+    <w:p>
+      <w:pPr>
+        <w:pStyle w:val="ListBullet"/>
+      </w:pPr>
+      <w:r>
+        <w:t>Effective-dated history</w:t>
+      </w:r>
+    </w:p>
+    <w:p>
+      <w:pPr>
+        <w:pStyle w:val="ListBullet"/>
+      </w:pPr>
+      <w:r>
+        <w:t>Relationship bridges</w:t>
+      </w:r>
+    </w:p>
+    <w:p>
+      <w:pPr>
+        <w:pStyle w:val="ListBullet"/>
+      </w:pPr>
+      <w:r>
+        <w:t>Matching and reconciliation records</w:t>
       </w:r>
     </w:p>
     <w:p>
@@ -1844,79 +3748,143 @@
         <w:pStyle w:val="Heading2"/>
       </w:pPr>
       <w:r>
-        <w:t>6.3 Cost-Code and Phase Structure</w:t>
-      </w:r>
-    </w:p>
-    <w:p>
-      <w:pPr>
-        <w:pStyle w:val="CodeBlock"/>
-      </w:pPr>
-      <w:r>
-        <w:t>Job 1:M Job Cost Code</w:t>
-      </w:r>
-    </w:p>
-    <w:p>
-      <w:pPr>
-        <w:pStyle w:val="CodeBlock"/>
-      </w:pPr>
-      <w:r>
-        <w:t>Job Cost Code 1:M Job Cost-Code Phase</w:t>
-      </w:r>
-    </w:p>
-    <w:p>
-      <w:pPr>
-        <w:pStyle w:val="CodeBlock"/>
-      </w:pPr>
-      <w:r>
-        <w:t>Job Cost Code 1:M Foreman Responsibility</w:t>
-      </w:r>
-    </w:p>
-    <w:p>
-      <w:pPr>
-        <w:pStyle w:val="ListBullet"/>
-      </w:pPr>
-      <w:r>
-        <w:t>Cost codes are activated at the parent-job level.</w:t>
-      </w:r>
-    </w:p>
-    <w:p>
-      <w:pPr>
-        <w:pStyle w:val="ListBullet"/>
-      </w:pPr>
-      <w:r>
-        <w:t>Change orders may add new cost codes to the parent job.</w:t>
-      </w:r>
-    </w:p>
-    <w:p>
-      <w:pPr>
-        <w:pStyle w:val="ListBullet"/>
-      </w:pPr>
-      <w:r>
-        <w:t>Phases 900 and 905 are activated with each active job cost code.</w:t>
-      </w:r>
-    </w:p>
-    <w:p>
-      <w:pPr>
-        <w:pStyle w:val="ListBullet"/>
-      </w:pPr>
-      <w:r>
-        <w:t>Phases 950 and 955 are added when warranty work is required.</w:t>
-      </w:r>
-    </w:p>
-    <w:p>
-      <w:pPr>
-        <w:pStyle w:val="ListBullet"/>
-      </w:pPr>
-      <w:r>
-        <w:t>Foreman profitability responsibility is assigned at Job plus Cost Code.</w:t>
-      </w:r>
-    </w:p>
-    <w:p>
-      <w:pPr>
-        <w:pStyle w:val="ListBullet"/>
-      </w:pPr>
-      <w:r>
-        <w:t>Shared responsibility is represented by percentages totaling 100%.</w:t>
+        <w:t>19.3 Operational Analytics Layer</w:t>
+      </w:r>
+    </w:p>
+    <w:p>
+      <w:pPr>
+        <w:pStyle w:val="ListBullet"/>
+      </w:pPr>
+      <w:r>
+        <w:t>Derived Daily Work Groups</w:t>
+      </w:r>
+    </w:p>
+    <w:p>
+      <w:pPr>
+        <w:pStyle w:val="ListBullet"/>
+      </w:pPr>
+      <w:r>
+        <w:t>Daily Work Assignments</w:t>
+      </w:r>
+    </w:p>
+    <w:p>
+      <w:pPr>
+        <w:pStyle w:val="ListBullet"/>
+      </w:pPr>
+      <w:r>
+        <w:t>Estimated same-day cost</w:t>
+      </w:r>
+    </w:p>
+    <w:p>
+      <w:pPr>
+        <w:pStyle w:val="ListBullet"/>
+      </w:pPr>
+      <w:r>
+        <w:t>Daily productivity</w:t>
+      </w:r>
+    </w:p>
+    <w:p>
+      <w:pPr>
+        <w:pStyle w:val="ListBullet"/>
+      </w:pPr>
+      <w:r>
+        <w:t>Delay analysis</w:t>
+      </w:r>
+    </w:p>
+    <w:p>
+      <w:pPr>
+        <w:pStyle w:val="Heading2"/>
+      </w:pPr>
+      <w:r>
+        <w:t>19.4 Financial Analytics Layer</w:t>
+      </w:r>
+    </w:p>
+    <w:p>
+      <w:pPr>
+        <w:pStyle w:val="ListBullet"/>
+      </w:pPr>
+      <w:r>
+        <w:t>Posted Job Cost</w:t>
+      </w:r>
+    </w:p>
+    <w:p>
+      <w:pPr>
+        <w:pStyle w:val="ListBullet"/>
+      </w:pPr>
+      <w:r>
+        <w:t>Open commitments</w:t>
+      </w:r>
+    </w:p>
+    <w:p>
+      <w:pPr>
+        <w:pStyle w:val="ListBullet"/>
+      </w:pPr>
+      <w:r>
+        <w:t>Billing</w:t>
+      </w:r>
+    </w:p>
+    <w:p>
+      <w:pPr>
+        <w:pStyle w:val="ListBullet"/>
+      </w:pPr>
+      <w:r>
+        <w:t>Current Forecast</w:t>
+      </w:r>
+    </w:p>
+    <w:p>
+      <w:pPr>
+        <w:pStyle w:val="ListBullet"/>
+      </w:pPr>
+      <w:r>
+        <w:t>Current WIP</w:t>
+      </w:r>
+    </w:p>
+    <w:p>
+      <w:pPr>
+        <w:pStyle w:val="ListBullet"/>
+      </w:pPr>
+      <w:r>
+        <w:t>WIP Snapshots</w:t>
+      </w:r>
+    </w:p>
+    <w:p>
+      <w:pPr>
+        <w:pStyle w:val="ListBullet"/>
+      </w:pPr>
+      <w:r>
+        <w:t>Job profitability</w:t>
+      </w:r>
+    </w:p>
+    <w:p>
+      <w:pPr>
+        <w:pStyle w:val="Heading2"/>
+      </w:pPr>
+      <w:r>
+        <w:t>19.5 Reporting Layer</w:t>
+      </w:r>
+    </w:p>
+    <w:p>
+      <w:pPr>
+        <w:pStyle w:val="ListBullet"/>
+      </w:pPr>
+      <w:r>
+        <w:t>Reusable SQL views</w:t>
+      </w:r>
+    </w:p>
+    <w:p>
+      <w:pPr>
+        <w:pStyle w:val="ListBullet"/>
+      </w:pPr>
+      <w:r>
+        <w:t>Power BI semantic model</w:t>
+      </w:r>
+    </w:p>
+    <w:p>
+      <w:pPr>
+        <w:pStyle w:val="ListBullet"/>
+      </w:pPr>
+      <w:r>
+        <w:t>Tableau data sources</w:t>
       </w:r>
     </w:p>
     <w:p>
@@ -1924,76 +3892,300 @@
         <w:pStyle w:val="Heading1"/>
       </w:pPr>
       <w:r>
-        <w:t>7. Budget Architecture</w:t>
-      </w:r>
-    </w:p>
-    <w:p>
-      <w:pPr>
-        <w:pStyle w:val="Heading2"/>
-      </w:pPr>
-      <w:r>
-        <w:t>7.1 Shared Component Budget Structure</w:t>
-      </w:r>
-    </w:p>
-    <w:p>
-      <w:pPr>
-        <w:pStyle w:val="CodeBlock"/>
-      </w:pPr>
-      <w:r>
-        <w:t>Job Component 1:0..1 Component Budget</w:t>
-      </w:r>
-    </w:p>
-    <w:p>
-      <w:pPr>
-        <w:pStyle w:val="CodeBlock"/>
-      </w:pPr>
-      <w:r>
-        <w:t>Component Budget 1:M Budget Detail</w:t>
-      </w:r>
-    </w:p>
-    <w:p>
-      <w:pPr>
-        <w:pStyle w:val="CodeBlock"/>
-      </w:pPr>
-      <w:r>
-        <w:t>Component Budget 1:M Budget Adjustment</w:t>
-      </w:r>
-    </w:p>
-    <w:p>
-      <w:r>
-        <w:t>The same budget hierarchy is used for Base Contract, Change Order, and Warranty components:</w:t>
-      </w:r>
-    </w:p>
-    <w:p>
-      <w:pPr>
-        <w:pStyle w:val="CodeBlock"/>
-      </w:pPr>
-      <w:r>
-        <w:t>Component Budget</w:t>
-      </w:r>
-    </w:p>
-    <w:p>
-      <w:pPr>
-        <w:pStyle w:val="CodeBlock"/>
-      </w:pPr>
-      <w:r>
-        <w:t xml:space="preserve">    → Cost Code</w:t>
-      </w:r>
-    </w:p>
-    <w:p>
-      <w:pPr>
-        <w:pStyle w:val="CodeBlock"/>
-      </w:pPr>
-      <w:r>
-        <w:t xml:space="preserve">        → Phase</w:t>
-      </w:r>
-    </w:p>
-    <w:p>
-      <w:pPr>
-        <w:pStyle w:val="CodeBlock"/>
-      </w:pPr>
-      <w:r>
-        <w:t xml:space="preserve">            → Cost Type</w:t>
+        <w:t>20. Security, Audit, and Data Quality</w:t>
+      </w:r>
+    </w:p>
+    <w:p>
+      <w:pPr>
+        <w:pStyle w:val="ListBullet"/>
+      </w:pPr>
+      <w:r>
+        <w:t>Source-system identifiers are retained for traceability.</w:t>
+      </w:r>
+    </w:p>
+    <w:p>
+      <w:pPr>
+        <w:pStyle w:val="ListBullet"/>
+      </w:pPr>
+      <w:r>
+        <w:t>Import batches and timestamps support reconciliation.</w:t>
+      </w:r>
+    </w:p>
+    <w:p>
+      <w:pPr>
+        <w:pStyle w:val="ListBullet"/>
+      </w:pPr>
+      <w:r>
+        <w:t>Ambiguous and unmatched records remain visible for review.</w:t>
+      </w:r>
+    </w:p>
+    <w:p>
+      <w:pPr>
+        <w:pStyle w:val="ListBullet"/>
+      </w:pPr>
+      <w:r>
+        <w:t>Closed-job posting rules are enforced in reporting and validation logic.</w:t>
+      </w:r>
+    </w:p>
+    <w:p>
+      <w:pPr>
+        <w:pStyle w:val="ListBullet"/>
+      </w:pPr>
+      <w:r>
+        <w:t>Effective-date overlap validation prevents conflicting rate records.</w:t>
+      </w:r>
+    </w:p>
+    <w:p>
+      <w:pPr>
+        <w:pStyle w:val="ListBullet"/>
+      </w:pPr>
+      <w:r>
+        <w:t>Snapshot history is append-only and not overwritten.</w:t>
+      </w:r>
+    </w:p>
+    <w:p>
+      <w:pPr>
+        <w:pStyle w:val="ListBullet"/>
+      </w:pPr>
+      <w:r>
+        <w:t>Sensitive employee and financial data should be restricted according to role.</w:t>
+      </w:r>
+    </w:p>
+    <w:p>
+      <w:pPr>
+        <w:pStyle w:val="Heading1"/>
+      </w:pPr>
+      <w:r>
+        <w:t>21. Development and Version-Control Standards</w:t>
+      </w:r>
+    </w:p>
+    <w:p>
+      <w:pPr>
+        <w:pStyle w:val="ListBullet"/>
+      </w:pPr>
+      <w:r>
+        <w:t>SQL objects and scripts are maintained in Git.</w:t>
+      </w:r>
+    </w:p>
+    <w:p>
+      <w:pPr>
+        <w:pStyle w:val="ListBullet"/>
+      </w:pPr>
+      <w:r>
+        <w:t>Changes are committed with descriptive messages.</w:t>
+      </w:r>
+    </w:p>
+    <w:p>
+      <w:pPr>
+        <w:pStyle w:val="ListBullet"/>
+      </w:pPr>
+      <w:r>
+        <w:t>Major project milestones are tagged and released in GitHub.</w:t>
+      </w:r>
+    </w:p>
+    <w:p>
+      <w:pPr>
+        <w:pStyle w:val="ListBullet"/>
+      </w:pPr>
+      <w:r>
+        <w:t>Reusable business logic is centralized in documented SQL views.</w:t>
+      </w:r>
+    </w:p>
+    <w:p>
+      <w:pPr>
+        <w:pStyle w:val="ListBullet"/>
+      </w:pPr>
+      <w:r>
+        <w:t>Naming and documentation standards follow DOC-005.</w:t>
+      </w:r>
+    </w:p>
+    <w:p>
+      <w:pPr>
+        <w:pStyle w:val="ListBullet"/>
+      </w:pPr>
+      <w:r>
+        <w:t>Architecture decisions are maintained in DOC-006.</w:t>
+      </w:r>
+    </w:p>
+    <w:p>
+      <w:pPr>
+        <w:pStyle w:val="ListBullet"/>
+      </w:pPr>
+      <w:r>
+        <w:t>Requirements traceability is maintained in DOC-007.</w:t>
+      </w:r>
+    </w:p>
+    <w:p>
+      <w:pPr>
+        <w:pStyle w:val="Heading1"/>
+      </w:pPr>
+      <w:r>
+        <w:t>22. Future Enhancements</w:t>
+      </w:r>
+    </w:p>
+    <w:p>
+      <w:pPr>
+        <w:pStyle w:val="ListBullet"/>
+      </w:pPr>
+      <w:r>
+        <w:t>Automated ETL scheduling and monitoring</w:t>
+      </w:r>
+    </w:p>
+    <w:p>
+      <w:pPr>
+        <w:pStyle w:val="ListBullet"/>
+      </w:pPr>
+      <w:r>
+        <w:t>API-based source-system integration</w:t>
+      </w:r>
+    </w:p>
+    <w:p>
+      <w:pPr>
+        <w:pStyle w:val="ListBullet"/>
+      </w:pPr>
+      <w:r>
+        <w:t>Data-quality dashboards and exception workflows</w:t>
+      </w:r>
+    </w:p>
+    <w:p>
+      <w:pPr>
+        <w:pStyle w:val="ListBullet"/>
+      </w:pPr>
+      <w:r>
+        <w:t>Forecast version history beyond WIP snapshots</w:t>
+      </w:r>
+    </w:p>
+    <w:p>
+      <w:pPr>
+        <w:pStyle w:val="ListBullet"/>
+      </w:pPr>
+      <w:r>
+        <w:t>Equipment maintenance and utilization analytics</w:t>
+      </w:r>
+    </w:p>
+    <w:p>
+      <w:pPr>
+        <w:pStyle w:val="ListBullet"/>
+      </w:pPr>
+      <w:r>
+        <w:t>Mobile field reporting and structured delay entry</w:t>
+      </w:r>
+    </w:p>
+    <w:p>
+      <w:pPr>
+        <w:pStyle w:val="ListBullet"/>
+      </w:pPr>
+      <w:r>
+        <w:t>Role-based security and multi-company support</w:t>
+      </w:r>
+    </w:p>
+    <w:p>
+      <w:pPr>
+        <w:pStyle w:val="ListBullet"/>
+      </w:pPr>
+      <w:r>
+        <w:t>Machine-learning assisted forecasting and anomaly detection</w:t>
+      </w:r>
+    </w:p>
+    <w:p>
+      <w:pPr>
+        <w:pStyle w:val="Heading1"/>
+      </w:pPr>
+      <w:r>
+        <w:t>23. Related Documents</w:t>
+      </w:r>
+    </w:p>
+    <w:p>
+      <w:pPr>
+        <w:pStyle w:val="ListBullet"/>
+      </w:pPr>
+      <w:r>
+        <w:t>DOC-001 – Functional Specification</w:t>
+      </w:r>
+    </w:p>
+    <w:p>
+      <w:pPr>
+        <w:pStyle w:val="ListBullet"/>
+      </w:pPr>
+      <w:r>
+        <w:t>DOC-003 – Data Dictionary</w:t>
+      </w:r>
+    </w:p>
+    <w:p>
+      <w:pPr>
+        <w:pStyle w:val="ListBullet"/>
+      </w:pPr>
+      <w:r>
+        <w:t>DOC-004 – KPI Dictionary</w:t>
+      </w:r>
+    </w:p>
+    <w:p>
+      <w:pPr>
+        <w:pStyle w:val="ListBullet"/>
+      </w:pPr>
+      <w:r>
+        <w:t>DOC-005 – Solution Development Standards</w:t>
+      </w:r>
+    </w:p>
+    <w:p>
+      <w:pPr>
+        <w:pStyle w:val="ListBullet"/>
+      </w:pPr>
+      <w:r>
+        <w:t>DOC-006 – Architecture Decision Log</w:t>
+      </w:r>
+    </w:p>
+    <w:p>
+      <w:pPr>
+        <w:pStyle w:val="ListBullet"/>
+      </w:pPr>
+      <w:r>
+        <w:t>DOC-007 – Project Traceability Matrix</w:t>
+      </w:r>
+    </w:p>
+    <w:p>
+      <w:pPr>
+        <w:pStyle w:val="ListBullet"/>
+      </w:pPr>
+      <w:r>
+        <w:t>DOC-008 – KPI Catalog</w:t>
+      </w:r>
+    </w:p>
+    <w:p>
+      <w:pPr>
+        <w:pStyle w:val="ListBullet"/>
+      </w:pPr>
+      <w:r>
+        <w:t>SA-001 – Business Entity Identification</w:t>
+      </w:r>
+    </w:p>
+    <w:p>
+      <w:pPr>
+        <w:pStyle w:val="ListBullet"/>
+      </w:pPr>
+      <w:r>
+        <w:t>SA-002 – Entity Relationship Definition</w:t>
+      </w:r>
+    </w:p>
+    <w:p>
+      <w:pPr>
+        <w:pStyle w:val="ListBullet"/>
+      </w:pPr>
+      <w:r>
+        <w:t>SA-003 – Logical Data Model and Subject Areas</w:t>
+      </w:r>
+    </w:p>
+    <w:p>
+      <w:r>
+        <w:t>DOC-003 remains a blank template and will be populated after logical entities and attributes are defined.</w:t>
+      </w:r>
+    </w:p>
+    <w:p>
+      <w:pPr>
+        <w:pStyle w:val="Heading1"/>
+      </w:pPr>
+      <w:r>
+        <w:t>24. Revision History</w:t>
       </w:r>
     </w:p>
     <w:tbl>
@@ -2004,2757 +4196,148 @@
         <w:tblLook w:firstColumn="1" w:firstRow="1" w:lastColumn="0" w:lastRow="0" w:noHBand="0" w:noVBand="1" w:val="04A0"/>
       </w:tblPr>
       <w:tblGrid>
-        <w:gridCol w:w="2484"/>
-        <w:gridCol w:w="2484"/>
-        <w:gridCol w:w="2484"/>
-        <w:gridCol w:w="2484"/>
+        <w:gridCol w:w="3408"/>
+        <w:gridCol w:w="3408"/>
+        <w:gridCol w:w="3408"/>
       </w:tblGrid>
       <w:tr>
         <w:trPr>
-          <w:cantSplit/>
           <w:tblHeader w:val="true"/>
         </w:trPr>
         <w:tc>
           <w:tcPr>
-            <w:tcW w:type="dxa" w:w="2484"/>
-            <w:vAlign w:val="center"/>
-            <w:shd w:fill="D9EAF7"/>
+            <w:tcW w:type="dxa" w:w="3408"/>
+            <w:shd w:fill="B4C6E7"/>
           </w:tcPr>
           <w:p>
-            <w:pPr>
-              <w:spacing w:after="0"/>
-            </w:pPr>
-            <w:r/>
             <w:r>
-              <w:rPr>
-                <w:b/>
-              </w:rPr>
-              <w:t>Component Type</w:t>
-            </w:r>
-          </w:p>
-        </w:tc>
-        <w:tc>
-          <w:tcPr>
-            <w:tcW w:type="dxa" w:w="2484"/>
-            <w:vAlign w:val="center"/>
-            <w:shd w:fill="D9EAF7"/>
-          </w:tcPr>
-          <w:p>
-            <w:pPr>
-              <w:spacing w:after="0"/>
-            </w:pPr>
-            <w:r/>
-            <w:r>
-              <w:rPr>
-                <w:b/>
-              </w:rPr>
-              <w:t>Cost Allowed</w:t>
-            </w:r>
-          </w:p>
-        </w:tc>
-        <w:tc>
-          <w:tcPr>
-            <w:tcW w:type="dxa" w:w="2484"/>
-            <w:vAlign w:val="center"/>
-            <w:shd w:fill="D9EAF7"/>
-          </w:tcPr>
-          <w:p>
-            <w:pPr>
-              <w:spacing w:after="0"/>
-            </w:pPr>
-            <w:r/>
-            <w:r>
-              <w:rPr>
-                <w:b/>
-              </w:rPr>
-              <w:t>Revenue Allowed</w:t>
-            </w:r>
-          </w:p>
-        </w:tc>
-        <w:tc>
-          <w:tcPr>
-            <w:tcW w:type="dxa" w:w="2484"/>
-            <w:vAlign w:val="center"/>
-            <w:shd w:fill="D9EAF7"/>
-          </w:tcPr>
-          <w:p>
-            <w:pPr>
-              <w:spacing w:after="0"/>
-            </w:pPr>
-            <w:r/>
-            <w:r>
-              <w:rPr>
-                <w:b/>
-              </w:rPr>
-              <w:t>Purpose</w:t>
-            </w:r>
-          </w:p>
-        </w:tc>
-      </w:tr>
-      <w:tr>
-        <w:trPr>
-          <w:cantSplit/>
-        </w:trPr>
-        <w:tc>
-          <w:tcPr>
-            <w:tcW w:type="dxa" w:w="2484"/>
-            <w:vAlign w:val="center"/>
-          </w:tcPr>
-          <w:p>
-            <w:pPr>
-              <w:spacing w:after="0"/>
-            </w:pPr>
-            <w:r/>
-            <w:r>
-              <w:rPr>
-                <w:b w:val="0"/>
-              </w:rPr>
-              <w:t>Base Contract</w:t>
-            </w:r>
-          </w:p>
-        </w:tc>
-        <w:tc>
-          <w:tcPr>
-            <w:tcW w:type="dxa" w:w="2484"/>
-            <w:vAlign w:val="center"/>
-          </w:tcPr>
-          <w:p>
-            <w:pPr>
-              <w:spacing w:after="0"/>
-            </w:pPr>
-            <w:r/>
-            <w:r>
-              <w:rPr>
-                <w:b w:val="0"/>
-              </w:rPr>
-              <w:t>Yes</w:t>
-            </w:r>
-          </w:p>
-        </w:tc>
-        <w:tc>
-          <w:tcPr>
-            <w:tcW w:type="dxa" w:w="2484"/>
-            <w:vAlign w:val="center"/>
-          </w:tcPr>
-          <w:p>
-            <w:pPr>
-              <w:spacing w:after="0"/>
-            </w:pPr>
-            <w:r/>
-            <w:r>
-              <w:rPr>
-                <w:b w:val="0"/>
-              </w:rPr>
-              <w:t>Yes</w:t>
-            </w:r>
-          </w:p>
-        </w:tc>
-        <w:tc>
-          <w:tcPr>
-            <w:tcW w:type="dxa" w:w="2484"/>
-            <w:vAlign w:val="center"/>
-          </w:tcPr>
-          <w:p>
-            <w:pPr>
-              <w:spacing w:after="0"/>
-            </w:pPr>
-            <w:r/>
-            <w:r>
-              <w:rPr>
-                <w:b w:val="0"/>
-              </w:rPr>
-              <w:t>Original contracted scope</w:t>
-            </w:r>
-          </w:p>
-        </w:tc>
-      </w:tr>
-      <w:tr>
-        <w:trPr>
-          <w:cantSplit/>
-        </w:trPr>
-        <w:tc>
-          <w:tcPr>
-            <w:tcW w:type="dxa" w:w="2484"/>
-            <w:vAlign w:val="center"/>
-          </w:tcPr>
-          <w:p>
-            <w:pPr>
-              <w:spacing w:after="0"/>
-            </w:pPr>
-            <w:r/>
-            <w:r>
-              <w:rPr>
-                <w:b w:val="0"/>
-              </w:rPr>
-              <w:t>Change Order</w:t>
-            </w:r>
-          </w:p>
-        </w:tc>
-        <w:tc>
-          <w:tcPr>
-            <w:tcW w:type="dxa" w:w="2484"/>
-            <w:vAlign w:val="center"/>
-          </w:tcPr>
-          <w:p>
-            <w:pPr>
-              <w:spacing w:after="0"/>
-            </w:pPr>
-            <w:r/>
-            <w:r>
-              <w:rPr>
-                <w:b w:val="0"/>
-              </w:rPr>
-              <w:t>Yes</w:t>
-            </w:r>
-          </w:p>
-        </w:tc>
-        <w:tc>
-          <w:tcPr>
-            <w:tcW w:type="dxa" w:w="2484"/>
-            <w:vAlign w:val="center"/>
-          </w:tcPr>
-          <w:p>
-            <w:pPr>
-              <w:spacing w:after="0"/>
-            </w:pPr>
-            <w:r/>
-            <w:r>
-              <w:rPr>
-                <w:b w:val="0"/>
-              </w:rPr>
-              <w:t>Yes</w:t>
-            </w:r>
-          </w:p>
-        </w:tc>
-        <w:tc>
-          <w:tcPr>
-            <w:tcW w:type="dxa" w:w="2484"/>
-            <w:vAlign w:val="center"/>
-          </w:tcPr>
-          <w:p>
-            <w:pPr>
-              <w:spacing w:after="0"/>
-            </w:pPr>
-            <w:r/>
-            <w:r>
-              <w:rPr>
-                <w:b w:val="0"/>
-              </w:rPr>
-              <w:t>Additional proposed or approved scope</w:t>
-            </w:r>
-          </w:p>
-        </w:tc>
-      </w:tr>
-      <w:tr>
-        <w:trPr>
-          <w:cantSplit/>
-        </w:trPr>
-        <w:tc>
-          <w:tcPr>
-            <w:tcW w:type="dxa" w:w="2484"/>
-            <w:vAlign w:val="center"/>
-          </w:tcPr>
-          <w:p>
-            <w:pPr>
-              <w:spacing w:after="0"/>
-            </w:pPr>
-            <w:r/>
-            <w:r>
-              <w:rPr>
-                <w:b w:val="0"/>
-              </w:rPr>
-              <w:t>Warranty</w:t>
-            </w:r>
-          </w:p>
-        </w:tc>
-        <w:tc>
-          <w:tcPr>
-            <w:tcW w:type="dxa" w:w="2484"/>
-            <w:vAlign w:val="center"/>
-          </w:tcPr>
-          <w:p>
-            <w:pPr>
-              <w:spacing w:after="0"/>
-            </w:pPr>
-            <w:r/>
-            <w:r>
-              <w:rPr>
-                <w:b w:val="0"/>
-              </w:rPr>
-              <w:t>Yes</w:t>
-            </w:r>
-          </w:p>
-        </w:tc>
-        <w:tc>
-          <w:tcPr>
-            <w:tcW w:type="dxa" w:w="2484"/>
-            <w:vAlign w:val="center"/>
-          </w:tcPr>
-          <w:p>
-            <w:pPr>
-              <w:spacing w:after="0"/>
-            </w:pPr>
-            <w:r/>
-            <w:r>
-              <w:rPr>
-                <w:b w:val="0"/>
-              </w:rPr>
-              <w:t>No</w:t>
-            </w:r>
-          </w:p>
-        </w:tc>
-        <w:tc>
-          <w:tcPr>
-            <w:tcW w:type="dxa" w:w="2484"/>
-            <w:vAlign w:val="center"/>
-          </w:tcPr>
-          <w:p>
-            <w:pPr>
-              <w:spacing w:after="0"/>
-            </w:pPr>
-            <w:r/>
-            <w:r>
-              <w:rPr>
-                <w:b w:val="0"/>
-              </w:rPr>
-              <w:t>Corrective work and callbacks</w:t>
-            </w:r>
-          </w:p>
-        </w:tc>
-      </w:tr>
-    </w:tbl>
-    <w:p/>
-    <w:p>
-      <w:pPr>
-        <w:pStyle w:val="Heading2"/>
-      </w:pPr>
-      <w:r>
-        <w:t>7.2 Budget Adjustments</w:t>
-      </w:r>
-    </w:p>
-    <w:p>
-      <w:pPr>
-        <w:pStyle w:val="ListBullet"/>
-      </w:pPr>
-      <w:r>
-        <w:t>Each adjustment belongs to one component budget.</w:t>
-      </w:r>
-    </w:p>
-    <w:p>
-      <w:pPr>
-        <w:pStyle w:val="ListBullet"/>
-      </w:pPr>
-      <w:r>
-        <w:t>An adjustment may apply to the entire component budget, cost code, phase, or cost type.</w:t>
-      </w:r>
-    </w:p>
-    <w:p>
-      <w:pPr>
-        <w:pStyle w:val="ListBullet"/>
-      </w:pPr>
-      <w:r>
-        <w:t>Adjustments may increase or decrease quantity or cost.</w:t>
-      </w:r>
-    </w:p>
-    <w:p>
-      <w:pPr>
-        <w:pStyle w:val="ListBullet"/>
-      </w:pPr>
-      <w:r>
-        <w:t>Adjustments retain date, reason, entered-by, and notes.</w:t>
-      </w:r>
-    </w:p>
-    <w:p>
-      <w:pPr>
-        <w:pStyle w:val="ListBullet"/>
-      </w:pPr>
-      <w:r>
-        <w:t>Adjustments cannot change revenue.</w:t>
-      </w:r>
-    </w:p>
-    <w:p>
-      <w:pPr>
-        <w:pStyle w:val="ListBullet"/>
-      </w:pPr>
-      <w:r>
-        <w:t>Higher-level adjustments remain at the entered level unless explicitly allocated.</w:t>
-      </w:r>
-    </w:p>
-    <w:p>
-      <w:pPr>
-        <w:pStyle w:val="Heading1"/>
-      </w:pPr>
-      <w:r>
-        <w:t>8. Operational Transaction Grain</w:t>
-      </w:r>
-    </w:p>
-    <w:p>
-      <w:pPr>
-        <w:pStyle w:val="Heading2"/>
-      </w:pPr>
-      <w:r>
-        <w:t>8.1 Employee Time Entry</w:t>
-      </w:r>
-    </w:p>
-    <w:p>
-      <w:pPr>
-        <w:pStyle w:val="CodeBlock"/>
-      </w:pPr>
-      <w:r>
-        <w:t>Employee + Work Date + Job + Cost Code + Phase + Labor Code + Start Time + End Time</w:t>
-      </w:r>
-    </w:p>
-    <w:p>
-      <w:pPr>
-        <w:pStyle w:val="ListBullet"/>
-      </w:pPr>
-      <w:r>
-        <w:t>Employee time does not track Job Component.</w:t>
-      </w:r>
-    </w:p>
-    <w:p>
-      <w:pPr>
-        <w:pStyle w:val="ListBullet"/>
-      </w:pPr>
-      <w:r>
-        <w:t>Base and change-order work are normally combined.</w:t>
-      </w:r>
-    </w:p>
-    <w:p>
-      <w:pPr>
-        <w:pStyle w:val="ListBullet"/>
-      </w:pPr>
-      <w:r>
-        <w:t>Warranty activity is identified through phases 950 and 955.</w:t>
-      </w:r>
-    </w:p>
-    <w:p>
-      <w:pPr>
-        <w:pStyle w:val="ListBullet"/>
-      </w:pPr>
-      <w:r>
-        <w:t>Estimated daily labor cost equals hours multiplied by the applicable estimated rate.</w:t>
-      </w:r>
-    </w:p>
-    <w:p>
-      <w:pPr>
-        <w:pStyle w:val="ListBullet"/>
-      </w:pPr>
-      <w:r>
-        <w:t>Final payroll-posted labor and burden become authoritative after payroll processing.</w:t>
-      </w:r>
-    </w:p>
-    <w:p>
-      <w:pPr>
-        <w:pStyle w:val="Heading2"/>
-      </w:pPr>
-      <w:r>
-        <w:t>8.2 Equipment Usage</w:t>
-      </w:r>
-    </w:p>
-    <w:p>
-      <w:pPr>
-        <w:pStyle w:val="CodeBlock"/>
-      </w:pPr>
-      <w:r>
-        <w:t>Work Date + Equipment Unit + Job + Cost Code + Phase + Usage Hours</w:t>
-      </w:r>
-    </w:p>
-    <w:p>
-      <w:pPr>
-        <w:pStyle w:val="ListBullet"/>
-      </w:pPr>
-      <w:r>
-        <w:t>The applicable rate is retrieved from an effective-dated equipment-rate table.</w:t>
-      </w:r>
-    </w:p>
-    <w:p>
-      <w:pPr>
-        <w:pStyle w:val="ListBullet"/>
-      </w:pPr>
-      <w:r>
-        <w:t>Only final approved usage hours are retained.</w:t>
-      </w:r>
-    </w:p>
-    <w:p>
-      <w:pPr>
-        <w:pStyle w:val="ListBullet"/>
-      </w:pPr>
-      <w:r>
-        <w:t>Preliminary calculations do not need to be preserved.</w:t>
-      </w:r>
-    </w:p>
-    <w:p>
-      <w:pPr>
-        <w:pStyle w:val="ListBullet"/>
-      </w:pPr>
-      <w:r>
-        <w:t>Final posted equipment cost becomes authoritative.</w:t>
-      </w:r>
-    </w:p>
-    <w:p>
-      <w:pPr>
-        <w:pStyle w:val="Heading2"/>
-      </w:pPr>
-      <w:r>
-        <w:t>8.3 Material Activity</w:t>
-      </w:r>
-    </w:p>
-    <w:p>
-      <w:pPr>
-        <w:pStyle w:val="CodeBlock"/>
-      </w:pPr>
-      <w:r>
-        <w:t>Work Date + Job + Cost Code + Phase + Material Item + Quantity + UOM + Applied Unit Cost + Source Type</w:t>
-      </w:r>
-    </w:p>
-    <w:p>
-      <w:pPr>
-        <w:pStyle w:val="ListBullet"/>
-      </w:pPr>
-      <w:r>
-        <w:t>Source types include Inventory Issue, Supplier Ticket, and Manual Adjustment.</w:t>
-      </w:r>
-    </w:p>
-    <w:p>
-      <w:pPr>
-        <w:pStyle w:val="ListBullet"/>
-      </w:pPr>
-      <w:r>
-        <w:t>Applied unit cost is preserved on the final transaction.</w:t>
-      </w:r>
-    </w:p>
-    <w:p>
-      <w:pPr>
-        <w:pStyle w:val="ListBullet"/>
-      </w:pPr>
-      <w:r>
-        <w:t>Later changes to average cost or vendor pricing do not change historical job cost.</w:t>
-      </w:r>
-    </w:p>
-    <w:p>
-      <w:pPr>
-        <w:pStyle w:val="Heading1"/>
-      </w:pPr>
-      <w:r>
-        <w:t>9. Purchasing and Commitment Architecture</w:t>
-      </w:r>
-    </w:p>
-    <w:p>
-      <w:pPr>
-        <w:pStyle w:val="CodeBlock"/>
-      </w:pPr>
-      <w:r>
-        <w:t>Job 1:M Purchase Order</w:t>
-      </w:r>
-    </w:p>
-    <w:p>
-      <w:pPr>
-        <w:pStyle w:val="CodeBlock"/>
-      </w:pPr>
-      <w:r>
-        <w:t>Vendor 1:M Purchase Order</w:t>
-      </w:r>
-    </w:p>
-    <w:p>
-      <w:pPr>
-        <w:pStyle w:val="CodeBlock"/>
-      </w:pPr>
-      <w:r>
-        <w:t>Purchase Order 1:M Purchase Order Line</w:t>
-      </w:r>
-    </w:p>
-    <w:p>
-      <w:pPr>
-        <w:pStyle w:val="CodeBlock"/>
-      </w:pPr>
-      <w:r>
-        <w:t>Purchase Order 1:M Supplier Ticket</w:t>
-      </w:r>
-    </w:p>
-    <w:p>
-      <w:pPr>
-        <w:pStyle w:val="CodeBlock"/>
-      </w:pPr>
-      <w:r>
-        <w:t>Supplier Ticket 1:M Supplier Ticket Line</w:t>
-      </w:r>
-    </w:p>
-    <w:p>
-      <w:pPr>
-        <w:pStyle w:val="CodeBlock"/>
-      </w:pPr>
-      <w:r>
-        <w:t>Purchase Order Line 1:M Supplier Ticket Line</w:t>
-      </w:r>
-    </w:p>
-    <w:p>
-      <w:pPr>
-        <w:pStyle w:val="ListBullet"/>
-      </w:pPr>
-      <w:r>
-        <w:t>Each purchase order belongs to one job and one vendor.</w:t>
-      </w:r>
-    </w:p>
-    <w:p>
-      <w:pPr>
-        <w:pStyle w:val="ListBullet"/>
-      </w:pPr>
-      <w:r>
-        <w:t>A PO may contain multiple cost codes, phases, and items.</w:t>
-      </w:r>
-    </w:p>
-    <w:p>
-      <w:pPr>
-        <w:pStyle w:val="ListBullet"/>
-      </w:pPr>
-      <w:r>
-        <w:t>One PO line may be fulfilled by one or many supplier tickets.</w:t>
-      </w:r>
-    </w:p>
-    <w:p>
-      <w:pPr>
-        <w:pStyle w:val="ListBullet"/>
-      </w:pPr>
-      <w:r>
-        <w:t>Each supplier-ticket line relates to one PO line.</w:t>
-      </w:r>
-    </w:p>
-    <w:p>
-      <w:pPr>
-        <w:pStyle w:val="ListBullet"/>
-      </w:pPr>
-      <w:r>
-        <w:t>PO-line matching may be completed during office review.</w:t>
-      </w:r>
-    </w:p>
-    <w:p>
-      <w:pPr>
-        <w:pStyle w:val="ListBullet"/>
-      </w:pPr>
-      <w:r>
-        <w:t>Open commitment equals committed PO amount less invoiced amount.</w:t>
-      </w:r>
-    </w:p>
-    <w:p>
-      <w:pPr>
-        <w:pStyle w:val="ListBullet"/>
-      </w:pPr>
-      <w:r>
-        <w:t>A separate commitment snapshot is not required for the initial solution.</w:t>
-      </w:r>
-    </w:p>
-    <w:p>
-      <w:pPr>
-        <w:pStyle w:val="Heading1"/>
-      </w:pPr>
-      <w:r>
-        <w:t>10. Posted Job-Cost Architecture</w:t>
-      </w:r>
-    </w:p>
-    <w:p>
-      <w:pPr>
-        <w:pStyle w:val="Heading2"/>
-      </w:pPr>
-      <w:r>
-        <w:t>10.1 Posted Job-Cost Grain</w:t>
-      </w:r>
-    </w:p>
-    <w:p>
-      <w:pPr>
-        <w:pStyle w:val="CodeBlock"/>
-      </w:pPr>
-      <w:r>
-        <w:t>Posting Date + Work/Usage Date + Job + Cost Code + Phase + Cost Type + Amount + Quantity + Source Type + Source Record</w:t>
-      </w:r>
-    </w:p>
-    <w:p>
-      <w:pPr>
-        <w:pStyle w:val="ListBullet"/>
-      </w:pPr>
-      <w:r>
-        <w:t>Posted Job Cost is the authoritative financial record.</w:t>
-      </w:r>
-    </w:p>
-    <w:p>
-      <w:pPr>
-        <w:pStyle w:val="ListBullet"/>
-      </w:pPr>
-      <w:r>
-        <w:t>Source-system transaction numbers are retained.</w:t>
-      </w:r>
-    </w:p>
-    <w:p>
-      <w:pPr>
-        <w:pStyle w:val="ListBullet"/>
-      </w:pPr>
-      <w:r>
-        <w:t>Actual Job Component is not generally required.</w:t>
-      </w:r>
-    </w:p>
-    <w:p>
-      <w:pPr>
-        <w:pStyle w:val="ListBullet"/>
-      </w:pPr>
-      <w:r>
-        <w:t>Warranty is identifiable through warranty phases.</w:t>
-      </w:r>
-    </w:p>
-    <w:p>
-      <w:pPr>
-        <w:pStyle w:val="ListBullet"/>
-      </w:pPr>
-      <w:r>
-        <w:t>Historical cost does not depend on recalculating current rates.</w:t>
-      </w:r>
-    </w:p>
-    <w:p>
-      <w:pPr>
-        <w:pStyle w:val="Heading2"/>
-      </w:pPr>
-      <w:r>
-        <w:t>10.2 Corrections</w:t>
-      </w:r>
-    </w:p>
-    <w:p>
-      <w:pPr>
-        <w:pStyle w:val="CodeBlock"/>
-      </w:pPr>
-      <w:r>
-        <w:t>Original Transaction → Reversal Transaction → Corrected Transaction</w:t>
-      </w:r>
-    </w:p>
-    <w:p>
-      <w:pPr>
-        <w:pStyle w:val="ListBullet"/>
-      </w:pPr>
-      <w:r>
-        <w:t>Original transactions are never overwritten.</w:t>
-      </w:r>
-    </w:p>
-    <w:p>
-      <w:pPr>
-        <w:pStyle w:val="ListBullet"/>
-      </w:pPr>
-      <w:r>
-        <w:t>Reversal transactions offset the original value.</w:t>
-      </w:r>
-    </w:p>
-    <w:p>
-      <w:pPr>
-        <w:pStyle w:val="ListBullet"/>
-      </w:pPr>
-      <w:r>
-        <w:t>Corrected transactions are posted as new records.</w:t>
-      </w:r>
-    </w:p>
-    <w:p>
-      <w:pPr>
-        <w:pStyle w:val="ListBullet"/>
-      </w:pPr>
-      <w:r>
-        <w:t>Correction reason, date, and user are retained.</w:t>
-      </w:r>
-    </w:p>
-    <w:p>
-      <w:pPr>
-        <w:pStyle w:val="ListBullet"/>
-      </w:pPr>
-      <w:r>
-        <w:t>Reports use the net transaction effect.</w:t>
-      </w:r>
-    </w:p>
-    <w:p>
-      <w:pPr>
-        <w:pStyle w:val="Heading1"/>
-      </w:pPr>
-      <w:r>
-        <w:t>11. Change-Order Cost Treatment</w:t>
-      </w:r>
-    </w:p>
-    <w:p>
-      <w:r>
-        <w:t>Change-order labor, material, and equipment are not normally tracked separately from base-job actual cost because the work is frequently completed at the same time by the same crew using the same equipment and materials.</w:t>
-      </w:r>
-    </w:p>
-    <w:p>
-      <w:pPr>
-        <w:pStyle w:val="ListBullet"/>
-      </w:pPr>
-      <w:r>
-        <w:t>Change-order components preserve scope, budget, revenue, approval status, and contract-value impact.</w:t>
-      </w:r>
-    </w:p>
-    <w:p>
-      <w:pPr>
-        <w:pStyle w:val="ListBullet"/>
-      </w:pPr>
-      <w:r>
-        <w:t>Actual costs usually remain posted at Job plus Cost Code plus Phase plus Cost Type.</w:t>
-      </w:r>
-    </w:p>
-    <w:p>
-      <w:pPr>
-        <w:pStyle w:val="ListBullet"/>
-      </w:pPr>
-      <w:r>
-        <w:t>The solution must not present estimated allocations as precise change-order actual cost.</w:t>
-      </w:r>
-    </w:p>
-    <w:p>
-      <w:pPr>
-        <w:pStyle w:val="ListBullet"/>
-      </w:pPr>
-      <w:r>
-        <w:t>Individual change-order actual margin is not reported unless costs were genuinely captured separately.</w:t>
-      </w:r>
-    </w:p>
-    <w:p>
-      <w:pPr>
-        <w:pStyle w:val="ListBullet"/>
-      </w:pPr>
-      <w:r>
-        <w:t>Parent-job profitability remains complete and authoritative.</w:t>
-      </w:r>
-    </w:p>
-    <w:p>
-      <w:pPr>
-        <w:pStyle w:val="Heading1"/>
-      </w:pPr>
-      <w:r>
-        <w:t>12. Billing, WIP, and Forecasting</w:t>
-      </w:r>
-    </w:p>
-    <w:p>
-      <w:pPr>
-        <w:pStyle w:val="Heading2"/>
-      </w:pPr>
-      <w:r>
-        <w:t>12.1 Customer Billing</w:t>
-      </w:r>
-    </w:p>
-    <w:p>
-      <w:pPr>
-        <w:pStyle w:val="CodeBlock"/>
-      </w:pPr>
-      <w:r>
-        <w:t>Job 1:M Customer Invoice</w:t>
-      </w:r>
-    </w:p>
-    <w:p>
-      <w:pPr>
-        <w:pStyle w:val="CodeBlock"/>
-      </w:pPr>
-      <w:r>
-        <w:t>Customer Invoice 1:M Customer Invoice Line</w:t>
-      </w:r>
-    </w:p>
-    <w:p>
-      <w:pPr>
-        <w:pStyle w:val="ListBullet"/>
-      </w:pPr>
-      <w:r>
-        <w:t>Each invoice belongs to one job.</w:t>
-      </w:r>
-    </w:p>
-    <w:p>
-      <w:pPr>
-        <w:pStyle w:val="ListBullet"/>
-      </w:pPr>
-      <w:r>
-        <w:t>An invoice may contain many lines.</w:t>
-      </w:r>
-    </w:p>
-    <w:p>
-      <w:pPr>
-        <w:pStyle w:val="ListBullet"/>
-      </w:pPr>
-      <w:r>
-        <w:t>Billing analysis is performed at the total-job level.</w:t>
-      </w:r>
-    </w:p>
-    <w:p>
-      <w:pPr>
-        <w:pStyle w:val="ListBullet"/>
-      </w:pPr>
-      <w:r>
-        <w:t>Invoice lines do not require cost code, phase, cost type, or component.</w:t>
-      </w:r>
-    </w:p>
-    <w:p>
-      <w:pPr>
-        <w:pStyle w:val="Heading2"/>
-      </w:pPr>
-      <w:r>
-        <w:t>12.2 WIP</w:t>
-      </w:r>
-    </w:p>
-    <w:p>
-      <w:pPr>
-        <w:pStyle w:val="CodeBlock"/>
-      </w:pPr>
-      <w:r>
-        <w:t>Percent Complete =</w:t>
-      </w:r>
-    </w:p>
-    <w:p>
-      <w:pPr>
-        <w:pStyle w:val="CodeBlock"/>
-      </w:pPr>
-      <w:r>
-        <w:t>(Base Actual + Change-Order-Related Actual + Warranty Actual + Open Commitments)</w:t>
-      </w:r>
-    </w:p>
-    <w:p>
-      <w:pPr>
-        <w:pStyle w:val="CodeBlock"/>
-      </w:pPr>
-      <w:r>
-        <w:t>÷</w:t>
-      </w:r>
-    </w:p>
-    <w:p>
-      <w:pPr>
-        <w:pStyle w:val="CodeBlock"/>
-      </w:pPr>
-      <w:r>
-        <w:t>(Base Budget + Approved Change-Order Budget + Warranty Budget + Applicable Adjustments)</w:t>
-      </w:r>
-    </w:p>
-    <w:p>
-      <w:pPr>
-        <w:pStyle w:val="ListBullet"/>
-      </w:pPr>
-      <w:r>
-        <w:t>WIP is calculated at the parent-job level.</w:t>
-      </w:r>
-    </w:p>
-    <w:p>
-      <w:pPr>
-        <w:pStyle w:val="ListBullet"/>
-      </w:pPr>
-      <w:r>
-        <w:t>Only approved change orders affect revised budget and revised revenue.</w:t>
-      </w:r>
-    </w:p>
-    <w:p>
-      <w:pPr>
-        <w:pStyle w:val="ListBullet"/>
-      </w:pPr>
-      <w:r>
-        <w:t>Warranty budget and warranty actual cost are included on the cost side of WIP.</w:t>
-      </w:r>
-    </w:p>
-    <w:p>
-      <w:pPr>
-        <w:pStyle w:val="ListBullet"/>
-      </w:pPr>
-      <w:r>
-        <w:t>Warranty adds no revenue.</w:t>
-      </w:r>
-    </w:p>
-    <w:p>
-      <w:pPr>
-        <w:pStyle w:val="ListBullet"/>
-      </w:pPr>
-      <w:r>
-        <w:t>Percent complete is capped at 100%.</w:t>
-      </w:r>
-    </w:p>
-    <w:p>
-      <w:pPr>
-        <w:pStyle w:val="ListBullet"/>
-      </w:pPr>
-      <w:r>
-        <w:t>Earned revenue is capped at revised revenue.</w:t>
-      </w:r>
-    </w:p>
-    <w:p>
-      <w:pPr>
-        <w:pStyle w:val="Heading2"/>
-      </w:pPr>
-      <w:r>
-        <w:t>12.3 Forecasting</w:t>
-      </w:r>
-    </w:p>
-    <w:p>
-      <w:pPr>
-        <w:pStyle w:val="CodeBlock"/>
-      </w:pPr>
-      <w:r>
-        <w:t>Job 1:1 Current Forecast</w:t>
-      </w:r>
-    </w:p>
-    <w:p>
-      <w:pPr>
-        <w:pStyle w:val="CodeBlock"/>
-      </w:pPr>
-      <w:r>
-        <w:t>Current Forecast 1:M Forecast Detail</w:t>
-      </w:r>
-    </w:p>
-    <w:p>
-      <w:pPr>
-        <w:pStyle w:val="ListBullet"/>
-      </w:pPr>
-      <w:r>
-        <w:t>Remaining cost is entered at least by cost code.</w:t>
-      </w:r>
-    </w:p>
-    <w:p>
-      <w:pPr>
-        <w:pStyle w:val="ListBullet"/>
-      </w:pPr>
-      <w:r>
-        <w:t>Cost-type detail is optional.</w:t>
-      </w:r>
-    </w:p>
-    <w:p>
-      <w:pPr>
-        <w:pStyle w:val="ListBullet"/>
-      </w:pPr>
-      <w:r>
-        <w:t>Forecast Final Cost equals Costs to Date plus Open Commitments plus Remaining Cost to Complete.</w:t>
-      </w:r>
-    </w:p>
-    <w:p>
-      <w:pPr>
-        <w:pStyle w:val="ListBullet"/>
-      </w:pPr>
-      <w:r>
-        <w:t>Only the current forecast is retained.</w:t>
-      </w:r>
-    </w:p>
-    <w:p>
-      <w:pPr>
-        <w:pStyle w:val="ListBullet"/>
-      </w:pPr>
-      <w:r>
-        <w:t>New forecast values replace prior values; formal historical snapshots are not required.</w:t>
-      </w:r>
-    </w:p>
-    <w:p>
-      <w:pPr>
-        <w:pStyle w:val="Heading1"/>
-      </w:pPr>
-      <w:r>
-        <w:t>13. Workforce and Responsibility Architecture</w:t>
-      </w:r>
-    </w:p>
-    <w:p>
-      <w:pPr>
-        <w:pStyle w:val="ListBullet"/>
-      </w:pPr>
-      <w:r>
-        <w:t>Each job has one current project manager, superintendent, sales representative, estimator, and coordinator.</w:t>
-      </w:r>
-    </w:p>
-    <w:p>
-      <w:pPr>
-        <w:pStyle w:val="ListBullet"/>
-      </w:pPr>
-      <w:r>
-        <w:t>Assignments may change, but history is not required.</w:t>
-      </w:r>
-    </w:p>
-    <w:p>
-      <w:pPr>
-        <w:pStyle w:val="ListBullet"/>
-      </w:pPr>
-      <w:r>
-        <w:t>The coordinator is responsible for the entire job and is generally selected based on division.</w:t>
-      </w:r>
-    </w:p>
-    <w:p>
-      <w:pPr>
-        <w:pStyle w:val="ListBullet"/>
-      </w:pPr>
-      <w:r>
-        <w:t>Crews do not belong to divisions.</w:t>
-      </w:r>
-    </w:p>
-    <w:p>
-      <w:pPr>
-        <w:pStyle w:val="ListBullet"/>
-      </w:pPr>
-      <w:r>
-        <w:t>Each employee has one primary crew.</w:t>
-      </w:r>
-    </w:p>
-    <w:p>
-      <w:pPr>
-        <w:pStyle w:val="ListBullet"/>
-      </w:pPr>
-      <w:r>
-        <w:t>Temporary daily crew changes are inferred from employee time entry.</w:t>
-      </w:r>
-    </w:p>
-    <w:p>
-      <w:pPr>
-        <w:pStyle w:val="ListBullet"/>
-      </w:pPr>
-      <w:r>
-        <w:t>Crew templates support estimating, staffing assumptions, and planning.</w:t>
-      </w:r>
-    </w:p>
-    <w:p>
-      <w:pPr>
-        <w:pStyle w:val="Heading1"/>
-      </w:pPr>
-      <w:r>
-        <w:t>14. Job and Component Status Controls</w:t>
-      </w:r>
-    </w:p>
-    <w:p>
-      <w:pPr>
-        <w:pStyle w:val="ListBullet"/>
-      </w:pPr>
-      <w:r>
-        <w:t>Parent-job status controls whether operational and financial posting is allowed.</w:t>
-      </w:r>
-    </w:p>
-    <w:p>
-      <w:pPr>
-        <w:pStyle w:val="ListBullet"/>
-      </w:pPr>
-      <w:r>
-        <w:t>Closed jobs block labor, equipment, materials, AP, subcontractor, manual, and warranty postings.</w:t>
-      </w:r>
-    </w:p>
-    <w:p>
-      <w:pPr>
-        <w:pStyle w:val="ListBullet"/>
-      </w:pPr>
-      <w:r>
-        <w:t>Late cost or warranty posting requires a formal parent-job reopen event.</w:t>
-      </w:r>
-    </w:p>
-    <w:p>
-      <w:pPr>
-        <w:pStyle w:val="ListBullet"/>
-      </w:pPr>
-      <w:r>
-        <w:t>Reopen and reclose history is retained.</w:t>
-      </w:r>
-    </w:p>
-    <w:p>
-      <w:pPr>
-        <w:pStyle w:val="ListBullet"/>
-      </w:pPr>
-      <w:r>
-        <w:t>Job Components maintain their own lifecycle statuses.</w:t>
-      </w:r>
-    </w:p>
-    <w:p>
-      <w:pPr>
-        <w:pStyle w:val="ListBullet"/>
-      </w:pPr>
-      <w:r>
-        <w:t>Component status does not independently reopen a closed parent job.</w:t>
-      </w:r>
-    </w:p>
-    <w:p>
-      <w:pPr>
-        <w:pStyle w:val="ListBullet"/>
-      </w:pPr>
-      <w:r>
-        <w:t>Rejected and cancelled components remain in history and component numbers are not reused.</w:t>
-      </w:r>
-    </w:p>
-    <w:p>
-      <w:pPr>
-        <w:pStyle w:val="Heading1"/>
-      </w:pPr>
-      <w:r>
-        <w:t>15. Analytics Architecture</w:t>
-      </w:r>
-    </w:p>
-    <w:p>
-      <w:r>
-        <w:t>Business metrics will be calculated in SQL whenever practical.</w:t>
-      </w:r>
-    </w:p>
-    <w:p>
-      <w:pPr>
-        <w:pStyle w:val="ListBullet"/>
-      </w:pPr>
-      <w:r>
-        <w:t>Budget Variance</w:t>
-      </w:r>
-    </w:p>
-    <w:p>
-      <w:pPr>
-        <w:pStyle w:val="ListBullet"/>
-      </w:pPr>
-      <w:r>
-        <w:t>Cost Variance</w:t>
-      </w:r>
-    </w:p>
-    <w:p>
-      <w:pPr>
-        <w:pStyle w:val="ListBullet"/>
-      </w:pPr>
-      <w:r>
-        <w:t>Gross Profit</w:t>
-      </w:r>
-    </w:p>
-    <w:p>
-      <w:pPr>
-        <w:pStyle w:val="ListBullet"/>
-      </w:pPr>
-      <w:r>
-        <w:t>Gross Margin</w:t>
-      </w:r>
-    </w:p>
-    <w:p>
-      <w:pPr>
-        <w:pStyle w:val="ListBullet"/>
-      </w:pPr>
-      <w:r>
-        <w:t>Cost per Unit</w:t>
-      </w:r>
-    </w:p>
-    <w:p>
-      <w:pPr>
-        <w:pStyle w:val="ListBullet"/>
-      </w:pPr>
-      <w:r>
-        <w:t>Labor Hours per Unit</w:t>
-      </w:r>
-    </w:p>
-    <w:p>
-      <w:pPr>
-        <w:pStyle w:val="ListBullet"/>
-      </w:pPr>
-      <w:r>
-        <w:t>Productivity Rates</w:t>
-      </w:r>
-    </w:p>
-    <w:p>
-      <w:pPr>
-        <w:pStyle w:val="ListBullet"/>
-      </w:pPr>
-      <w:r>
-        <w:t>Forecast Final Cost</w:t>
-      </w:r>
-    </w:p>
-    <w:p>
-      <w:pPr>
-        <w:pStyle w:val="ListBullet"/>
-      </w:pPr>
-      <w:r>
-        <w:t>Forecast Final Margin</w:t>
-      </w:r>
-    </w:p>
-    <w:p>
-      <w:pPr>
-        <w:pStyle w:val="ListBullet"/>
-      </w:pPr>
-      <w:r>
-        <w:t>Percent Complete</w:t>
-      </w:r>
-    </w:p>
-    <w:p>
-      <w:pPr>
-        <w:pStyle w:val="ListBullet"/>
-      </w:pPr>
-      <w:r>
-        <w:t>Earned Revenue</w:t>
-      </w:r>
-    </w:p>
-    <w:p>
-      <w:pPr>
-        <w:pStyle w:val="ListBullet"/>
-      </w:pPr>
-      <w:r>
-        <w:t>Over/Under Billing</w:t>
-      </w:r>
-    </w:p>
-    <w:p>
-      <w:pPr>
-        <w:pStyle w:val="ListBullet"/>
-      </w:pPr>
-      <w:r>
-        <w:t>Warranty Cost</w:t>
-      </w:r>
-    </w:p>
-    <w:p>
-      <w:pPr>
-        <w:pStyle w:val="ListBullet"/>
-      </w:pPr>
-      <w:r>
-        <w:t>Fade/Gain</w:t>
-      </w:r>
-    </w:p>
-    <w:p>
-      <w:r>
-        <w:t>Reusable SQL views will provide consistent metric definitions for Power BI and Tableau and reduce duplicated calculation logic.</w:t>
-      </w:r>
-    </w:p>
-    <w:p>
-      <w:pPr>
-        <w:pStyle w:val="Heading1"/>
-      </w:pPr>
-      <w:r>
-        <w:t>16. Planned Database Architecture</w:t>
-      </w:r>
-    </w:p>
-    <w:p>
-      <w:pPr>
-        <w:pStyle w:val="Heading2"/>
-      </w:pPr>
-      <w:r>
-        <w:t>16.1 Master and Reference Tables</w:t>
-      </w:r>
-    </w:p>
-    <w:p>
-      <w:pPr>
-        <w:pStyle w:val="ListBullet"/>
-      </w:pPr>
-      <w:r>
-        <w:t>Customer</w:t>
-      </w:r>
-    </w:p>
-    <w:p>
-      <w:pPr>
-        <w:pStyle w:val="ListBullet"/>
-      </w:pPr>
-      <w:r>
-        <w:t>Employee</w:t>
-      </w:r>
-    </w:p>
-    <w:p>
-      <w:pPr>
-        <w:pStyle w:val="ListBullet"/>
-      </w:pPr>
-      <w:r>
-        <w:t>Vendor</w:t>
-      </w:r>
-    </w:p>
-    <w:p>
-      <w:pPr>
-        <w:pStyle w:val="ListBullet"/>
-      </w:pPr>
-      <w:r>
-        <w:t>Division</w:t>
-      </w:r>
-    </w:p>
-    <w:p>
-      <w:pPr>
-        <w:pStyle w:val="ListBullet"/>
-      </w:pPr>
-      <w:r>
-        <w:t>Crew</w:t>
-      </w:r>
-    </w:p>
-    <w:p>
-      <w:pPr>
-        <w:pStyle w:val="ListBullet"/>
-      </w:pPr>
-      <w:r>
-        <w:t>Equipment Unit</w:t>
-      </w:r>
-    </w:p>
-    <w:p>
-      <w:pPr>
-        <w:pStyle w:val="ListBullet"/>
-      </w:pPr>
-      <w:r>
-        <w:t>Equipment Rate</w:t>
-      </w:r>
-    </w:p>
-    <w:p>
-      <w:pPr>
-        <w:pStyle w:val="ListBullet"/>
-      </w:pPr>
-      <w:r>
-        <w:t>Material Item</w:t>
-      </w:r>
-    </w:p>
-    <w:p>
-      <w:pPr>
-        <w:pStyle w:val="ListBullet"/>
-      </w:pPr>
-      <w:r>
-        <w:t>Cost Code</w:t>
-      </w:r>
-    </w:p>
-    <w:p>
-      <w:pPr>
-        <w:pStyle w:val="ListBullet"/>
-      </w:pPr>
-      <w:r>
-        <w:t>Phase</w:t>
-      </w:r>
-    </w:p>
-    <w:p>
-      <w:pPr>
-        <w:pStyle w:val="ListBullet"/>
-      </w:pPr>
-      <w:r>
-        <w:t>Cost Type</w:t>
-      </w:r>
-    </w:p>
-    <w:p>
-      <w:pPr>
-        <w:pStyle w:val="ListBullet"/>
-      </w:pPr>
-      <w:r>
-        <w:t>Labor Code</w:t>
-      </w:r>
-    </w:p>
-    <w:p>
-      <w:pPr>
-        <w:pStyle w:val="ListBullet"/>
-      </w:pPr>
-      <w:r>
-        <w:t>Unit of Measure</w:t>
-      </w:r>
-    </w:p>
-    <w:p>
-      <w:pPr>
-        <w:pStyle w:val="ListBullet"/>
-      </w:pPr>
-      <w:r>
-        <w:t>Component Type</w:t>
-      </w:r>
-    </w:p>
-    <w:p>
-      <w:pPr>
-        <w:pStyle w:val="ListBullet"/>
-      </w:pPr>
-      <w:r>
-        <w:t>Component Status</w:t>
-      </w:r>
-    </w:p>
-    <w:p>
-      <w:pPr>
-        <w:pStyle w:val="ListBullet"/>
-      </w:pPr>
-      <w:r>
-        <w:t>Job Status</w:t>
-      </w:r>
-    </w:p>
-    <w:p>
-      <w:pPr>
-        <w:pStyle w:val="Heading2"/>
-      </w:pPr>
-      <w:r>
-        <w:t>16.2 Transaction Tables</w:t>
-      </w:r>
-    </w:p>
-    <w:p>
-      <w:pPr>
-        <w:pStyle w:val="ListBullet"/>
-      </w:pPr>
-      <w:r>
-        <w:t>Opportunity</w:t>
-      </w:r>
-    </w:p>
-    <w:p>
-      <w:pPr>
-        <w:pStyle w:val="ListBullet"/>
-      </w:pPr>
-      <w:r>
-        <w:t>Quote</w:t>
-      </w:r>
-    </w:p>
-    <w:p>
-      <w:pPr>
-        <w:pStyle w:val="ListBullet"/>
-      </w:pPr>
-      <w:r>
-        <w:t>Bid Budget Revision</w:t>
-      </w:r>
-    </w:p>
-    <w:p>
-      <w:pPr>
-        <w:pStyle w:val="ListBullet"/>
-      </w:pPr>
-      <w:r>
-        <w:t>Job Quote Source</w:t>
-      </w:r>
-    </w:p>
-    <w:p>
-      <w:pPr>
-        <w:pStyle w:val="ListBullet"/>
-      </w:pPr>
-      <w:r>
-        <w:t>Job</w:t>
-      </w:r>
-    </w:p>
-    <w:p>
-      <w:pPr>
-        <w:pStyle w:val="ListBullet"/>
-      </w:pPr>
-      <w:r>
-        <w:t>Job Component</w:t>
-      </w:r>
-    </w:p>
-    <w:p>
-      <w:pPr>
-        <w:pStyle w:val="ListBullet"/>
-      </w:pPr>
-      <w:r>
-        <w:t>Component Budget</w:t>
-      </w:r>
-    </w:p>
-    <w:p>
-      <w:pPr>
-        <w:pStyle w:val="ListBullet"/>
-      </w:pPr>
-      <w:r>
-        <w:t>Budget Detail</w:t>
-      </w:r>
-    </w:p>
-    <w:p>
-      <w:pPr>
-        <w:pStyle w:val="ListBullet"/>
-      </w:pPr>
-      <w:r>
-        <w:t>Budget Adjustment</w:t>
-      </w:r>
-    </w:p>
-    <w:p>
-      <w:pPr>
-        <w:pStyle w:val="ListBullet"/>
-      </w:pPr>
-      <w:r>
-        <w:t>Job Cost Code</w:t>
-      </w:r>
-    </w:p>
-    <w:p>
-      <w:pPr>
-        <w:pStyle w:val="ListBullet"/>
-      </w:pPr>
-      <w:r>
-        <w:t>Job Cost-Code Phase</w:t>
-      </w:r>
-    </w:p>
-    <w:p>
-      <w:pPr>
-        <w:pStyle w:val="ListBullet"/>
-      </w:pPr>
-      <w:r>
-        <w:t>Foreman Responsibility</w:t>
-      </w:r>
-    </w:p>
-    <w:p>
-      <w:pPr>
-        <w:pStyle w:val="ListBullet"/>
-      </w:pPr>
-      <w:r>
-        <w:t>Employee Time Entry</w:t>
-      </w:r>
-    </w:p>
-    <w:p>
-      <w:pPr>
-        <w:pStyle w:val="ListBullet"/>
-      </w:pPr>
-      <w:r>
-        <w:t>Equipment Usage</w:t>
-      </w:r>
-    </w:p>
-    <w:p>
-      <w:pPr>
-        <w:pStyle w:val="ListBullet"/>
-      </w:pPr>
-      <w:r>
-        <w:t>Material Transaction</w:t>
-      </w:r>
-    </w:p>
-    <w:p>
-      <w:pPr>
-        <w:pStyle w:val="ListBullet"/>
-      </w:pPr>
-      <w:r>
-        <w:t>Purchase Order</w:t>
-      </w:r>
-    </w:p>
-    <w:p>
-      <w:pPr>
-        <w:pStyle w:val="ListBullet"/>
-      </w:pPr>
-      <w:r>
-        <w:t>Purchase Order Line</w:t>
-      </w:r>
-    </w:p>
-    <w:p>
-      <w:pPr>
-        <w:pStyle w:val="ListBullet"/>
-      </w:pPr>
-      <w:r>
-        <w:t>Supplier Ticket</w:t>
-      </w:r>
-    </w:p>
-    <w:p>
-      <w:pPr>
-        <w:pStyle w:val="ListBullet"/>
-      </w:pPr>
-      <w:r>
-        <w:t>Supplier Ticket Line</w:t>
-      </w:r>
-    </w:p>
-    <w:p>
-      <w:pPr>
-        <w:pStyle w:val="ListBullet"/>
-      </w:pPr>
-      <w:r>
-        <w:t>Posted Job Cost</w:t>
-      </w:r>
-    </w:p>
-    <w:p>
-      <w:pPr>
-        <w:pStyle w:val="ListBullet"/>
-      </w:pPr>
-      <w:r>
-        <w:t>Customer Invoice</w:t>
-      </w:r>
-    </w:p>
-    <w:p>
-      <w:pPr>
-        <w:pStyle w:val="ListBullet"/>
-      </w:pPr>
-      <w:r>
-        <w:t>Customer Invoice Line</w:t>
-      </w:r>
-    </w:p>
-    <w:p>
-      <w:pPr>
-        <w:pStyle w:val="ListBullet"/>
-      </w:pPr>
-      <w:r>
-        <w:t>Current Forecast</w:t>
-      </w:r>
-    </w:p>
-    <w:p>
-      <w:pPr>
-        <w:pStyle w:val="ListBullet"/>
-      </w:pPr>
-      <w:r>
-        <w:t>Forecast Detail</w:t>
-      </w:r>
-    </w:p>
-    <w:p>
-      <w:pPr>
-        <w:pStyle w:val="ListBullet"/>
-      </w:pPr>
-      <w:r>
-        <w:t>Reopen Event</w:t>
-      </w:r>
-    </w:p>
-    <w:p>
-      <w:pPr>
-        <w:pStyle w:val="Heading2"/>
-      </w:pPr>
-      <w:r>
-        <w:t>16.3 Reporting Views</w:t>
-      </w:r>
-    </w:p>
-    <w:p>
-      <w:pPr>
-        <w:pStyle w:val="ListBullet"/>
-      </w:pPr>
-      <w:r>
-        <w:t>Job Profitability</w:t>
-      </w:r>
-    </w:p>
-    <w:p>
-      <w:pPr>
-        <w:pStyle w:val="ListBullet"/>
-      </w:pPr>
-      <w:r>
-        <w:t>Budget vs Actual</w:t>
-      </w:r>
-    </w:p>
-    <w:p>
-      <w:pPr>
-        <w:pStyle w:val="ListBullet"/>
-      </w:pPr>
-      <w:r>
-        <w:t>Labor Productivity</w:t>
-      </w:r>
-    </w:p>
-    <w:p>
-      <w:pPr>
-        <w:pStyle w:val="ListBullet"/>
-      </w:pPr>
-      <w:r>
-        <w:t>Equipment Utilization</w:t>
-      </w:r>
-    </w:p>
-    <w:p>
-      <w:pPr>
-        <w:pStyle w:val="ListBullet"/>
-      </w:pPr>
-      <w:r>
-        <w:t>Material Usage</w:t>
-      </w:r>
-    </w:p>
-    <w:p>
-      <w:pPr>
-        <w:pStyle w:val="ListBullet"/>
-      </w:pPr>
-      <w:r>
-        <w:t>Open Commitments</w:t>
-      </w:r>
-    </w:p>
-    <w:p>
-      <w:pPr>
-        <w:pStyle w:val="ListBullet"/>
-      </w:pPr>
-      <w:r>
-        <w:t>WIP and Earned Revenue</w:t>
-      </w:r>
-    </w:p>
-    <w:p>
-      <w:pPr>
-        <w:pStyle w:val="ListBullet"/>
-      </w:pPr>
-      <w:r>
-        <w:t>Forecast Final Margin</w:t>
-      </w:r>
-    </w:p>
-    <w:p>
-      <w:pPr>
-        <w:pStyle w:val="ListBullet"/>
-      </w:pPr>
-      <w:r>
-        <w:t>Warranty Performance</w:t>
-      </w:r>
-    </w:p>
-    <w:p>
-      <w:pPr>
-        <w:pStyle w:val="ListBullet"/>
-      </w:pPr>
-      <w:r>
-        <w:t>Closed-Job Fade/Gain</w:t>
-      </w:r>
-    </w:p>
-    <w:p>
-      <w:pPr>
-        <w:pStyle w:val="ListBullet"/>
-      </w:pPr>
-      <w:r>
-        <w:t>Division Scorecard</w:t>
-      </w:r>
-    </w:p>
-    <w:p>
-      <w:pPr>
-        <w:pStyle w:val="ListBullet"/>
-      </w:pPr>
-      <w:r>
-        <w:t>Foreman Cost-Code Performance</w:t>
-      </w:r>
-    </w:p>
-    <w:p>
-      <w:pPr>
-        <w:pStyle w:val="ListBullet"/>
-      </w:pPr>
-      <w:r>
-        <w:t>Executive KPIs</w:t>
-      </w:r>
-    </w:p>
-    <w:p>
-      <w:pPr>
-        <w:pStyle w:val="Heading1"/>
-      </w:pPr>
-      <w:r>
-        <w:t>17. Development Standards</w:t>
-      </w:r>
-    </w:p>
-    <w:p>
-      <w:r>
-        <w:t>Development follows DOC-005 – Solution Development Standards.</w:t>
-      </w:r>
-    </w:p>
-    <w:p>
-      <w:pPr>
-        <w:pStyle w:val="ListBullet"/>
-      </w:pPr>
-      <w:r>
-        <w:t>Lowercase table names</w:t>
-      </w:r>
-    </w:p>
-    <w:p>
-      <w:pPr>
-        <w:pStyle w:val="ListBullet"/>
-      </w:pPr>
-      <w:r>
-        <w:t>Snake_case naming convention</w:t>
-      </w:r>
-    </w:p>
-    <w:p>
-      <w:pPr>
-        <w:pStyle w:val="ListBullet"/>
-      </w:pPr>
-      <w:r>
-        <w:t>Singular column names</w:t>
-      </w:r>
-    </w:p>
-    <w:p>
-      <w:pPr>
-        <w:pStyle w:val="ListBullet"/>
-      </w:pPr>
-      <w:r>
-        <w:t>Surrogate primary keys</w:t>
-      </w:r>
-    </w:p>
-    <w:p>
-      <w:pPr>
-        <w:pStyle w:val="ListBullet"/>
-      </w:pPr>
-      <w:r>
-        <w:t>Referential integrity</w:t>
-      </w:r>
-    </w:p>
-    <w:p>
-      <w:pPr>
-        <w:pStyle w:val="ListBullet"/>
-      </w:pPr>
-      <w:r>
-        <w:t>Effective-dated rate structures where historical rates are required</w:t>
-      </w:r>
-    </w:p>
-    <w:p>
-      <w:pPr>
-        <w:pStyle w:val="ListBullet"/>
-      </w:pPr>
-      <w:r>
-        <w:t>SQL views prefixed with vw_</w:t>
-      </w:r>
-    </w:p>
-    <w:p>
-      <w:pPr>
-        <w:pStyle w:val="ListBullet"/>
-      </w:pPr>
-      <w:r>
-        <w:t>Stored procedures prefixed with sp_</w:t>
-      </w:r>
-    </w:p>
-    <w:p>
-      <w:pPr>
-        <w:pStyle w:val="ListBullet"/>
-      </w:pPr>
-      <w:r>
-        <w:t>Functions prefixed with fn_</w:t>
-      </w:r>
-    </w:p>
-    <w:p>
-      <w:pPr>
-        <w:pStyle w:val="ListBullet"/>
-      </w:pPr>
-      <w:r>
-        <w:t>Source identifiers retained for traceability</w:t>
-      </w:r>
-    </w:p>
-    <w:p>
-      <w:pPr>
-        <w:pStyle w:val="ListBullet"/>
-      </w:pPr>
-      <w:r>
-        <w:t>No unresolved many-to-many relationships</w:t>
-      </w:r>
-    </w:p>
-    <w:p>
-      <w:pPr>
-        <w:pStyle w:val="ListBullet"/>
-      </w:pPr>
-      <w:r>
-        <w:t>Business logic documented before implementation</w:t>
-      </w:r>
-    </w:p>
-    <w:p>
-      <w:pPr>
-        <w:pStyle w:val="Heading1"/>
-      </w:pPr>
-      <w:r>
-        <w:t>18. Version Control Strategy</w:t>
-      </w:r>
-    </w:p>
-    <w:p>
-      <w:pPr>
-        <w:pStyle w:val="ListBullet"/>
-      </w:pPr>
-      <w:r>
-        <w:t>Git is used for version control.</w:t>
-      </w:r>
-    </w:p>
-    <w:p>
-      <w:pPr>
-        <w:pStyle w:val="ListBullet"/>
-      </w:pPr>
-      <w:r>
-        <w:t>GitHub is the authoritative project repository.</w:t>
-      </w:r>
-    </w:p>
-    <w:p>
-      <w:pPr>
-        <w:pStyle w:val="ListBullet"/>
-      </w:pPr>
-      <w:r>
-        <w:t>Major milestones are committed separately using descriptive messages.</w:t>
-      </w:r>
-    </w:p>
-    <w:p>
-      <w:pPr>
-        <w:pStyle w:val="ListBullet"/>
-      </w:pPr>
-      <w:r>
-        <w:t>Documentation, SQL scripts, dashboard files, and sample data are versioned.</w:t>
-      </w:r>
-    </w:p>
-    <w:p>
-      <w:pPr>
-        <w:pStyle w:val="ListBullet"/>
-      </w:pPr>
-      <w:r>
-        <w:t>Architecture completion will be released as v0.4.0.</w:t>
-      </w:r>
-    </w:p>
-    <w:p>
-      <w:pPr>
-        <w:pStyle w:val="ListBullet"/>
-      </w:pPr>
-      <w:r>
-        <w:t>No release tag should be created until the full Solution Architecture milestone is complete.</w:t>
-      </w:r>
-    </w:p>
-    <w:p>
-      <w:pPr>
-        <w:pStyle w:val="Heading1"/>
-      </w:pPr>
-      <w:r>
-        <w:t>19. Repository Structure</w:t>
-      </w:r>
-    </w:p>
-    <w:p>
-      <w:pPr>
-        <w:pStyle w:val="CodeBlock"/>
-      </w:pPr>
-      <w:r>
-        <w:t>Construction_Analytics_Platform</w:t>
-      </w:r>
-    </w:p>
-    <w:p>
-      <w:pPr>
-        <w:pStyle w:val="CodeBlock"/>
-      </w:pPr>
-      <w:r>
-        <w:t>├── Database</w:t>
-      </w:r>
-    </w:p>
-    <w:p>
-      <w:pPr>
-        <w:pStyle w:val="CodeBlock"/>
-      </w:pPr>
-      <w:r>
-        <w:t>├── Documentation</w:t>
-      </w:r>
-    </w:p>
-    <w:p>
-      <w:pPr>
-        <w:pStyle w:val="CodeBlock"/>
-      </w:pPr>
-      <w:r>
-        <w:t>│   ├── Discovery</w:t>
-      </w:r>
-    </w:p>
-    <w:p>
-      <w:pPr>
-        <w:pStyle w:val="CodeBlock"/>
-      </w:pPr>
-      <w:r>
-        <w:t>│   ├── Formal</w:t>
-      </w:r>
-    </w:p>
-    <w:p>
-      <w:pPr>
-        <w:pStyle w:val="CodeBlock"/>
-      </w:pPr>
-      <w:r>
-        <w:t>│   └── Meetings</w:t>
-      </w:r>
-    </w:p>
-    <w:p>
-      <w:pPr>
-        <w:pStyle w:val="CodeBlock"/>
-      </w:pPr>
-      <w:r>
-        <w:t>├── Images</w:t>
-      </w:r>
-    </w:p>
-    <w:p>
-      <w:pPr>
-        <w:pStyle w:val="CodeBlock"/>
-      </w:pPr>
-      <w:r>
-        <w:t>├── PowerBI</w:t>
-      </w:r>
-    </w:p>
-    <w:p>
-      <w:pPr>
-        <w:pStyle w:val="CodeBlock"/>
-      </w:pPr>
-      <w:r>
-        <w:t>├── SampleData</w:t>
-      </w:r>
-    </w:p>
-    <w:p>
-      <w:pPr>
-        <w:pStyle w:val="CodeBlock"/>
-      </w:pPr>
-      <w:r>
-        <w:t>├── SQL</w:t>
-      </w:r>
-    </w:p>
-    <w:p>
-      <w:pPr>
-        <w:pStyle w:val="CodeBlock"/>
-      </w:pPr>
-      <w:r>
-        <w:t>├── Tableau</w:t>
-      </w:r>
-    </w:p>
-    <w:p>
-      <w:pPr>
-        <w:pStyle w:val="CodeBlock"/>
-      </w:pPr>
-      <w:r>
-        <w:t>├── README.md</w:t>
-      </w:r>
-    </w:p>
-    <w:p>
-      <w:pPr>
-        <w:pStyle w:val="CodeBlock"/>
-      </w:pPr>
-      <w:r>
-        <w:t>├── CHANGELOG.md</w:t>
-      </w:r>
-    </w:p>
-    <w:p>
-      <w:pPr>
-        <w:pStyle w:val="CodeBlock"/>
-      </w:pPr>
-      <w:r>
-        <w:t>├── PROJECT_ROADMAP.md</w:t>
-      </w:r>
-    </w:p>
-    <w:p>
-      <w:pPr>
-        <w:pStyle w:val="CodeBlock"/>
-      </w:pPr>
-      <w:r>
-        <w:t>└── PROJECT_STATUS.md</w:t>
-      </w:r>
-    </w:p>
-    <w:p>
-      <w:r>
-        <w:t>Each folder contains only artifacts directly related to that component of the project.</w:t>
-      </w:r>
-    </w:p>
-    <w:p>
-      <w:pPr>
-        <w:pStyle w:val="Heading1"/>
-      </w:pPr>
-      <w:r>
-        <w:t>20. Future Enhancements</w:t>
-      </w:r>
-    </w:p>
-    <w:p>
-      <w:pPr>
-        <w:pStyle w:val="ListBullet"/>
-      </w:pPr>
-      <w:r>
-        <w:t>Reusable Property master and repeat-site analytics</w:t>
-      </w:r>
-    </w:p>
-    <w:p>
-      <w:pPr>
-        <w:pStyle w:val="ListBullet"/>
-      </w:pPr>
-      <w:r>
-        <w:t>Accounts Receivable and Accounts Payable detail beyond current reporting needs</w:t>
-      </w:r>
-    </w:p>
-    <w:p>
-      <w:pPr>
-        <w:pStyle w:val="ListBullet"/>
-      </w:pPr>
-      <w:r>
-        <w:t>Scheduling integration</w:t>
-      </w:r>
-    </w:p>
-    <w:p>
-      <w:pPr>
-        <w:pStyle w:val="ListBullet"/>
-      </w:pPr>
-      <w:r>
-        <w:t>Safety analytics</w:t>
-      </w:r>
-    </w:p>
-    <w:p>
-      <w:pPr>
-        <w:pStyle w:val="ListBullet"/>
-      </w:pPr>
-      <w:r>
-        <w:t>Expanded equipment-management workflows</w:t>
-      </w:r>
-    </w:p>
-    <w:p>
-      <w:pPr>
-        <w:pStyle w:val="ListBullet"/>
-      </w:pPr>
-      <w:r>
-        <w:t>Historical forecast snapshots</w:t>
-      </w:r>
-    </w:p>
-    <w:p>
-      <w:pPr>
-        <w:pStyle w:val="ListBullet"/>
-      </w:pPr>
-      <w:r>
-        <w:t>Automated source-system integration</w:t>
-      </w:r>
-    </w:p>
-    <w:p>
-      <w:pPr>
-        <w:pStyle w:val="ListBullet"/>
-      </w:pPr>
-      <w:r>
-        <w:t>Incremental load orchestration</w:t>
-      </w:r>
-    </w:p>
-    <w:p>
-      <w:pPr>
-        <w:pStyle w:val="ListBullet"/>
-      </w:pPr>
-      <w:r>
-        <w:t>Machine-learning forecasting and anomaly detection</w:t>
-      </w:r>
-    </w:p>
-    <w:p>
-      <w:pPr>
-        <w:pStyle w:val="ListBullet"/>
-      </w:pPr>
-      <w:r>
-        <w:t>Additional operational mobile-data collection</w:t>
-      </w:r>
-    </w:p>
-    <w:p>
-      <w:pPr>
-        <w:pStyle w:val="Heading1"/>
-      </w:pPr>
-      <w:r>
-        <w:t>21. Related Documents</w:t>
-      </w:r>
-    </w:p>
-    <w:tbl>
-      <w:tblPr>
-        <w:tblStyle w:val="TableGrid"/>
-        <w:tblW w:type="auto" w:w="0"/>
-        <w:jc w:val="center"/>
-        <w:tblLook w:firstColumn="1" w:firstRow="1" w:lastColumn="0" w:lastRow="0" w:noHBand="0" w:noVBand="1" w:val="04A0"/>
-      </w:tblPr>
-      <w:tblGrid>
-        <w:gridCol w:w="4968"/>
-        <w:gridCol w:w="4968"/>
-      </w:tblGrid>
-      <w:tr>
-        <w:trPr>
-          <w:cantSplit/>
-          <w:tblHeader w:val="true"/>
-        </w:trPr>
-        <w:tc>
-          <w:tcPr>
-            <w:tcW w:type="dxa" w:w="4968"/>
-            <w:vAlign w:val="center"/>
-            <w:shd w:fill="D9EAF7"/>
-          </w:tcPr>
-          <w:p>
-            <w:pPr>
-              <w:spacing w:after="0"/>
-            </w:pPr>
-            <w:r/>
-            <w:r>
-              <w:rPr>
-                <w:b/>
-              </w:rPr>
-              <w:t>Document</w:t>
-            </w:r>
-          </w:p>
-        </w:tc>
-        <w:tc>
-          <w:tcPr>
-            <w:tcW w:type="dxa" w:w="4968"/>
-            <w:vAlign w:val="center"/>
-            <w:shd w:fill="D9EAF7"/>
-          </w:tcPr>
-          <w:p>
-            <w:pPr>
-              <w:spacing w:after="0"/>
-            </w:pPr>
-            <w:r/>
-            <w:r>
-              <w:rPr>
-                <w:b/>
-              </w:rPr>
-              <w:t>Relationship</w:t>
-            </w:r>
-          </w:p>
-        </w:tc>
-      </w:tr>
-      <w:tr>
-        <w:trPr>
-          <w:cantSplit/>
-        </w:trPr>
-        <w:tc>
-          <w:tcPr>
-            <w:tcW w:type="dxa" w:w="4968"/>
-            <w:vAlign w:val="center"/>
-          </w:tcPr>
-          <w:p>
-            <w:pPr>
-              <w:spacing w:after="0"/>
-            </w:pPr>
-            <w:r/>
-            <w:r>
-              <w:rPr>
-                <w:b w:val="0"/>
-              </w:rPr>
-              <w:t>DOC-001 – Functional Specification</w:t>
-            </w:r>
-          </w:p>
-        </w:tc>
-        <w:tc>
-          <w:tcPr>
-            <w:tcW w:type="dxa" w:w="4968"/>
-            <w:vAlign w:val="center"/>
-          </w:tcPr>
-          <w:p>
-            <w:pPr>
-              <w:spacing w:after="0"/>
-            </w:pPr>
-            <w:r/>
-            <w:r>
-              <w:rPr>
-                <w:b w:val="0"/>
-              </w:rPr>
-              <w:t>Defines business and reporting requirements.</w:t>
-            </w:r>
-          </w:p>
-        </w:tc>
-      </w:tr>
-      <w:tr>
-        <w:trPr>
-          <w:cantSplit/>
-        </w:trPr>
-        <w:tc>
-          <w:tcPr>
-            <w:tcW w:type="dxa" w:w="4968"/>
-            <w:vAlign w:val="center"/>
-          </w:tcPr>
-          <w:p>
-            <w:pPr>
-              <w:spacing w:after="0"/>
-            </w:pPr>
-            <w:r/>
-            <w:r>
-              <w:rPr>
-                <w:b w:val="0"/>
-              </w:rPr>
-              <w:t>DOC-003 – Data Dictionary</w:t>
-            </w:r>
-          </w:p>
-        </w:tc>
-        <w:tc>
-          <w:tcPr>
-            <w:tcW w:type="dxa" w:w="4968"/>
-            <w:vAlign w:val="center"/>
-          </w:tcPr>
-          <w:p>
-            <w:pPr>
-              <w:spacing w:after="0"/>
-            </w:pPr>
-            <w:r/>
-            <w:r>
-              <w:rPr>
-                <w:b w:val="0"/>
-              </w:rPr>
-              <w:t>Defines entities, fields, data types, and business definitions.</w:t>
-            </w:r>
-          </w:p>
-        </w:tc>
-      </w:tr>
-      <w:tr>
-        <w:trPr>
-          <w:cantSplit/>
-        </w:trPr>
-        <w:tc>
-          <w:tcPr>
-            <w:tcW w:type="dxa" w:w="4968"/>
-            <w:vAlign w:val="center"/>
-          </w:tcPr>
-          <w:p>
-            <w:pPr>
-              <w:spacing w:after="0"/>
-            </w:pPr>
-            <w:r/>
-            <w:r>
-              <w:rPr>
-                <w:b w:val="0"/>
-              </w:rPr>
-              <w:t>DOC-005 – Solution Development Standards</w:t>
-            </w:r>
-          </w:p>
-        </w:tc>
-        <w:tc>
-          <w:tcPr>
-            <w:tcW w:type="dxa" w:w="4968"/>
-            <w:vAlign w:val="center"/>
-          </w:tcPr>
-          <w:p>
-            <w:pPr>
-              <w:spacing w:after="0"/>
-            </w:pPr>
-            <w:r/>
-            <w:r>
-              <w:rPr>
-                <w:b w:val="0"/>
-              </w:rPr>
-              <w:t>Defines naming, SQL, documentation, and development conventions.</w:t>
-            </w:r>
-          </w:p>
-        </w:tc>
-      </w:tr>
-      <w:tr>
-        <w:trPr>
-          <w:cantSplit/>
-        </w:trPr>
-        <w:tc>
-          <w:tcPr>
-            <w:tcW w:type="dxa" w:w="4968"/>
-            <w:vAlign w:val="center"/>
-          </w:tcPr>
-          <w:p>
-            <w:pPr>
-              <w:spacing w:after="0"/>
-            </w:pPr>
-            <w:r/>
-            <w:r>
-              <w:rPr>
-                <w:b w:val="0"/>
-              </w:rPr>
-              <w:t>DOC-006 – Architecture Decision Log</w:t>
-            </w:r>
-          </w:p>
-        </w:tc>
-        <w:tc>
-          <w:tcPr>
-            <w:tcW w:type="dxa" w:w="4968"/>
-            <w:vAlign w:val="center"/>
-          </w:tcPr>
-          <w:p>
-            <w:pPr>
-              <w:spacing w:after="0"/>
-            </w:pPr>
-            <w:r/>
-            <w:r>
-              <w:rPr>
-                <w:b w:val="0"/>
-              </w:rPr>
-              <w:t>Records approved architecture decisions.</w:t>
-            </w:r>
-          </w:p>
-        </w:tc>
-      </w:tr>
-      <w:tr>
-        <w:trPr>
-          <w:cantSplit/>
-        </w:trPr>
-        <w:tc>
-          <w:tcPr>
-            <w:tcW w:type="dxa" w:w="4968"/>
-            <w:vAlign w:val="center"/>
-          </w:tcPr>
-          <w:p>
-            <w:pPr>
-              <w:spacing w:after="0"/>
-            </w:pPr>
-            <w:r/>
-            <w:r>
-              <w:rPr>
-                <w:b w:val="0"/>
-              </w:rPr>
-              <w:t>DOC-007 – Project Traceability Matrix</w:t>
-            </w:r>
-          </w:p>
-        </w:tc>
-        <w:tc>
-          <w:tcPr>
-            <w:tcW w:type="dxa" w:w="4968"/>
-            <w:vAlign w:val="center"/>
-          </w:tcPr>
-          <w:p>
-            <w:pPr>
-              <w:spacing w:after="0"/>
-            </w:pPr>
-            <w:r/>
-            <w:r>
-              <w:rPr>
-                <w:b w:val="0"/>
-              </w:rPr>
-              <w:t>Maps requirements to design and implementation artifacts.</w:t>
-            </w:r>
-          </w:p>
-        </w:tc>
-      </w:tr>
-      <w:tr>
-        <w:trPr>
-          <w:cantSplit/>
-        </w:trPr>
-        <w:tc>
-          <w:tcPr>
-            <w:tcW w:type="dxa" w:w="4968"/>
-            <w:vAlign w:val="center"/>
-          </w:tcPr>
-          <w:p>
-            <w:pPr>
-              <w:spacing w:after="0"/>
-            </w:pPr>
-            <w:r/>
-            <w:r>
-              <w:rPr>
-                <w:b w:val="0"/>
-              </w:rPr>
-              <w:t>SA-001 – Business Entity Identification</w:t>
-            </w:r>
-          </w:p>
-        </w:tc>
-        <w:tc>
-          <w:tcPr>
-            <w:tcW w:type="dxa" w:w="4968"/>
-            <w:vAlign w:val="center"/>
-          </w:tcPr>
-          <w:p>
-            <w:pPr>
-              <w:spacing w:after="0"/>
-            </w:pPr>
-            <w:r/>
-            <w:r>
-              <w:rPr>
-                <w:b w:val="0"/>
-              </w:rPr>
-              <w:t>Defines approved business entities.</w:t>
-            </w:r>
-          </w:p>
-        </w:tc>
-      </w:tr>
-      <w:tr>
-        <w:trPr>
-          <w:cantSplit/>
-        </w:trPr>
-        <w:tc>
-          <w:tcPr>
-            <w:tcW w:type="dxa" w:w="4968"/>
-            <w:vAlign w:val="center"/>
-          </w:tcPr>
-          <w:p>
-            <w:pPr>
-              <w:spacing w:after="0"/>
-            </w:pPr>
-            <w:r/>
-            <w:r>
-              <w:rPr>
-                <w:b w:val="0"/>
-              </w:rPr>
-              <w:t>SA-002 – Entity Relationship Definition</w:t>
-            </w:r>
-          </w:p>
-        </w:tc>
-        <w:tc>
-          <w:tcPr>
-            <w:tcW w:type="dxa" w:w="4968"/>
-            <w:vAlign w:val="center"/>
-          </w:tcPr>
-          <w:p>
-            <w:pPr>
-              <w:spacing w:after="0"/>
-            </w:pPr>
-            <w:r/>
-            <w:r>
-              <w:rPr>
-                <w:b w:val="0"/>
-              </w:rPr>
-              <w:t>Defines conceptual relationships and cardinality.</w:t>
-            </w:r>
-          </w:p>
-        </w:tc>
-      </w:tr>
-    </w:tbl>
-    <w:p/>
-    <w:p>
-      <w:pPr>
-        <w:pStyle w:val="Heading1"/>
-      </w:pPr>
-      <w:r>
-        <w:t>22. Revision History</w:t>
-      </w:r>
-    </w:p>
-    <w:tbl>
-      <w:tblPr>
-        <w:tblStyle w:val="TableGrid"/>
-        <w:tblW w:type="auto" w:w="0"/>
-        <w:jc w:val="center"/>
-        <w:tblLook w:firstColumn="1" w:firstRow="1" w:lastColumn="0" w:lastRow="0" w:noHBand="0" w:noVBand="1" w:val="04A0"/>
-      </w:tblPr>
-      <w:tblGrid>
-        <w:gridCol w:w="2484"/>
-        <w:gridCol w:w="2484"/>
-        <w:gridCol w:w="2484"/>
-        <w:gridCol w:w="2484"/>
-      </w:tblGrid>
-      <w:tr>
-        <w:trPr>
-          <w:cantSplit/>
-          <w:tblHeader w:val="true"/>
-        </w:trPr>
-        <w:tc>
-          <w:tcPr>
-            <w:tcW w:type="dxa" w:w="2484"/>
-            <w:vAlign w:val="center"/>
-            <w:shd w:fill="D9EAF7"/>
-          </w:tcPr>
-          <w:p>
-            <w:pPr>
-              <w:spacing w:after="0"/>
-            </w:pPr>
-            <w:r/>
-            <w:r>
-              <w:rPr>
-                <w:b/>
-              </w:rPr>
               <w:t>Version</w:t>
             </w:r>
           </w:p>
         </w:tc>
         <w:tc>
           <w:tcPr>
-            <w:tcW w:type="dxa" w:w="2484"/>
-            <w:vAlign w:val="center"/>
-            <w:shd w:fill="D9EAF7"/>
+            <w:tcW w:type="dxa" w:w="3408"/>
+            <w:shd w:fill="B4C6E7"/>
           </w:tcPr>
           <w:p>
-            <w:pPr>
-              <w:spacing w:after="0"/>
-            </w:pPr>
-            <w:r/>
             <w:r>
-              <w:rPr>
-                <w:b/>
-              </w:rPr>
               <w:t>Date</w:t>
             </w:r>
           </w:p>
         </w:tc>
         <w:tc>
           <w:tcPr>
-            <w:tcW w:type="dxa" w:w="2484"/>
-            <w:vAlign w:val="center"/>
-            <w:shd w:fill="D9EAF7"/>
+            <w:tcW w:type="dxa" w:w="3408"/>
+            <w:shd w:fill="B4C6E7"/>
           </w:tcPr>
           <w:p>
-            <w:pPr>
-              <w:spacing w:after="0"/>
-            </w:pPr>
-            <w:r/>
             <w:r>
-              <w:rPr>
-                <w:b/>
-              </w:rPr>
-              <w:t>Author</w:t>
-            </w:r>
-          </w:p>
-        </w:tc>
-        <w:tc>
-          <w:tcPr>
-            <w:tcW w:type="dxa" w:w="2484"/>
-            <w:vAlign w:val="center"/>
-            <w:shd w:fill="D9EAF7"/>
-          </w:tcPr>
-          <w:p>
-            <w:pPr>
-              <w:spacing w:after="0"/>
-            </w:pPr>
-            <w:r/>
-            <w:r>
-              <w:rPr>
-                <w:b/>
-              </w:rPr>
               <w:t>Description</w:t>
             </w:r>
           </w:p>
         </w:tc>
       </w:tr>
       <w:tr>
-        <w:trPr>
-          <w:cantSplit/>
-        </w:trPr>
         <w:tc>
           <w:tcPr>
-            <w:tcW w:type="dxa" w:w="2484"/>
-            <w:vAlign w:val="center"/>
+            <w:tcW w:type="dxa" w:w="3408"/>
           </w:tcPr>
           <w:p>
-            <w:pPr>
-              <w:spacing w:after="0"/>
-            </w:pPr>
-            <w:r/>
             <w:r>
-              <w:rPr>
-                <w:b w:val="0"/>
-              </w:rPr>
               <w:t>0.1</w:t>
             </w:r>
           </w:p>
         </w:tc>
         <w:tc>
           <w:tcPr>
-            <w:tcW w:type="dxa" w:w="2484"/>
-            <w:vAlign w:val="center"/>
+            <w:tcW w:type="dxa" w:w="3408"/>
           </w:tcPr>
           <w:p>
-            <w:pPr>
-              <w:spacing w:after="0"/>
-            </w:pPr>
-            <w:r/>
             <w:r>
-              <w:rPr>
-                <w:b w:val="0"/>
-              </w:rPr>
               <w:t>June 30, 2026</w:t>
             </w:r>
           </w:p>
         </w:tc>
         <w:tc>
           <w:tcPr>
-            <w:tcW w:type="dxa" w:w="2484"/>
-            <w:vAlign w:val="center"/>
+            <w:tcW w:type="dxa" w:w="3408"/>
           </w:tcPr>
           <w:p>
-            <w:pPr>
-              <w:spacing w:after="0"/>
-            </w:pPr>
-            <w:r/>
             <w:r>
-              <w:rPr>
-                <w:b w:val="0"/>
-              </w:rPr>
-              <w:t>Mark Vecchione</w:t>
-            </w:r>
-          </w:p>
-        </w:tc>
-        <w:tc>
-          <w:tcPr>
-            <w:tcW w:type="dxa" w:w="2484"/>
-            <w:vAlign w:val="center"/>
-          </w:tcPr>
-          <w:p>
-            <w:pPr>
-              <w:spacing w:after="0"/>
-            </w:pPr>
-            <w:r/>
-            <w:r>
-              <w:rPr>
-                <w:b w:val="0"/>
-              </w:rPr>
-              <w:t>Initial document created.</w:t>
+              <w:t>Initial Technical Design document.</w:t>
             </w:r>
           </w:p>
         </w:tc>
       </w:tr>
       <w:tr>
-        <w:trPr>
-          <w:cantSplit/>
-        </w:trPr>
         <w:tc>
           <w:tcPr>
-            <w:tcW w:type="dxa" w:w="2484"/>
-            <w:vAlign w:val="center"/>
+            <w:tcW w:type="dxa" w:w="3408"/>
           </w:tcPr>
           <w:p>
-            <w:pPr>
-              <w:spacing w:after="0"/>
-            </w:pPr>
-            <w:r/>
             <w:r>
-              <w:rPr>
-                <w:b w:val="0"/>
-              </w:rPr>
               <w:t>0.2</w:t>
             </w:r>
           </w:p>
         </w:tc>
         <w:tc>
           <w:tcPr>
-            <w:tcW w:type="dxa" w:w="2484"/>
-            <w:vAlign w:val="center"/>
+            <w:tcW w:type="dxa" w:w="3408"/>
           </w:tcPr>
           <w:p>
-            <w:pPr>
-              <w:spacing w:after="0"/>
-            </w:pPr>
-            <w:r/>
             <w:r>
-              <w:rPr>
-                <w:b w:val="0"/>
-              </w:rPr>
               <w:t>July 21, 2026</w:t>
             </w:r>
           </w:p>
         </w:tc>
         <w:tc>
           <w:tcPr>
-            <w:tcW w:type="dxa" w:w="2484"/>
-            <w:vAlign w:val="center"/>
+            <w:tcW w:type="dxa" w:w="3408"/>
           </w:tcPr>
           <w:p>
-            <w:pPr>
-              <w:spacing w:after="0"/>
-            </w:pPr>
-            <w:r/>
             <w:r>
-              <w:rPr>
-                <w:b w:val="0"/>
-              </w:rPr>
-              <w:t>Mark Vecchione</w:t>
+              <w:t>Updated through SA-001 and SA-002 with business entities, relationships, job-component structure, budget architecture, operational grain, posted cost, billing, WIP, and forecasting.</w:t>
+            </w:r>
+          </w:p>
+        </w:tc>
+      </w:tr>
+      <w:tr>
+        <w:tc>
+          <w:tcPr>
+            <w:tcW w:type="dxa" w:w="3408"/>
+          </w:tcPr>
+          <w:p>
+            <w:r>
+              <w:t>0.3</w:t>
             </w:r>
           </w:p>
         </w:tc>
         <w:tc>
           <w:tcPr>
-            <w:tcW w:type="dxa" w:w="2484"/>
-            <w:vAlign w:val="center"/>
+            <w:tcW w:type="dxa" w:w="3408"/>
           </w:tcPr>
           <w:p>
-            <w:pPr>
-              <w:spacing w:after="0"/>
-            </w:pPr>
-            <w:r/>
             <w:r>
-              <w:rPr>
-                <w:b w:val="0"/>
-              </w:rPr>
-              <w:t>Updated to incorporate SA-001 and SA-002 entity, relationship, job-component, budget, posting, WIP, forecasting, and architecture decisions.</w:t>
+              <w:t>July 21, 2026</w:t>
+            </w:r>
+          </w:p>
+        </w:tc>
+        <w:tc>
+          <w:tcPr>
+            <w:tcW w:type="dxa" w:w="3408"/>
+          </w:tcPr>
+          <w:p>
+            <w:r>
+              <w:t>Updated through SA-003 with logical subject areas, authoritative-record rules, source-system boundaries, work-group derivation, operational-to-final cost matching, WIP snapshots, effective-dated master data, and global configuration.</w:t>
             </w:r>
           </w:p>
         </w:tc>
       </w:tr>
     </w:tbl>
-    <w:p/>
     <w:sectPr>
       <w:pgSz w:w="12240" w:h="15840"/>
-      <w:pgMar w:top="1008" w:right="1152" w:bottom="1008" w:left="1152" w:header="720" w:footer="720" w:gutter="0"/>
+      <w:pgMar w:top="936" w:right="1008" w:bottom="936" w:left="1008" w:header="720" w:footer="720" w:gutter="0"/>
       <w:cols w:space="720"/>
       <w:docGrid w:linePitch="360"/>
     </w:sectPr>
@@ -5125,9 +4708,6 @@
     <w:name w:val="Normal"/>
     <w:qFormat/>
     <w:rsid w:val="00FC693F"/>
-    <w:pPr>
-      <w:spacing w:after="120"/>
-    </w:pPr>
     <w:rPr>
       <w:rFonts w:ascii="Aptos" w:hAnsi="Aptos"/>
       <w:sz w:val="21"/>
@@ -5196,7 +4776,7 @@
       <w:b/>
       <w:bCs/>
       <w:color w:val="365F91" w:themeColor="accent1" w:themeShade="BF"/>
-      <w:sz w:val="30"/>
+      <w:sz w:val="32"/>
       <w:szCs w:val="28"/>
     </w:rPr>
   </w:style>
@@ -5216,11 +4796,11 @@
       <w:outlineLvl w:val="1"/>
     </w:pPr>
     <w:rPr>
-      <w:rFonts w:asciiTheme="majorHAnsi" w:eastAsiaTheme="majorEastAsia" w:hAnsiTheme="majorHAnsi" w:cstheme="majorBidi" w:ascii="Aptos" w:hAnsi="Aptos"/>
+      <w:rFonts w:asciiTheme="majorHAnsi" w:eastAsiaTheme="majorEastAsia" w:hAnsiTheme="majorHAnsi" w:cstheme="majorBidi" w:ascii="Aptos Display" w:hAnsi="Aptos Display"/>
       <w:b/>
       <w:bCs/>
       <w:color w:val="4F81BD" w:themeColor="accent1"/>
-      <w:sz w:val="25"/>
+      <w:sz w:val="26"/>
       <w:szCs w:val="26"/>
     </w:rPr>
   </w:style>
@@ -5240,7 +4820,7 @@
       <w:outlineLvl w:val="2"/>
     </w:pPr>
     <w:rPr>
-      <w:rFonts w:asciiTheme="majorHAnsi" w:eastAsiaTheme="majorEastAsia" w:hAnsiTheme="majorHAnsi" w:cstheme="majorBidi" w:ascii="Aptos" w:hAnsi="Aptos"/>
+      <w:rFonts w:asciiTheme="majorHAnsi" w:eastAsiaTheme="majorEastAsia" w:hAnsiTheme="majorHAnsi" w:cstheme="majorBidi" w:ascii="Aptos Display" w:hAnsi="Aptos Display"/>
       <w:b/>
       <w:bCs/>
       <w:color w:val="4F81BD" w:themeColor="accent1"/>
@@ -5483,7 +5063,6 @@
     </w:pPr>
     <w:rPr>
       <w:rFonts w:asciiTheme="majorHAnsi" w:eastAsiaTheme="majorEastAsia" w:hAnsiTheme="majorHAnsi" w:cstheme="majorBidi" w:ascii="Aptos Display" w:hAnsi="Aptos Display"/>
-      <w:b/>
       <w:color w:val="17365D" w:themeColor="text2" w:themeShade="BF"/>
       <w:spacing w:val="5"/>
       <w:kern w:val="28"/>
@@ -16816,17 +16395,6 @@
         <w:shd w:val="clear" w:color="auto" w:fill="FBCAA2" w:themeFill="accent6" w:themeFillTint="7F"/>
       </w:tcPr>
     </w:tblStylePr>
-  </w:style>
-  <w:style w:type="paragraph" w:customStyle="1" w:styleId="CodeBlock">
-    <w:name w:val="Code Block"/>
-    <w:pPr>
-      <w:spacing w:before="60" w:after="60"/>
-      <w:ind w:left="360"/>
-    </w:pPr>
-    <w:rPr>
-      <w:rFonts w:ascii="Consolas" w:hAnsi="Consolas"/>
-      <w:sz w:val="18"/>
-    </w:rPr>
   </w:style>
 </w:styles>
 </file>
